--- a/Дипломна работа.docx
+++ b/Дипломна работа.docx
@@ -3924,7 +3924,7 @@
     <w:p>
       <w:pPr>
         <w:spacing w:before="100" w:beforeAutospacing="1" w:after="100" w:afterAutospacing="1" w:line="240" w:lineRule="auto"/>
-        <w:ind w:firstLine="708"/>
+        <w:ind w:firstLine="851"/>
         <w:jc w:val="both"/>
         <w:rPr>
           <w:rFonts w:ascii="Times New Roman" w:hAnsi="Times New Roman"/>
@@ -3942,10 +3942,9 @@
       </w:r>
       <w:r>
         <w:rPr>
-          <w:b/>
-          <w:bCs/>
-          <w:sz w:val="28"/>
-          <w:szCs w:val="28"/>
+          <w:rFonts w:ascii="Times New Roman" w:hAnsi="Times New Roman"/>
+          <w:sz w:val="24"/>
+          <w:szCs w:val="24"/>
         </w:rPr>
         <w:br w:type="page"/>
       </w:r>
@@ -3982,8 +3981,8 @@
     </w:p>
     <w:p>
       <w:pPr>
-        <w:spacing w:after="160" w:line="259" w:lineRule="auto"/>
-        <w:ind w:firstLine="708"/>
+        <w:spacing w:before="100" w:beforeAutospacing="1" w:after="100" w:afterAutospacing="1" w:line="240" w:lineRule="auto"/>
+        <w:ind w:firstLine="851"/>
         <w:jc w:val="both"/>
         <w:rPr>
           <w:rFonts w:ascii="Times New Roman" w:hAnsi="Times New Roman"/>
@@ -4000,6 +3999,11 @@
         <w:t>В настоящата глава е представен обзор на основните технологии, използвани при</w:t>
       </w:r>
       <w:r>
+        <w:rPr>
+          <w:rFonts w:ascii="Times New Roman" w:hAnsi="Times New Roman"/>
+          <w:sz w:val="24"/>
+          <w:szCs w:val="24"/>
+        </w:rPr>
         <w:t xml:space="preserve"> </w:t>
       </w:r>
       <w:r>
@@ -4040,8 +4044,8 @@
     </w:p>
     <w:p>
       <w:pPr>
-        <w:spacing w:after="160" w:line="259" w:lineRule="auto"/>
-        <w:ind w:firstLine="708"/>
+        <w:spacing w:before="100" w:beforeAutospacing="1" w:after="100" w:afterAutospacing="1" w:line="240" w:lineRule="auto"/>
+        <w:ind w:firstLine="851"/>
         <w:jc w:val="both"/>
         <w:rPr>
           <w:rFonts w:ascii="Times New Roman" w:hAnsi="Times New Roman"/>
@@ -4060,8 +4064,8 @@
     </w:p>
     <w:p>
       <w:pPr>
-        <w:spacing w:after="160" w:line="259" w:lineRule="auto"/>
-        <w:ind w:firstLine="708"/>
+        <w:spacing w:before="100" w:beforeAutospacing="1" w:after="100" w:afterAutospacing="1" w:line="240" w:lineRule="auto"/>
+        <w:ind w:firstLine="851"/>
         <w:jc w:val="both"/>
         <w:rPr>
           <w:rFonts w:ascii="Times New Roman" w:hAnsi="Times New Roman"/>
@@ -4080,8 +4084,8 @@
     </w:p>
     <w:p>
       <w:pPr>
-        <w:spacing w:after="160" w:line="259" w:lineRule="auto"/>
-        <w:ind w:firstLine="708"/>
+        <w:spacing w:before="100" w:beforeAutospacing="1" w:after="100" w:afterAutospacing="1" w:line="240" w:lineRule="auto"/>
+        <w:ind w:firstLine="851"/>
         <w:jc w:val="both"/>
         <w:rPr>
           <w:rFonts w:ascii="Times New Roman" w:hAnsi="Times New Roman"/>
@@ -4100,8 +4104,8 @@
     </w:p>
     <w:p>
       <w:pPr>
-        <w:spacing w:after="160" w:line="259" w:lineRule="auto"/>
-        <w:ind w:firstLine="708"/>
+        <w:spacing w:before="100" w:beforeAutospacing="1" w:after="100" w:afterAutospacing="1" w:line="240" w:lineRule="auto"/>
+        <w:ind w:firstLine="851"/>
         <w:jc w:val="both"/>
         <w:rPr>
           <w:rFonts w:ascii="Times New Roman" w:hAnsi="Times New Roman"/>
@@ -4120,8 +4124,8 @@
     </w:p>
     <w:p>
       <w:pPr>
-        <w:spacing w:after="160" w:line="259" w:lineRule="auto"/>
-        <w:ind w:firstLine="708"/>
+        <w:spacing w:before="100" w:beforeAutospacing="1" w:after="100" w:afterAutospacing="1" w:line="240" w:lineRule="auto"/>
+        <w:ind w:firstLine="851"/>
         <w:jc w:val="both"/>
         <w:rPr>
           <w:rFonts w:ascii="Times New Roman" w:hAnsi="Times New Roman"/>
@@ -4141,8 +4145,8 @@
     </w:p>
     <w:p>
       <w:pPr>
-        <w:spacing w:after="160" w:line="259" w:lineRule="auto"/>
-        <w:ind w:firstLine="708"/>
+        <w:spacing w:before="100" w:beforeAutospacing="1" w:after="100" w:afterAutospacing="1" w:line="240" w:lineRule="auto"/>
+        <w:ind w:firstLine="851"/>
         <w:jc w:val="both"/>
         <w:rPr>
           <w:rFonts w:ascii="Times New Roman" w:hAnsi="Times New Roman"/>
@@ -4161,8 +4165,8 @@
     </w:p>
     <w:p>
       <w:pPr>
-        <w:spacing w:after="160" w:line="259" w:lineRule="auto"/>
-        <w:ind w:firstLine="708"/>
+        <w:spacing w:before="100" w:beforeAutospacing="1" w:after="100" w:afterAutospacing="1" w:line="240" w:lineRule="auto"/>
+        <w:ind w:firstLine="851"/>
         <w:jc w:val="both"/>
         <w:rPr>
           <w:rFonts w:ascii="Times New Roman" w:hAnsi="Times New Roman"/>
@@ -4181,31 +4185,61 @@
     </w:p>
     <w:p>
       <w:pPr>
-        <w:pStyle w:val="NormalWeb"/>
-        <w:ind w:firstLine="708"/>
-        <w:jc w:val="both"/>
-      </w:pPr>
-      <w:r>
+        <w:spacing w:before="100" w:beforeAutospacing="1" w:after="100" w:afterAutospacing="1" w:line="240" w:lineRule="auto"/>
+        <w:ind w:firstLine="851"/>
+        <w:jc w:val="both"/>
+        <w:rPr>
+          <w:rFonts w:ascii="Times New Roman" w:hAnsi="Times New Roman"/>
+          <w:sz w:val="24"/>
+          <w:szCs w:val="24"/>
+        </w:rPr>
+      </w:pPr>
+      <w:r>
+        <w:rPr>
+          <w:rFonts w:ascii="Times New Roman" w:hAnsi="Times New Roman"/>
+          <w:sz w:val="24"/>
+          <w:szCs w:val="24"/>
+        </w:rPr>
         <w:t>В допълнение към слоестата структура, системата е проектирана съобразно принципите на Clean Architecture и принципите за разделяне на отговорностите (Separation of Concerns). Това позволява ясно разграничаване между бизнес логиката, слоя за достъп до данни и представителния слой, като по този начин се минимизира зависимостта между отделните компоненти.</w:t>
       </w:r>
     </w:p>
     <w:p>
       <w:pPr>
-        <w:pStyle w:val="NormalWeb"/>
-        <w:ind w:firstLine="708"/>
-        <w:jc w:val="both"/>
-      </w:pPr>
-      <w:r>
+        <w:spacing w:before="100" w:beforeAutospacing="1" w:after="100" w:afterAutospacing="1" w:line="240" w:lineRule="auto"/>
+        <w:ind w:firstLine="851"/>
+        <w:jc w:val="both"/>
+        <w:rPr>
+          <w:rFonts w:ascii="Times New Roman" w:hAnsi="Times New Roman"/>
+          <w:sz w:val="24"/>
+          <w:szCs w:val="24"/>
+        </w:rPr>
+      </w:pPr>
+      <w:r>
+        <w:rPr>
+          <w:rFonts w:ascii="Times New Roman" w:hAnsi="Times New Roman"/>
+          <w:sz w:val="24"/>
+          <w:szCs w:val="24"/>
+        </w:rPr>
         <w:t>Прилагането на този подход осигурява висока степен на модулност и улеснява бъдещо разширяване и модификация на системата, без това да води до промени в останалите слоеве на приложението. Освен това архитектурният дизайн е ориентиран към тестируемост, като логиката на приложението е изолирана в отделни услуги (services), което позволява лесно създаване на unit и integration тестове.</w:t>
       </w:r>
     </w:p>
     <w:p>
       <w:pPr>
-        <w:pStyle w:val="NormalWeb"/>
-        <w:ind w:firstLine="360"/>
-        <w:jc w:val="both"/>
-      </w:pPr>
-      <w:r>
+        <w:spacing w:before="100" w:beforeAutospacing="1" w:after="100" w:afterAutospacing="1" w:line="240" w:lineRule="auto"/>
+        <w:ind w:firstLine="851"/>
+        <w:jc w:val="both"/>
+        <w:rPr>
+          <w:rFonts w:ascii="Times New Roman" w:hAnsi="Times New Roman"/>
+          <w:sz w:val="24"/>
+          <w:szCs w:val="24"/>
+        </w:rPr>
+      </w:pPr>
+      <w:r>
+        <w:rPr>
+          <w:rFonts w:ascii="Times New Roman" w:hAnsi="Times New Roman"/>
+          <w:sz w:val="24"/>
+          <w:szCs w:val="24"/>
+        </w:rPr>
         <w:t>По този начин системата е проектирана не само като функционално уеб приложение, но и като устойчив и разширяем софтуерен продукт, отговарящ на съвременните стандарти за софтуерно инженерство.</w:t>
       </w:r>
     </w:p>
@@ -4238,10 +4272,21 @@
     </w:p>
     <w:p>
       <w:pPr>
-        <w:pStyle w:val="NormalWeb"/>
-        <w:ind w:firstLine="360"/>
-      </w:pPr>
-      <w:r>
+        <w:spacing w:before="100" w:beforeAutospacing="1" w:after="100" w:afterAutospacing="1" w:line="240" w:lineRule="auto"/>
+        <w:ind w:firstLine="851"/>
+        <w:jc w:val="both"/>
+        <w:rPr>
+          <w:rFonts w:ascii="Times New Roman" w:hAnsi="Times New Roman"/>
+          <w:sz w:val="24"/>
+          <w:szCs w:val="24"/>
+        </w:rPr>
+      </w:pPr>
+      <w:r>
+        <w:rPr>
+          <w:rFonts w:ascii="Times New Roman" w:hAnsi="Times New Roman"/>
+          <w:sz w:val="24"/>
+          <w:szCs w:val="24"/>
+        </w:rPr>
         <w:t>Сървърната част на разработената платформа за публикуване и слушане на музика е реализирана чрез ASP.NET Core Web API, като основен технологичен стек за изграждане на бизнес логиката, обработка на заявки и управление на данните. Избраните технологии са ориентирани към висока производителност, модулност, тестируемост и възможност за лесно разширяване на системата, включително интеграция на допълнителни механизми за сигурност.</w:t>
       </w:r>
     </w:p>
@@ -4265,8 +4310,8 @@
     </w:p>
     <w:p>
       <w:pPr>
-        <w:spacing w:after="160" w:line="259" w:lineRule="auto"/>
-        <w:ind w:firstLine="708"/>
+        <w:spacing w:before="100" w:beforeAutospacing="1" w:after="100" w:afterAutospacing="1" w:line="240" w:lineRule="auto"/>
+        <w:ind w:firstLine="851"/>
         <w:jc w:val="both"/>
         <w:rPr>
           <w:rFonts w:ascii="Times New Roman" w:hAnsi="Times New Roman"/>
@@ -4285,8 +4330,8 @@
     </w:p>
     <w:p>
       <w:pPr>
-        <w:spacing w:after="160" w:line="259" w:lineRule="auto"/>
-        <w:ind w:firstLine="708"/>
+        <w:spacing w:before="100" w:beforeAutospacing="1" w:after="100" w:afterAutospacing="1" w:line="240" w:lineRule="auto"/>
+        <w:ind w:firstLine="851"/>
         <w:jc w:val="both"/>
         <w:rPr>
           <w:rFonts w:ascii="Times New Roman" w:hAnsi="Times New Roman"/>
@@ -4305,8 +4350,8 @@
     </w:p>
     <w:p>
       <w:pPr>
-        <w:spacing w:after="160" w:line="259" w:lineRule="auto"/>
-        <w:ind w:firstLine="708"/>
+        <w:spacing w:before="100" w:beforeAutospacing="1" w:after="100" w:afterAutospacing="1" w:line="240" w:lineRule="auto"/>
+        <w:ind w:firstLine="851"/>
         <w:jc w:val="both"/>
         <w:rPr>
           <w:rFonts w:ascii="Times New Roman" w:hAnsi="Times New Roman"/>
@@ -4339,8 +4384,8 @@
     </w:p>
     <w:p>
       <w:pPr>
-        <w:spacing w:after="160" w:line="259" w:lineRule="auto"/>
-        <w:ind w:firstLine="708"/>
+        <w:spacing w:before="100" w:beforeAutospacing="1" w:after="100" w:afterAutospacing="1" w:line="240" w:lineRule="auto"/>
+        <w:ind w:firstLine="851"/>
         <w:jc w:val="both"/>
         <w:rPr>
           <w:rFonts w:ascii="Times New Roman" w:hAnsi="Times New Roman"/>
@@ -4359,8 +4404,8 @@
     </w:p>
     <w:p>
       <w:pPr>
-        <w:spacing w:after="160" w:line="259" w:lineRule="auto"/>
-        <w:ind w:firstLine="708"/>
+        <w:spacing w:before="100" w:beforeAutospacing="1" w:after="100" w:afterAutospacing="1" w:line="240" w:lineRule="auto"/>
+        <w:ind w:firstLine="851"/>
         <w:jc w:val="both"/>
         <w:rPr>
           <w:rFonts w:ascii="Times New Roman" w:hAnsi="Times New Roman"/>
@@ -4379,8 +4424,8 @@
     </w:p>
     <w:p>
       <w:pPr>
-        <w:spacing w:after="160" w:line="259" w:lineRule="auto"/>
-        <w:ind w:firstLine="708"/>
+        <w:spacing w:before="100" w:beforeAutospacing="1" w:after="100" w:afterAutospacing="1" w:line="240" w:lineRule="auto"/>
+        <w:ind w:firstLine="851"/>
         <w:jc w:val="both"/>
         <w:rPr>
           <w:rFonts w:ascii="Times New Roman" w:hAnsi="Times New Roman"/>
@@ -4413,8 +4458,8 @@
     </w:p>
     <w:p>
       <w:pPr>
-        <w:spacing w:after="160" w:line="259" w:lineRule="auto"/>
-        <w:ind w:firstLine="708"/>
+        <w:spacing w:before="100" w:beforeAutospacing="1" w:after="100" w:afterAutospacing="1" w:line="240" w:lineRule="auto"/>
+        <w:ind w:firstLine="851"/>
         <w:jc w:val="both"/>
         <w:rPr>
           <w:rFonts w:ascii="Times New Roman" w:hAnsi="Times New Roman"/>
@@ -4433,8 +4478,8 @@
     </w:p>
     <w:p>
       <w:pPr>
-        <w:spacing w:after="160" w:line="259" w:lineRule="auto"/>
-        <w:ind w:firstLine="708"/>
+        <w:spacing w:before="100" w:beforeAutospacing="1" w:after="100" w:afterAutospacing="1" w:line="240" w:lineRule="auto"/>
+        <w:ind w:firstLine="851"/>
         <w:jc w:val="both"/>
         <w:rPr>
           <w:rFonts w:ascii="Times New Roman" w:hAnsi="Times New Roman"/>
@@ -4453,8 +4498,8 @@
     </w:p>
     <w:p>
       <w:pPr>
-        <w:spacing w:after="160" w:line="259" w:lineRule="auto"/>
-        <w:ind w:firstLine="708"/>
+        <w:spacing w:before="100" w:beforeAutospacing="1" w:after="100" w:afterAutospacing="1" w:line="240" w:lineRule="auto"/>
+        <w:ind w:firstLine="851"/>
         <w:jc w:val="both"/>
         <w:rPr>
           <w:rFonts w:ascii="Times New Roman" w:hAnsi="Times New Roman"/>
@@ -4481,14 +4526,15 @@
       </w:pPr>
       <w:bookmarkStart w:id="10" w:name="_Toc231847670"/>
       <w:r>
+        <w:lastRenderedPageBreak/>
         <w:t>JWT Authentication</w:t>
       </w:r>
       <w:bookmarkEnd w:id="10"/>
     </w:p>
     <w:p>
       <w:pPr>
-        <w:spacing w:after="160" w:line="259" w:lineRule="auto"/>
-        <w:ind w:firstLine="708"/>
+        <w:spacing w:before="100" w:beforeAutospacing="1" w:after="100" w:afterAutospacing="1" w:line="240" w:lineRule="auto"/>
+        <w:ind w:firstLine="851"/>
         <w:jc w:val="both"/>
         <w:rPr>
           <w:rFonts w:ascii="Times New Roman" w:hAnsi="Times New Roman"/>
@@ -4507,29 +4553,28 @@
     </w:p>
     <w:p>
       <w:pPr>
-        <w:spacing w:after="160" w:line="259" w:lineRule="auto"/>
-        <w:ind w:firstLine="708"/>
-        <w:jc w:val="both"/>
-        <w:rPr>
-          <w:rFonts w:ascii="Times New Roman" w:hAnsi="Times New Roman"/>
-          <w:sz w:val="24"/>
-          <w:szCs w:val="24"/>
-        </w:rPr>
-      </w:pPr>
-      <w:r>
-        <w:rPr>
-          <w:rFonts w:ascii="Times New Roman" w:hAnsi="Times New Roman"/>
-          <w:sz w:val="24"/>
-          <w:szCs w:val="24"/>
-        </w:rPr>
-        <w:lastRenderedPageBreak/>
+        <w:spacing w:before="100" w:beforeAutospacing="1" w:after="100" w:afterAutospacing="1" w:line="240" w:lineRule="auto"/>
+        <w:ind w:firstLine="851"/>
+        <w:jc w:val="both"/>
+        <w:rPr>
+          <w:rFonts w:ascii="Times New Roman" w:hAnsi="Times New Roman"/>
+          <w:sz w:val="24"/>
+          <w:szCs w:val="24"/>
+        </w:rPr>
+      </w:pPr>
+      <w:r>
+        <w:rPr>
+          <w:rFonts w:ascii="Times New Roman" w:hAnsi="Times New Roman"/>
+          <w:sz w:val="24"/>
+          <w:szCs w:val="24"/>
+        </w:rPr>
         <w:t>При успешен вход в системата се генерира подписан токен, който съдържа информация за потребителя и неговите права за достъп. Този токен се изпраща от клиента при всяка заявка към сървъра и се използва за валидация на идентичността и разрешенията.</w:t>
       </w:r>
     </w:p>
     <w:p>
       <w:pPr>
-        <w:spacing w:after="160" w:line="259" w:lineRule="auto"/>
-        <w:ind w:firstLine="708"/>
+        <w:spacing w:before="100" w:beforeAutospacing="1" w:after="100" w:afterAutospacing="1" w:line="240" w:lineRule="auto"/>
+        <w:ind w:firstLine="851"/>
         <w:jc w:val="both"/>
         <w:rPr>
           <w:rFonts w:ascii="Times New Roman" w:hAnsi="Times New Roman"/>
@@ -4562,8 +4607,8 @@
     </w:p>
     <w:p>
       <w:pPr>
-        <w:spacing w:after="160" w:line="259" w:lineRule="auto"/>
-        <w:ind w:firstLine="708"/>
+        <w:spacing w:before="100" w:beforeAutospacing="1" w:after="100" w:afterAutospacing="1" w:line="240" w:lineRule="auto"/>
+        <w:ind w:firstLine="851"/>
         <w:jc w:val="both"/>
         <w:rPr>
           <w:rFonts w:ascii="Times New Roman" w:hAnsi="Times New Roman"/>
@@ -4582,8 +4627,8 @@
     </w:p>
     <w:p>
       <w:pPr>
-        <w:spacing w:after="160" w:line="259" w:lineRule="auto"/>
-        <w:ind w:firstLine="708"/>
+        <w:spacing w:before="100" w:beforeAutospacing="1" w:after="100" w:afterAutospacing="1" w:line="240" w:lineRule="auto"/>
+        <w:ind w:firstLine="851"/>
         <w:jc w:val="both"/>
         <w:rPr>
           <w:rFonts w:ascii="Times New Roman" w:hAnsi="Times New Roman"/>
@@ -4608,6 +4653,58 @@
           <w:numId w:val="6"/>
         </w:numPr>
       </w:pPr>
+      <w:r>
+        <w:t>Swagger (OpenAPI)</w:t>
+      </w:r>
+    </w:p>
+    <w:p>
+      <w:pPr>
+        <w:spacing w:before="100" w:beforeAutospacing="1" w:after="100" w:afterAutospacing="1" w:line="240" w:lineRule="auto"/>
+        <w:ind w:firstLine="851"/>
+        <w:jc w:val="both"/>
+        <w:rPr>
+          <w:rFonts w:ascii="Times New Roman" w:hAnsi="Times New Roman"/>
+          <w:sz w:val="24"/>
+          <w:szCs w:val="24"/>
+        </w:rPr>
+      </w:pPr>
+      <w:r>
+        <w:rPr>
+          <w:rFonts w:ascii="Times New Roman" w:hAnsi="Times New Roman"/>
+          <w:sz w:val="24"/>
+          <w:szCs w:val="24"/>
+        </w:rPr>
+        <w:t>За документиране и проверка на функционалността на разработения Web API е използван Swagger. Той предоставя автоматично генерирана интерактивна документация, съдържаща информация за всички програмни интерфейси, техните параметри и върнатите резултати.</w:t>
+      </w:r>
+    </w:p>
+    <w:p>
+      <w:pPr>
+        <w:spacing w:before="100" w:beforeAutospacing="1" w:after="100" w:afterAutospacing="1" w:line="240" w:lineRule="auto"/>
+        <w:ind w:firstLine="851"/>
+        <w:jc w:val="both"/>
+        <w:rPr>
+          <w:rFonts w:ascii="Times New Roman" w:hAnsi="Times New Roman"/>
+          <w:sz w:val="24"/>
+          <w:szCs w:val="24"/>
+        </w:rPr>
+      </w:pPr>
+      <w:r>
+        <w:rPr>
+          <w:rFonts w:ascii="Times New Roman" w:hAnsi="Times New Roman"/>
+          <w:sz w:val="24"/>
+          <w:szCs w:val="24"/>
+        </w:rPr>
+        <w:t>Освен като средство за документация, Swagger позволява директно тестване на отделните API методи, което улеснява процеса на разработка, проверка и последваща поддръжка на приложението.</w:t>
+      </w:r>
+    </w:p>
+    <w:p>
+      <w:pPr>
+        <w:pStyle w:val="Heading3"/>
+        <w:numPr>
+          <w:ilvl w:val="0"/>
+          <w:numId w:val="6"/>
+        </w:numPr>
+      </w:pPr>
       <w:bookmarkStart w:id="12" w:name="_Toc231847672"/>
       <w:r>
         <w:t>Unit Testing и интеграционно тестване</w:t>
@@ -4616,8 +4713,8 @@
     </w:p>
     <w:p>
       <w:pPr>
-        <w:spacing w:after="160" w:line="259" w:lineRule="auto"/>
-        <w:ind w:firstLine="708"/>
+        <w:spacing w:before="100" w:beforeAutospacing="1" w:after="100" w:afterAutospacing="1" w:line="240" w:lineRule="auto"/>
+        <w:ind w:firstLine="851"/>
         <w:jc w:val="both"/>
         <w:rPr>
           <w:rFonts w:ascii="Times New Roman" w:hAnsi="Times New Roman"/>
@@ -4636,8 +4733,8 @@
     </w:p>
     <w:p>
       <w:pPr>
-        <w:spacing w:after="160" w:line="259" w:lineRule="auto"/>
-        <w:ind w:firstLine="708"/>
+        <w:spacing w:before="100" w:beforeAutospacing="1" w:after="100" w:afterAutospacing="1" w:line="240" w:lineRule="auto"/>
+        <w:ind w:firstLine="851"/>
         <w:jc w:val="both"/>
         <w:rPr>
           <w:rFonts w:ascii="Times New Roman" w:hAnsi="Times New Roman"/>
@@ -4656,21 +4753,22 @@
     </w:p>
     <w:p>
       <w:pPr>
-        <w:spacing w:after="160" w:line="259" w:lineRule="auto"/>
-        <w:ind w:firstLine="708"/>
-        <w:jc w:val="both"/>
-        <w:rPr>
-          <w:rFonts w:ascii="Times New Roman" w:hAnsi="Times New Roman"/>
-          <w:sz w:val="24"/>
-          <w:szCs w:val="24"/>
-        </w:rPr>
-      </w:pPr>
-      <w:r>
-        <w:rPr>
-          <w:rFonts w:ascii="Times New Roman" w:hAnsi="Times New Roman"/>
-          <w:sz w:val="24"/>
-          <w:szCs w:val="24"/>
-        </w:rPr>
+        <w:spacing w:before="100" w:beforeAutospacing="1" w:after="100" w:afterAutospacing="1" w:line="240" w:lineRule="auto"/>
+        <w:ind w:firstLine="851"/>
+        <w:jc w:val="both"/>
+        <w:rPr>
+          <w:rFonts w:ascii="Times New Roman" w:hAnsi="Times New Roman"/>
+          <w:sz w:val="24"/>
+          <w:szCs w:val="24"/>
+        </w:rPr>
+      </w:pPr>
+      <w:r>
+        <w:rPr>
+          <w:rFonts w:ascii="Times New Roman" w:hAnsi="Times New Roman"/>
+          <w:sz w:val="24"/>
+          <w:szCs w:val="24"/>
+        </w:rPr>
+        <w:lastRenderedPageBreak/>
         <w:t>Комбинацията от unit и интеграционни тестове гарантира висока надеждност на системата и улеснява бъдещото ѝ развитие, като позволява безопасно въвеждане на нови функционалности и рефакториране на съществуващия код.</w:t>
       </w:r>
     </w:p>
@@ -4703,8 +4801,8 @@
     </w:p>
     <w:p>
       <w:pPr>
-        <w:spacing w:after="160" w:line="259" w:lineRule="auto"/>
-        <w:ind w:firstLine="708"/>
+        <w:spacing w:before="100" w:beforeAutospacing="1" w:after="100" w:afterAutospacing="1" w:line="240" w:lineRule="auto"/>
+        <w:ind w:firstLine="851"/>
         <w:jc w:val="both"/>
         <w:rPr>
           <w:rFonts w:ascii="Times New Roman" w:hAnsi="Times New Roman"/>
@@ -4723,8 +4821,8 @@
     </w:p>
     <w:p>
       <w:pPr>
-        <w:spacing w:after="160" w:line="259" w:lineRule="auto"/>
-        <w:ind w:firstLine="708"/>
+        <w:spacing w:before="100" w:beforeAutospacing="1" w:after="100" w:afterAutospacing="1" w:line="240" w:lineRule="auto"/>
+        <w:ind w:firstLine="851"/>
         <w:jc w:val="both"/>
         <w:rPr>
           <w:rFonts w:ascii="Times New Roman" w:hAnsi="Times New Roman"/>
@@ -4751,15 +4849,14 @@
       </w:pPr>
       <w:bookmarkStart w:id="14" w:name="_Toc231847674"/>
       <w:r>
-        <w:lastRenderedPageBreak/>
         <w:t>Релационен модел и структура на данните</w:t>
       </w:r>
       <w:bookmarkEnd w:id="14"/>
     </w:p>
     <w:p>
       <w:pPr>
-        <w:spacing w:after="160" w:line="259" w:lineRule="auto"/>
-        <w:ind w:firstLine="708"/>
+        <w:spacing w:before="100" w:beforeAutospacing="1" w:after="100" w:afterAutospacing="1" w:line="240" w:lineRule="auto"/>
+        <w:ind w:firstLine="851"/>
         <w:jc w:val="both"/>
         <w:rPr>
           <w:rFonts w:ascii="Times New Roman" w:hAnsi="Times New Roman"/>
@@ -4778,8 +4875,8 @@
     </w:p>
     <w:p>
       <w:pPr>
-        <w:spacing w:after="160" w:line="259" w:lineRule="auto"/>
-        <w:ind w:firstLine="708"/>
+        <w:spacing w:before="100" w:beforeAutospacing="1" w:after="100" w:afterAutospacing="1" w:line="240" w:lineRule="auto"/>
+        <w:ind w:firstLine="851"/>
         <w:jc w:val="both"/>
         <w:rPr>
           <w:rFonts w:ascii="Times New Roman" w:hAnsi="Times New Roman"/>
@@ -4812,8 +4909,8 @@
     </w:p>
     <w:p>
       <w:pPr>
-        <w:spacing w:after="160" w:line="259" w:lineRule="auto"/>
-        <w:ind w:firstLine="708"/>
+        <w:spacing w:before="100" w:beforeAutospacing="1" w:after="100" w:afterAutospacing="1" w:line="240" w:lineRule="auto"/>
+        <w:ind w:firstLine="851"/>
         <w:jc w:val="both"/>
         <w:rPr>
           <w:rFonts w:ascii="Times New Roman" w:hAnsi="Times New Roman"/>
@@ -4832,8 +4929,8 @@
     </w:p>
     <w:p>
       <w:pPr>
-        <w:spacing w:after="160" w:line="259" w:lineRule="auto"/>
-        <w:ind w:firstLine="708"/>
+        <w:spacing w:before="100" w:beforeAutospacing="1" w:after="100" w:afterAutospacing="1" w:line="240" w:lineRule="auto"/>
+        <w:ind w:firstLine="851"/>
         <w:jc w:val="both"/>
         <w:rPr>
           <w:rFonts w:ascii="Times New Roman" w:hAnsi="Times New Roman"/>
@@ -4866,8 +4963,8 @@
     </w:p>
     <w:p>
       <w:pPr>
-        <w:spacing w:after="160" w:line="259" w:lineRule="auto"/>
-        <w:ind w:firstLine="708"/>
+        <w:spacing w:before="100" w:beforeAutospacing="1" w:after="100" w:afterAutospacing="1" w:line="240" w:lineRule="auto"/>
+        <w:ind w:firstLine="851"/>
         <w:jc w:val="both"/>
         <w:rPr>
           <w:rFonts w:ascii="Times New Roman" w:hAnsi="Times New Roman"/>
@@ -4886,21 +4983,22 @@
     </w:p>
     <w:p>
       <w:pPr>
-        <w:spacing w:after="160" w:line="259" w:lineRule="auto"/>
-        <w:ind w:firstLine="708"/>
-        <w:jc w:val="both"/>
-        <w:rPr>
-          <w:rFonts w:ascii="Times New Roman" w:hAnsi="Times New Roman"/>
-          <w:sz w:val="24"/>
-          <w:szCs w:val="24"/>
-        </w:rPr>
-      </w:pPr>
-      <w:r>
-        <w:rPr>
-          <w:rFonts w:ascii="Times New Roman" w:hAnsi="Times New Roman"/>
-          <w:sz w:val="24"/>
-          <w:szCs w:val="24"/>
-        </w:rPr>
+        <w:spacing w:before="100" w:beforeAutospacing="1" w:after="100" w:afterAutospacing="1" w:line="240" w:lineRule="auto"/>
+        <w:ind w:firstLine="851"/>
+        <w:jc w:val="both"/>
+        <w:rPr>
+          <w:rFonts w:ascii="Times New Roman" w:hAnsi="Times New Roman"/>
+          <w:sz w:val="24"/>
+          <w:szCs w:val="24"/>
+        </w:rPr>
+      </w:pPr>
+      <w:r>
+        <w:rPr>
+          <w:rFonts w:ascii="Times New Roman" w:hAnsi="Times New Roman"/>
+          <w:sz w:val="24"/>
+          <w:szCs w:val="24"/>
+        </w:rPr>
+        <w:lastRenderedPageBreak/>
         <w:t>Освен това се използват оптимизирани заявки чрез ORM слоя (Entity Framework Core), което допълнително намалява необходимостта от ръчно писане на сложни SQL операции.</w:t>
       </w:r>
     </w:p>
@@ -4920,8 +5018,8 @@
     </w:p>
     <w:p>
       <w:pPr>
-        <w:spacing w:after="160" w:line="259" w:lineRule="auto"/>
-        <w:ind w:firstLine="708"/>
+        <w:spacing w:before="100" w:beforeAutospacing="1" w:after="100" w:afterAutospacing="1" w:line="240" w:lineRule="auto"/>
+        <w:ind w:firstLine="851"/>
         <w:jc w:val="both"/>
         <w:rPr>
           <w:rFonts w:ascii="Times New Roman" w:hAnsi="Times New Roman"/>
@@ -4940,8 +5038,8 @@
     </w:p>
     <w:p>
       <w:pPr>
-        <w:spacing w:after="160" w:line="259" w:lineRule="auto"/>
-        <w:ind w:firstLine="708"/>
+        <w:spacing w:before="100" w:beforeAutospacing="1" w:after="100" w:afterAutospacing="1" w:line="240" w:lineRule="auto"/>
+        <w:ind w:firstLine="851"/>
         <w:jc w:val="both"/>
         <w:rPr>
           <w:rFonts w:ascii="Times New Roman" w:hAnsi="Times New Roman"/>
@@ -4974,8 +5072,8 @@
     </w:p>
     <w:p>
       <w:pPr>
-        <w:spacing w:after="160" w:line="259" w:lineRule="auto"/>
-        <w:ind w:firstLine="708"/>
+        <w:spacing w:before="100" w:beforeAutospacing="1" w:after="100" w:afterAutospacing="1" w:line="240" w:lineRule="auto"/>
+        <w:ind w:firstLine="851"/>
         <w:jc w:val="both"/>
         <w:rPr>
           <w:rFonts w:ascii="Times New Roman" w:hAnsi="Times New Roman"/>
@@ -4994,22 +5092,21 @@
     </w:p>
     <w:p>
       <w:pPr>
-        <w:spacing w:after="160" w:line="259" w:lineRule="auto"/>
-        <w:ind w:firstLine="708"/>
-        <w:jc w:val="both"/>
-        <w:rPr>
-          <w:rFonts w:ascii="Times New Roman" w:hAnsi="Times New Roman"/>
-          <w:sz w:val="24"/>
-          <w:szCs w:val="24"/>
-        </w:rPr>
-      </w:pPr>
-      <w:r>
-        <w:rPr>
-          <w:rFonts w:ascii="Times New Roman" w:hAnsi="Times New Roman"/>
-          <w:sz w:val="24"/>
-          <w:szCs w:val="24"/>
-        </w:rPr>
-        <w:lastRenderedPageBreak/>
+        <w:spacing w:before="100" w:beforeAutospacing="1" w:after="100" w:afterAutospacing="1" w:line="240" w:lineRule="auto"/>
+        <w:ind w:firstLine="851"/>
+        <w:jc w:val="both"/>
+        <w:rPr>
+          <w:rFonts w:ascii="Times New Roman" w:hAnsi="Times New Roman"/>
+          <w:sz w:val="24"/>
+          <w:szCs w:val="24"/>
+        </w:rPr>
+      </w:pPr>
+      <w:r>
+        <w:rPr>
+          <w:rFonts w:ascii="Times New Roman" w:hAnsi="Times New Roman"/>
+          <w:sz w:val="24"/>
+          <w:szCs w:val="24"/>
+        </w:rPr>
         <w:t>По този начин се гарантира, че само оторизирани потребители и системни компоненти могат да извършват операции върху базата данни, което повишава общото ниво на информационна сигурност на платформата.</w:t>
       </w:r>
     </w:p>
@@ -5042,8 +5139,8 @@
     </w:p>
     <w:p>
       <w:pPr>
-        <w:spacing w:after="160" w:line="259" w:lineRule="auto"/>
-        <w:ind w:firstLine="708"/>
+        <w:spacing w:before="100" w:beforeAutospacing="1" w:after="100" w:afterAutospacing="1" w:line="240" w:lineRule="auto"/>
+        <w:ind w:firstLine="851"/>
         <w:jc w:val="both"/>
         <w:rPr>
           <w:rFonts w:ascii="Times New Roman" w:hAnsi="Times New Roman"/>
@@ -5062,8 +5159,8 @@
     </w:p>
     <w:p>
       <w:pPr>
-        <w:spacing w:after="160" w:line="259" w:lineRule="auto"/>
-        <w:ind w:firstLine="708"/>
+        <w:spacing w:before="100" w:beforeAutospacing="1" w:after="100" w:afterAutospacing="1" w:line="240" w:lineRule="auto"/>
+        <w:ind w:firstLine="851"/>
         <w:jc w:val="both"/>
         <w:rPr>
           <w:rFonts w:ascii="Times New Roman" w:hAnsi="Times New Roman"/>
@@ -5096,8 +5193,8 @@
     </w:p>
     <w:p>
       <w:pPr>
-        <w:spacing w:after="160" w:line="259" w:lineRule="auto"/>
-        <w:ind w:firstLine="708"/>
+        <w:spacing w:before="100" w:beforeAutospacing="1" w:after="100" w:afterAutospacing="1" w:line="240" w:lineRule="auto"/>
+        <w:ind w:firstLine="851"/>
         <w:jc w:val="both"/>
         <w:rPr>
           <w:rFonts w:ascii="Times New Roman" w:hAnsi="Times New Roman"/>
@@ -5124,14 +5221,15 @@
       </w:pPr>
       <w:bookmarkStart w:id="21" w:name="_Toc231847681"/>
       <w:r>
+        <w:lastRenderedPageBreak/>
         <w:t>Компонентна архитектура</w:t>
       </w:r>
       <w:bookmarkEnd w:id="21"/>
     </w:p>
     <w:p>
       <w:pPr>
-        <w:spacing w:after="160" w:line="259" w:lineRule="auto"/>
-        <w:ind w:firstLine="708"/>
+        <w:spacing w:before="100" w:beforeAutospacing="1" w:after="100" w:afterAutospacing="1" w:line="240" w:lineRule="auto"/>
+        <w:ind w:firstLine="851"/>
         <w:jc w:val="both"/>
         <w:rPr>
           <w:rFonts w:ascii="Times New Roman" w:hAnsi="Times New Roman"/>
@@ -5150,8 +5248,8 @@
     </w:p>
     <w:p>
       <w:pPr>
-        <w:spacing w:after="160" w:line="259" w:lineRule="auto"/>
-        <w:ind w:firstLine="708"/>
+        <w:spacing w:before="100" w:beforeAutospacing="1" w:after="100" w:afterAutospacing="1" w:line="240" w:lineRule="auto"/>
+        <w:ind w:firstLine="851"/>
         <w:jc w:val="both"/>
         <w:rPr>
           <w:rFonts w:ascii="Times New Roman" w:hAnsi="Times New Roman"/>
@@ -5184,8 +5282,8 @@
     </w:p>
     <w:p>
       <w:pPr>
-        <w:spacing w:after="160" w:line="259" w:lineRule="auto"/>
-        <w:ind w:firstLine="708"/>
+        <w:spacing w:before="100" w:beforeAutospacing="1" w:after="100" w:afterAutospacing="1" w:line="240" w:lineRule="auto"/>
+        <w:ind w:firstLine="851"/>
         <w:jc w:val="both"/>
         <w:rPr>
           <w:rFonts w:ascii="Times New Roman" w:hAnsi="Times New Roman"/>
@@ -5204,8 +5302,8 @@
     </w:p>
     <w:p>
       <w:pPr>
-        <w:spacing w:after="160" w:line="259" w:lineRule="auto"/>
-        <w:ind w:firstLine="708"/>
+        <w:spacing w:before="100" w:beforeAutospacing="1" w:after="100" w:afterAutospacing="1" w:line="240" w:lineRule="auto"/>
+        <w:ind w:firstLine="851"/>
         <w:jc w:val="both"/>
         <w:rPr>
           <w:rFonts w:ascii="Times New Roman" w:hAnsi="Times New Roman"/>
@@ -5238,8 +5336,8 @@
     </w:p>
     <w:p>
       <w:pPr>
-        <w:spacing w:after="160" w:line="259" w:lineRule="auto"/>
-        <w:ind w:firstLine="708"/>
+        <w:spacing w:before="100" w:beforeAutospacing="1" w:after="100" w:afterAutospacing="1" w:line="240" w:lineRule="auto"/>
+        <w:ind w:firstLine="851"/>
         <w:jc w:val="both"/>
         <w:rPr>
           <w:rFonts w:ascii="Times New Roman" w:hAnsi="Times New Roman"/>
@@ -5258,22 +5356,21 @@
     </w:p>
     <w:p>
       <w:pPr>
-        <w:spacing w:after="160" w:line="259" w:lineRule="auto"/>
-        <w:ind w:firstLine="708"/>
-        <w:jc w:val="both"/>
-        <w:rPr>
-          <w:rFonts w:ascii="Times New Roman" w:hAnsi="Times New Roman"/>
-          <w:sz w:val="24"/>
-          <w:szCs w:val="24"/>
-        </w:rPr>
-      </w:pPr>
-      <w:r>
-        <w:rPr>
-          <w:rFonts w:ascii="Times New Roman" w:hAnsi="Times New Roman"/>
-          <w:sz w:val="24"/>
-          <w:szCs w:val="24"/>
-        </w:rPr>
-        <w:lastRenderedPageBreak/>
+        <w:spacing w:before="100" w:beforeAutospacing="1" w:after="100" w:afterAutospacing="1" w:line="240" w:lineRule="auto"/>
+        <w:ind w:firstLine="851"/>
+        <w:jc w:val="both"/>
+        <w:rPr>
+          <w:rFonts w:ascii="Times New Roman" w:hAnsi="Times New Roman"/>
+          <w:sz w:val="24"/>
+          <w:szCs w:val="24"/>
+        </w:rPr>
+      </w:pPr>
+      <w:r>
+        <w:rPr>
+          <w:rFonts w:ascii="Times New Roman" w:hAnsi="Times New Roman"/>
+          <w:sz w:val="24"/>
+          <w:szCs w:val="24"/>
+        </w:rPr>
         <w:t>Навигацията е реализирана по начин, който запазва поведението на SPA приложение, като се избягва презареждане на страницата и се осигурява плавно потребителско изживяване.</w:t>
       </w:r>
     </w:p>
@@ -5293,8 +5390,8 @@
     </w:p>
     <w:p>
       <w:pPr>
-        <w:spacing w:after="160" w:line="259" w:lineRule="auto"/>
-        <w:ind w:firstLine="708"/>
+        <w:spacing w:before="100" w:beforeAutospacing="1" w:after="100" w:afterAutospacing="1" w:line="240" w:lineRule="auto"/>
+        <w:ind w:firstLine="851"/>
         <w:jc w:val="both"/>
         <w:rPr>
           <w:rFonts w:ascii="Times New Roman" w:hAnsi="Times New Roman"/>
@@ -5313,8 +5410,8 @@
     </w:p>
     <w:p>
       <w:pPr>
-        <w:spacing w:after="160" w:line="259" w:lineRule="auto"/>
-        <w:ind w:firstLine="708"/>
+        <w:spacing w:before="100" w:beforeAutospacing="1" w:after="100" w:afterAutospacing="1" w:line="240" w:lineRule="auto"/>
+        <w:ind w:firstLine="851"/>
         <w:jc w:val="both"/>
         <w:rPr>
           <w:rFonts w:ascii="Times New Roman" w:hAnsi="Times New Roman"/>
@@ -5347,8 +5444,8 @@
     </w:p>
     <w:p>
       <w:pPr>
-        <w:spacing w:after="160" w:line="259" w:lineRule="auto"/>
-        <w:ind w:firstLine="708"/>
+        <w:spacing w:before="100" w:beforeAutospacing="1" w:after="100" w:afterAutospacing="1" w:line="240" w:lineRule="auto"/>
+        <w:ind w:firstLine="851"/>
         <w:jc w:val="both"/>
         <w:rPr>
           <w:rFonts w:ascii="Times New Roman" w:hAnsi="Times New Roman"/>
@@ -5367,21 +5464,22 @@
     </w:p>
     <w:p>
       <w:pPr>
-        <w:spacing w:after="160" w:line="259" w:lineRule="auto"/>
-        <w:ind w:firstLine="708"/>
-        <w:jc w:val="both"/>
-        <w:rPr>
-          <w:rFonts w:ascii="Times New Roman" w:hAnsi="Times New Roman"/>
-          <w:sz w:val="24"/>
-          <w:szCs w:val="24"/>
-        </w:rPr>
-      </w:pPr>
-      <w:r>
-        <w:rPr>
-          <w:rFonts w:ascii="Times New Roman" w:hAnsi="Times New Roman"/>
-          <w:sz w:val="24"/>
-          <w:szCs w:val="24"/>
-        </w:rPr>
+        <w:spacing w:before="100" w:beforeAutospacing="1" w:after="100" w:afterAutospacing="1" w:line="240" w:lineRule="auto"/>
+        <w:ind w:firstLine="851"/>
+        <w:jc w:val="both"/>
+        <w:rPr>
+          <w:rFonts w:ascii="Times New Roman" w:hAnsi="Times New Roman"/>
+          <w:sz w:val="24"/>
+          <w:szCs w:val="24"/>
+        </w:rPr>
+      </w:pPr>
+      <w:r>
+        <w:rPr>
+          <w:rFonts w:ascii="Times New Roman" w:hAnsi="Times New Roman"/>
+          <w:sz w:val="24"/>
+          <w:szCs w:val="24"/>
+        </w:rPr>
+        <w:lastRenderedPageBreak/>
         <w:t>Този подход позволява пълно разделяне между клиентската и сървърната част на системата, което улеснява бъдещо разширяване, включително възможност за разработване на мобилно приложение, използващо същото API.</w:t>
       </w:r>
     </w:p>
@@ -5401,8 +5499,8 @@
     </w:p>
     <w:p>
       <w:pPr>
-        <w:spacing w:after="160" w:line="259" w:lineRule="auto"/>
-        <w:ind w:firstLine="708"/>
+        <w:spacing w:before="100" w:beforeAutospacing="1" w:after="100" w:afterAutospacing="1" w:line="240" w:lineRule="auto"/>
+        <w:ind w:firstLine="851"/>
         <w:jc w:val="both"/>
         <w:rPr>
           <w:rFonts w:ascii="Times New Roman" w:hAnsi="Times New Roman"/>
@@ -5421,7 +5519,21 @@
     </w:p>
     <w:p>
       <w:pPr>
-        <w:spacing w:after="160" w:line="259" w:lineRule="auto"/>
+        <w:spacing w:before="100" w:beforeAutospacing="1" w:after="100" w:afterAutospacing="1" w:line="240" w:lineRule="auto"/>
+        <w:ind w:firstLine="851"/>
+        <w:jc w:val="both"/>
+        <w:rPr>
+          <w:rFonts w:ascii="Times New Roman" w:hAnsi="Times New Roman"/>
+          <w:sz w:val="24"/>
+          <w:szCs w:val="24"/>
+        </w:rPr>
+      </w:pPr>
+    </w:p>
+    <w:p>
+      <w:pPr>
+        <w:spacing w:before="100" w:beforeAutospacing="1" w:after="100" w:afterAutospacing="1" w:line="240" w:lineRule="auto"/>
+        <w:ind w:firstLine="851"/>
+        <w:jc w:val="both"/>
       </w:pPr>
       <w:r>
         <w:br w:type="page"/>
@@ -5459,20 +5571,2455 @@
     </w:p>
     <w:p>
       <w:pPr>
-        <w:spacing w:after="160" w:line="259" w:lineRule="auto"/>
-        <w:rPr>
-          <w:b/>
-          <w:bCs/>
+        <w:pStyle w:val="Heading2"/>
+        <w:numPr>
+          <w:ilvl w:val="0"/>
+          <w:numId w:val="9"/>
+        </w:numPr>
+        <w:rPr>
+          <w:rFonts w:ascii="Calibri" w:eastAsia="Times New Roman" w:hAnsi="Calibri" w:cs="Times New Roman"/>
+          <w:b/>
+          <w:bCs/>
+          <w:color w:val="auto"/>
           <w:sz w:val="28"/>
           <w:szCs w:val="28"/>
         </w:rPr>
       </w:pPr>
       <w:r>
         <w:rPr>
-          <w:b/>
-          <w:bCs/>
+          <w:rFonts w:ascii="Calibri" w:eastAsia="Times New Roman" w:hAnsi="Calibri" w:cs="Times New Roman"/>
+          <w:b/>
+          <w:bCs/>
+          <w:color w:val="auto"/>
           <w:sz w:val="28"/>
           <w:szCs w:val="28"/>
+        </w:rPr>
+        <w:t>Архитектурно проектиране</w:t>
+      </w:r>
+    </w:p>
+    <w:p>
+      <w:pPr>
+        <w:spacing w:after="160" w:line="259" w:lineRule="auto"/>
+        <w:ind w:firstLine="708"/>
+        <w:jc w:val="both"/>
+        <w:rPr>
+          <w:rFonts w:ascii="Times New Roman" w:hAnsi="Times New Roman"/>
+          <w:sz w:val="24"/>
+          <w:szCs w:val="24"/>
+        </w:rPr>
+      </w:pPr>
+      <w:r>
+        <w:rPr>
+          <w:rFonts w:ascii="Times New Roman" w:hAnsi="Times New Roman"/>
+          <w:sz w:val="24"/>
+          <w:szCs w:val="24"/>
+        </w:rPr>
+        <w:t>При проектирането на платформата е избрана многослойна архитектура (Layered Architecture), която разделя приложението на отделни логически слоеве с ясно дефинирани отговорности. Основната цел на този подход е да се осигури ниска свързаност между отделните компоненти, висока модулност и възможност за независимо развитие на различните части на системата.</w:t>
+      </w:r>
+    </w:p>
+    <w:p>
+      <w:pPr>
+        <w:spacing w:after="160" w:line="259" w:lineRule="auto"/>
+        <w:ind w:firstLine="708"/>
+        <w:jc w:val="both"/>
+        <w:rPr>
+          <w:rFonts w:ascii="Times New Roman" w:hAnsi="Times New Roman"/>
+          <w:sz w:val="24"/>
+          <w:szCs w:val="24"/>
+        </w:rPr>
+      </w:pPr>
+      <w:r>
+        <w:rPr>
+          <w:rFonts w:ascii="Times New Roman" w:hAnsi="Times New Roman"/>
+          <w:sz w:val="24"/>
+          <w:szCs w:val="24"/>
+        </w:rPr>
+        <w:t>Архитектурата на приложението е съобразена и с принципите на Clean Architecture, при които бизнес логиката е отделена от слоя за достъп до данни, потребителския интерфейс и останалите инфраструктурни компоненти. Това позволява промени в една част на системата да бъдат извършвани с минимално влияние върху останалите модули и улеснява бъдещото разширяване на функционалността.</w:t>
+      </w:r>
+    </w:p>
+    <w:p>
+      <w:pPr>
+        <w:spacing w:after="160" w:line="259" w:lineRule="auto"/>
+        <w:ind w:firstLine="708"/>
+        <w:jc w:val="both"/>
+        <w:rPr>
+          <w:rFonts w:ascii="Times New Roman" w:hAnsi="Times New Roman"/>
+          <w:sz w:val="24"/>
+          <w:szCs w:val="24"/>
+        </w:rPr>
+      </w:pPr>
+      <w:r>
+        <w:rPr>
+          <w:rFonts w:ascii="Times New Roman" w:hAnsi="Times New Roman"/>
+          <w:sz w:val="24"/>
+          <w:szCs w:val="24"/>
+        </w:rPr>
+        <w:t>Проектът е организиран в няколко самостоятелни програмни библиотеки, всяка от които изпълнява конкретна роля в архитектурата на системата:</w:t>
+      </w:r>
+    </w:p>
+    <w:p>
+      <w:pPr>
+        <w:spacing w:after="160" w:line="259" w:lineRule="auto"/>
+        <w:ind w:firstLine="708"/>
+        <w:jc w:val="both"/>
+        <w:rPr>
+          <w:rFonts w:ascii="Times New Roman" w:hAnsi="Times New Roman"/>
+          <w:sz w:val="24"/>
+          <w:szCs w:val="24"/>
+        </w:rPr>
+      </w:pPr>
+      <w:r>
+        <w:rPr>
+          <w:rFonts w:ascii="Times New Roman" w:hAnsi="Times New Roman"/>
+          <w:b/>
+          <w:bCs/>
+          <w:sz w:val="24"/>
+          <w:szCs w:val="24"/>
+        </w:rPr>
+        <w:t>MusicHub.Data</w:t>
+      </w:r>
+      <w:r>
+        <w:rPr>
+          <w:rFonts w:ascii="Times New Roman" w:hAnsi="Times New Roman"/>
+          <w:sz w:val="24"/>
+          <w:szCs w:val="24"/>
+        </w:rPr>
+        <w:t xml:space="preserve"> – реализира достъпа до базата данни, контекста на Entity Framework Core и управлението на миграциите;</w:t>
+      </w:r>
+    </w:p>
+    <w:p>
+      <w:pPr>
+        <w:spacing w:after="160" w:line="259" w:lineRule="auto"/>
+        <w:ind w:firstLine="708"/>
+        <w:jc w:val="both"/>
+        <w:rPr>
+          <w:rFonts w:ascii="Times New Roman" w:hAnsi="Times New Roman"/>
+          <w:sz w:val="24"/>
+          <w:szCs w:val="24"/>
+        </w:rPr>
+      </w:pPr>
+      <w:r>
+        <w:rPr>
+          <w:rFonts w:ascii="Times New Roman" w:hAnsi="Times New Roman"/>
+          <w:b/>
+          <w:bCs/>
+          <w:sz w:val="24"/>
+          <w:szCs w:val="24"/>
+        </w:rPr>
+        <w:t>MusicHub.Data.Models</w:t>
+      </w:r>
+      <w:r>
+        <w:rPr>
+          <w:rFonts w:ascii="Times New Roman" w:hAnsi="Times New Roman"/>
+          <w:sz w:val="24"/>
+          <w:szCs w:val="24"/>
+        </w:rPr>
+        <w:t xml:space="preserve"> – съдържа моделите, описващи структурата на данните и връзките между отделните обекти;</w:t>
+      </w:r>
+    </w:p>
+    <w:p>
+      <w:pPr>
+        <w:spacing w:after="160" w:line="259" w:lineRule="auto"/>
+        <w:ind w:firstLine="708"/>
+        <w:jc w:val="both"/>
+        <w:rPr>
+          <w:rFonts w:ascii="Times New Roman" w:hAnsi="Times New Roman"/>
+          <w:sz w:val="24"/>
+          <w:szCs w:val="24"/>
+        </w:rPr>
+      </w:pPr>
+      <w:r>
+        <w:rPr>
+          <w:rFonts w:ascii="Times New Roman" w:hAnsi="Times New Roman"/>
+          <w:b/>
+          <w:bCs/>
+          <w:sz w:val="24"/>
+          <w:szCs w:val="24"/>
+        </w:rPr>
+        <w:t>MusicHub.Services</w:t>
+      </w:r>
+      <w:r>
+        <w:rPr>
+          <w:rFonts w:ascii="Times New Roman" w:hAnsi="Times New Roman"/>
+          <w:sz w:val="24"/>
+          <w:szCs w:val="24"/>
+        </w:rPr>
+        <w:t xml:space="preserve"> – реализира бизнес логиката на приложението чрез отделни услуги (services);</w:t>
+      </w:r>
+    </w:p>
+    <w:p>
+      <w:pPr>
+        <w:spacing w:after="160" w:line="259" w:lineRule="auto"/>
+        <w:ind w:firstLine="708"/>
+        <w:jc w:val="both"/>
+        <w:rPr>
+          <w:rFonts w:ascii="Times New Roman" w:hAnsi="Times New Roman"/>
+          <w:sz w:val="24"/>
+          <w:szCs w:val="24"/>
+        </w:rPr>
+      </w:pPr>
+      <w:r>
+        <w:rPr>
+          <w:rFonts w:ascii="Times New Roman" w:hAnsi="Times New Roman"/>
+          <w:b/>
+          <w:bCs/>
+          <w:sz w:val="24"/>
+          <w:szCs w:val="24"/>
+        </w:rPr>
+        <w:t>MusicHub.Services.Data</w:t>
+      </w:r>
+      <w:r>
+        <w:rPr>
+          <w:rFonts w:ascii="Times New Roman" w:hAnsi="Times New Roman"/>
+          <w:sz w:val="24"/>
+          <w:szCs w:val="24"/>
+        </w:rPr>
+        <w:t xml:space="preserve"> –</w:t>
+      </w:r>
+      <w:r>
+        <w:t xml:space="preserve"> </w:t>
+      </w:r>
+      <w:r>
+        <w:rPr>
+          <w:rFonts w:ascii="Times New Roman" w:hAnsi="Times New Roman"/>
+          <w:sz w:val="24"/>
+          <w:szCs w:val="24"/>
+        </w:rPr>
+        <w:t>съдържа функционалностите за работа с данните и реализира операциите върху отделните домейн обекти;</w:t>
+      </w:r>
+    </w:p>
+    <w:p>
+      <w:pPr>
+        <w:spacing w:after="160" w:line="259" w:lineRule="auto"/>
+        <w:ind w:firstLine="708"/>
+        <w:jc w:val="both"/>
+        <w:rPr>
+          <w:rFonts w:ascii="Times New Roman" w:hAnsi="Times New Roman"/>
+          <w:sz w:val="24"/>
+          <w:szCs w:val="24"/>
+        </w:rPr>
+      </w:pPr>
+      <w:r>
+        <w:rPr>
+          <w:rFonts w:ascii="Times New Roman" w:hAnsi="Times New Roman"/>
+          <w:sz w:val="24"/>
+          <w:szCs w:val="24"/>
+        </w:rPr>
+        <w:t>MusicHub.Web – представлява Web API приложението, което предоставя програмния интерфейс към клиентската част;</w:t>
+      </w:r>
+    </w:p>
+    <w:p>
+      <w:pPr>
+        <w:spacing w:after="160" w:line="259" w:lineRule="auto"/>
+        <w:ind w:firstLine="708"/>
+        <w:jc w:val="both"/>
+        <w:rPr>
+          <w:rFonts w:ascii="Times New Roman" w:hAnsi="Times New Roman"/>
+          <w:sz w:val="24"/>
+          <w:szCs w:val="24"/>
+        </w:rPr>
+      </w:pPr>
+      <w:r>
+        <w:rPr>
+          <w:rFonts w:ascii="Times New Roman" w:hAnsi="Times New Roman"/>
+          <w:sz w:val="24"/>
+          <w:szCs w:val="24"/>
+        </w:rPr>
+        <w:t>MusicHub.Web.ViewModels – съдържа моделите за обмен на данни между сървърната и клиентската част;</w:t>
+      </w:r>
+    </w:p>
+    <w:p>
+      <w:pPr>
+        <w:spacing w:after="160" w:line="259" w:lineRule="auto"/>
+        <w:ind w:firstLine="708"/>
+        <w:jc w:val="both"/>
+        <w:rPr>
+          <w:rFonts w:ascii="Times New Roman" w:hAnsi="Times New Roman"/>
+          <w:sz w:val="24"/>
+          <w:szCs w:val="24"/>
+        </w:rPr>
+      </w:pPr>
+      <w:r>
+        <w:rPr>
+          <w:rFonts w:ascii="Times New Roman" w:hAnsi="Times New Roman"/>
+          <w:b/>
+          <w:bCs/>
+          <w:sz w:val="24"/>
+          <w:szCs w:val="24"/>
+        </w:rPr>
+        <w:t>MusicHub.Web.Infrastructure</w:t>
+      </w:r>
+      <w:r>
+        <w:rPr>
+          <w:rFonts w:ascii="Times New Roman" w:hAnsi="Times New Roman"/>
+          <w:sz w:val="24"/>
+          <w:szCs w:val="24"/>
+        </w:rPr>
+        <w:t xml:space="preserve"> – включва общите инфраструктурни компоненти, използвани от Web приложението;</w:t>
+      </w:r>
+    </w:p>
+    <w:p>
+      <w:pPr>
+        <w:spacing w:after="160" w:line="259" w:lineRule="auto"/>
+        <w:ind w:firstLine="708"/>
+        <w:jc w:val="both"/>
+        <w:rPr>
+          <w:rFonts w:ascii="Times New Roman" w:hAnsi="Times New Roman"/>
+          <w:sz w:val="24"/>
+          <w:szCs w:val="24"/>
+        </w:rPr>
+      </w:pPr>
+      <w:r>
+        <w:rPr>
+          <w:rFonts w:ascii="Times New Roman" w:hAnsi="Times New Roman"/>
+          <w:b/>
+          <w:bCs/>
+          <w:sz w:val="24"/>
+          <w:szCs w:val="24"/>
+        </w:rPr>
+        <w:t>Tests</w:t>
+      </w:r>
+      <w:r>
+        <w:rPr>
+          <w:rFonts w:ascii="Times New Roman" w:hAnsi="Times New Roman"/>
+          <w:sz w:val="24"/>
+          <w:szCs w:val="24"/>
+        </w:rPr>
+        <w:t xml:space="preserve"> – съдържа проектите за unit и интеграционно тестване на реализираната функционалност.</w:t>
+      </w:r>
+    </w:p>
+    <w:p>
+      <w:pPr>
+        <w:spacing w:after="160" w:line="259" w:lineRule="auto"/>
+        <w:ind w:firstLine="708"/>
+        <w:jc w:val="both"/>
+        <w:rPr>
+          <w:rFonts w:ascii="Times New Roman" w:hAnsi="Times New Roman"/>
+          <w:sz w:val="24"/>
+          <w:szCs w:val="24"/>
+        </w:rPr>
+      </w:pPr>
+      <w:r>
+        <w:rPr>
+          <w:rFonts w:ascii="Times New Roman" w:hAnsi="Times New Roman"/>
+          <w:sz w:val="24"/>
+          <w:szCs w:val="24"/>
+        </w:rPr>
+        <w:t xml:space="preserve">За осигуряване на ниска зависимост между отделните компоненти е използван механизмът </w:t>
+      </w:r>
+      <w:r>
+        <w:rPr>
+          <w:rFonts w:ascii="Times New Roman" w:hAnsi="Times New Roman"/>
+          <w:b/>
+          <w:bCs/>
+          <w:sz w:val="24"/>
+          <w:szCs w:val="24"/>
+        </w:rPr>
+        <w:t>Dependency Injection</w:t>
+      </w:r>
+      <w:r>
+        <w:rPr>
+          <w:rFonts w:ascii="Times New Roman" w:hAnsi="Times New Roman"/>
+          <w:sz w:val="24"/>
+          <w:szCs w:val="24"/>
+        </w:rPr>
+        <w:t>, който е основна част от ASP.NET Core. Всички услуги се регистрират в контейнера за зависимости и се предоставят автоматично на компонентите, които ги използват. По този начин отделните класове комуникират чрез интерфейси, а не чрез конкретни реализации, което улеснява поддръжката, разширяването и тестването на приложението.</w:t>
+      </w:r>
+    </w:p>
+    <w:p>
+      <w:pPr>
+        <w:spacing w:after="160" w:line="259" w:lineRule="auto"/>
+        <w:ind w:firstLine="708"/>
+        <w:jc w:val="both"/>
+        <w:rPr>
+          <w:rFonts w:ascii="Times New Roman" w:hAnsi="Times New Roman"/>
+          <w:sz w:val="24"/>
+          <w:szCs w:val="24"/>
+        </w:rPr>
+      </w:pPr>
+      <w:r>
+        <w:rPr>
+          <w:rFonts w:ascii="Times New Roman" w:hAnsi="Times New Roman"/>
+          <w:sz w:val="24"/>
+          <w:szCs w:val="24"/>
+        </w:rPr>
+        <w:t xml:space="preserve">При разработването на сървърната част е приложен асинхронен модел на програмиране чрез използването на ключовите думи </w:t>
+      </w:r>
+      <w:r>
+        <w:rPr>
+          <w:rFonts w:ascii="Times New Roman" w:hAnsi="Times New Roman"/>
+          <w:b/>
+          <w:bCs/>
+          <w:sz w:val="24"/>
+          <w:szCs w:val="24"/>
+        </w:rPr>
+        <w:t>async</w:t>
+      </w:r>
+      <w:r>
+        <w:rPr>
+          <w:rFonts w:ascii="Times New Roman" w:hAnsi="Times New Roman"/>
+          <w:sz w:val="24"/>
+          <w:szCs w:val="24"/>
+        </w:rPr>
+        <w:t xml:space="preserve"> и </w:t>
+      </w:r>
+      <w:r>
+        <w:rPr>
+          <w:rFonts w:ascii="Times New Roman" w:hAnsi="Times New Roman"/>
+          <w:b/>
+          <w:bCs/>
+          <w:sz w:val="24"/>
+          <w:szCs w:val="24"/>
+        </w:rPr>
+        <w:t>await</w:t>
+      </w:r>
+      <w:r>
+        <w:rPr>
+          <w:rFonts w:ascii="Times New Roman" w:hAnsi="Times New Roman"/>
+          <w:sz w:val="24"/>
+          <w:szCs w:val="24"/>
+        </w:rPr>
+        <w:t xml:space="preserve">. Асинхронното изпълнение се използва при операции с по-голяма продължителност, като достъп до </w:t>
+      </w:r>
+      <w:r>
+        <w:rPr>
+          <w:rFonts w:ascii="Times New Roman" w:hAnsi="Times New Roman"/>
+          <w:sz w:val="24"/>
+          <w:szCs w:val="24"/>
+        </w:rPr>
+        <w:lastRenderedPageBreak/>
+        <w:t>базата данни, обработка на файлове и изпращане на електронна поща. По този начин се избягва блокиране на изпълняващите нишки, подобрява се производителността на приложението и се осигурява възможност за едновременно обслужване на по-голям брой потребителски заявки.</w:t>
+      </w:r>
+    </w:p>
+    <w:p>
+      <w:pPr>
+        <w:spacing w:after="160" w:line="259" w:lineRule="auto"/>
+        <w:ind w:firstLine="708"/>
+        <w:jc w:val="both"/>
+        <w:rPr>
+          <w:rFonts w:ascii="Times New Roman" w:hAnsi="Times New Roman"/>
+          <w:sz w:val="24"/>
+          <w:szCs w:val="24"/>
+        </w:rPr>
+      </w:pPr>
+      <w:r>
+        <w:rPr>
+          <w:rFonts w:ascii="Times New Roman" w:hAnsi="Times New Roman"/>
+          <w:sz w:val="24"/>
+          <w:szCs w:val="24"/>
+        </w:rPr>
+        <w:t>Един от основните принципи при проектирането на системата е модулността. Всяка функционалност е реализирана в самостоятелен модул, което позволява независимо разработване, тестване и бъдещо разширяване. Например управлението на потребители, музикалното съдържание, плейлистите, коментарите и механизмите за сигурност са организирани като отделни логически компоненти, които взаимодействат чрез ясно дефинирани интерфейси.</w:t>
+      </w:r>
+    </w:p>
+    <w:p>
+      <w:pPr>
+        <w:spacing w:after="160" w:line="259" w:lineRule="auto"/>
+        <w:ind w:firstLine="708"/>
+        <w:jc w:val="both"/>
+        <w:rPr>
+          <w:rFonts w:ascii="Times New Roman" w:hAnsi="Times New Roman"/>
+          <w:sz w:val="24"/>
+          <w:szCs w:val="24"/>
+        </w:rPr>
+      </w:pPr>
+      <w:r>
+        <w:rPr>
+          <w:rFonts w:ascii="Times New Roman" w:hAnsi="Times New Roman"/>
+          <w:sz w:val="24"/>
+          <w:szCs w:val="24"/>
+        </w:rPr>
+        <w:t xml:space="preserve">Архитектурният модел е проектиран с фокус върху тестируемостта на приложението. Бизнес логиката е отделена от инфраструктурния слой, а използването на Dependency Injection позволява лесно заместване на реалните зависимости с тестови реализации. Това създава възможност за разработване както на unit тестове чрез </w:t>
+      </w:r>
+      <w:r>
+        <w:rPr>
+          <w:rFonts w:ascii="Times New Roman" w:hAnsi="Times New Roman"/>
+          <w:b/>
+          <w:bCs/>
+          <w:sz w:val="24"/>
+          <w:szCs w:val="24"/>
+        </w:rPr>
+        <w:t>xUnit</w:t>
+      </w:r>
+      <w:r>
+        <w:rPr>
+          <w:rFonts w:ascii="Times New Roman" w:hAnsi="Times New Roman"/>
+          <w:sz w:val="24"/>
+          <w:szCs w:val="24"/>
+        </w:rPr>
+        <w:t xml:space="preserve">, така и на интеграционни тестове чрез библиотеката </w:t>
+      </w:r>
+      <w:r>
+        <w:rPr>
+          <w:rFonts w:ascii="Times New Roman" w:hAnsi="Times New Roman"/>
+          <w:b/>
+          <w:bCs/>
+          <w:sz w:val="24"/>
+          <w:szCs w:val="24"/>
+        </w:rPr>
+        <w:t>MyTested.AspNetCore.Mvc</w:t>
+      </w:r>
+      <w:r>
+        <w:rPr>
+          <w:rFonts w:ascii="Times New Roman" w:hAnsi="Times New Roman"/>
+          <w:sz w:val="24"/>
+          <w:szCs w:val="24"/>
+        </w:rPr>
+        <w:t>, с което се гарантира коректността на реализираната функционалност и се улеснява последващото развитие на системата.</w:t>
+      </w:r>
+    </w:p>
+    <w:p>
+      <w:pPr>
+        <w:spacing w:after="160" w:line="259" w:lineRule="auto"/>
+        <w:ind w:firstLine="708"/>
+        <w:jc w:val="both"/>
+        <w:rPr>
+          <w:rFonts w:ascii="Times New Roman" w:hAnsi="Times New Roman"/>
+          <w:sz w:val="24"/>
+          <w:szCs w:val="24"/>
+        </w:rPr>
+      </w:pPr>
+      <w:r>
+        <w:rPr>
+          <w:rFonts w:ascii="Times New Roman" w:hAnsi="Times New Roman"/>
+          <w:sz w:val="24"/>
+          <w:szCs w:val="24"/>
+        </w:rPr>
+        <w:t>Използването на Layered Architecture, принципите на Clean Architecture, Dependency Injection, асинхронното програмиране и модулния подход водят до изграждането на гъвкава, разширяема и лесна за поддръжка система. Този архитектурен модел създава стабилна основа за внедряване на допълнителни функционалности, включително механизми за киберсигурност, които са основен акцент в настоящата дипломна работа.</w:t>
+      </w:r>
+    </w:p>
+    <w:p>
+      <w:pPr>
+        <w:pStyle w:val="Heading2"/>
+        <w:numPr>
+          <w:ilvl w:val="0"/>
+          <w:numId w:val="9"/>
+        </w:numPr>
+        <w:rPr>
+          <w:rFonts w:ascii="Calibri" w:eastAsia="Times New Roman" w:hAnsi="Calibri" w:cs="Times New Roman"/>
+          <w:b/>
+          <w:bCs/>
+          <w:color w:val="auto"/>
+          <w:sz w:val="28"/>
+          <w:szCs w:val="28"/>
+        </w:rPr>
+      </w:pPr>
+      <w:r>
+        <w:rPr>
+          <w:rFonts w:ascii="Calibri" w:eastAsia="Times New Roman" w:hAnsi="Calibri" w:cs="Times New Roman"/>
+          <w:b/>
+          <w:bCs/>
+          <w:color w:val="auto"/>
+          <w:sz w:val="28"/>
+          <w:szCs w:val="28"/>
+        </w:rPr>
+        <w:t>Проектиране на базата данни</w:t>
+      </w:r>
+    </w:p>
+    <w:p>
+      <w:pPr>
+        <w:spacing w:after="160" w:line="259" w:lineRule="auto"/>
+        <w:rPr>
+          <w:rFonts w:ascii="Times New Roman" w:hAnsi="Times New Roman"/>
+          <w:sz w:val="24"/>
+          <w:szCs w:val="24"/>
+          <w:lang w:val="en-US"/>
+        </w:rPr>
+      </w:pPr>
+    </w:p>
+    <w:p>
+      <w:pPr>
+        <w:spacing w:after="160" w:line="259" w:lineRule="auto"/>
+        <w:ind w:firstLine="708"/>
+        <w:jc w:val="both"/>
+        <w:rPr>
+          <w:rFonts w:ascii="Times New Roman" w:hAnsi="Times New Roman"/>
+          <w:sz w:val="24"/>
+          <w:szCs w:val="24"/>
+        </w:rPr>
+      </w:pPr>
+      <w:r>
+        <w:rPr>
+          <w:rFonts w:ascii="Times New Roman" w:hAnsi="Times New Roman"/>
+          <w:sz w:val="24"/>
+          <w:szCs w:val="24"/>
+        </w:rPr>
+        <w:t>Проектирането на базата данни представлява един от най-важните етапи при разработването на платформата, тъй като тя осигурява съхранението и управлението на цялата информация, необходима за функционирането на системата. За реализацията е използван релационен модел, който позволява организиране на данните в ясно дефинирани таблици и поддържане на връзки между тях посредством първични и външни ключове.</w:t>
+      </w:r>
+    </w:p>
+    <w:p>
+      <w:pPr>
+        <w:spacing w:after="160" w:line="259" w:lineRule="auto"/>
+        <w:ind w:firstLine="708"/>
+        <w:jc w:val="both"/>
+        <w:rPr>
+          <w:rFonts w:ascii="Times New Roman" w:hAnsi="Times New Roman"/>
+          <w:sz w:val="24"/>
+          <w:szCs w:val="24"/>
+        </w:rPr>
+      </w:pPr>
+      <w:r>
+        <w:rPr>
+          <w:rFonts w:ascii="Times New Roman" w:hAnsi="Times New Roman"/>
+          <w:sz w:val="24"/>
+          <w:szCs w:val="24"/>
+        </w:rPr>
+        <w:t xml:space="preserve">При разработването на приложението е приложен подходът </w:t>
+      </w:r>
+      <w:r>
+        <w:rPr>
+          <w:rFonts w:ascii="Times New Roman" w:hAnsi="Times New Roman"/>
+          <w:b/>
+          <w:bCs/>
+          <w:sz w:val="24"/>
+          <w:szCs w:val="24"/>
+        </w:rPr>
+        <w:t>Code First</w:t>
+      </w:r>
+      <w:r>
+        <w:rPr>
+          <w:rFonts w:ascii="Times New Roman" w:hAnsi="Times New Roman"/>
+          <w:sz w:val="24"/>
+          <w:szCs w:val="24"/>
+        </w:rPr>
+        <w:t>, предоставен от Entity Framework Core. При този подход моделът на данните се проектира първоначално чрез C# класове (Entity Models), които описват отделните обекти и връзките между тях. Впоследствие структурата на базата данни се генерира автоматично чрез механизма на миграциите (Migrations), което осигурява синхрон между програмния код и схемата на базата данни. Използването на Code First улеснява последващото развитие на проекта, тъй като всяка промяна в моделите може лесно да бъде отразена в базата данни чрез създаване на нова миграция.</w:t>
+      </w:r>
+    </w:p>
+    <w:p>
+      <w:pPr>
+        <w:spacing w:after="160" w:line="259" w:lineRule="auto"/>
+        <w:ind w:firstLine="708"/>
+        <w:jc w:val="both"/>
+        <w:rPr>
+          <w:rFonts w:ascii="Times New Roman" w:hAnsi="Times New Roman"/>
+          <w:sz w:val="24"/>
+          <w:szCs w:val="24"/>
+        </w:rPr>
+      </w:pPr>
+      <w:r>
+        <w:rPr>
+          <w:rFonts w:ascii="Times New Roman" w:hAnsi="Times New Roman"/>
+          <w:b/>
+          <w:bCs/>
+          <w:sz w:val="24"/>
+          <w:szCs w:val="24"/>
+        </w:rPr>
+        <w:t>Фигура 3.1</w:t>
+      </w:r>
+      <w:r>
+        <w:rPr>
+          <w:rFonts w:ascii="Times New Roman" w:hAnsi="Times New Roman"/>
+          <w:sz w:val="24"/>
+          <w:szCs w:val="24"/>
+        </w:rPr>
+        <w:t xml:space="preserve"> представя ER диаграмата на разработената база данни. Тя визуализира основните таблици и връзките между тях, които реализират бизнес логиката на приложението.</w:t>
+      </w:r>
+    </w:p>
+    <w:p>
+      <w:pPr>
+        <w:spacing w:after="160" w:line="259" w:lineRule="auto"/>
+        <w:ind w:firstLine="708"/>
+        <w:jc w:val="both"/>
+        <w:rPr>
+          <w:rFonts w:ascii="Times New Roman" w:hAnsi="Times New Roman"/>
+          <w:i/>
+          <w:iCs/>
+          <w:sz w:val="24"/>
+          <w:szCs w:val="24"/>
+        </w:rPr>
+      </w:pPr>
+      <w:r>
+        <w:rPr>
+          <w:rFonts w:ascii="Times New Roman" w:hAnsi="Times New Roman"/>
+          <w:sz w:val="24"/>
+          <w:szCs w:val="24"/>
+        </w:rPr>
+        <w:lastRenderedPageBreak/>
+        <w:drawing>
+          <wp:inline distT="0" distB="0" distL="0" distR="0" wp14:anchorId="7382C13F" wp14:editId="55F84A1B">
+            <wp:extent cx="5731510" cy="3149600"/>
+            <wp:effectExtent l="0" t="0" r="2540" b="0"/>
+            <wp:docPr id="2" name="Picture 2"/>
+            <wp:cNvGraphicFramePr>
+              <a:graphicFrameLocks xmlns:a="http://schemas.openxmlformats.org/drawingml/2006/main" noChangeAspect="1"/>
+            </wp:cNvGraphicFramePr>
+            <a:graphic xmlns:a="http://schemas.openxmlformats.org/drawingml/2006/main">
+              <a:graphicData uri="http://schemas.openxmlformats.org/drawingml/2006/picture">
+                <pic:pic xmlns:pic="http://schemas.openxmlformats.org/drawingml/2006/picture">
+                  <pic:nvPicPr>
+                    <pic:cNvPr id="1" name=""/>
+                    <pic:cNvPicPr/>
+                  </pic:nvPicPr>
+                  <pic:blipFill>
+                    <a:blip r:embed="rId7"/>
+                    <a:stretch>
+                      <a:fillRect/>
+                    </a:stretch>
+                  </pic:blipFill>
+                  <pic:spPr>
+                    <a:xfrm>
+                      <a:off x="0" y="0"/>
+                      <a:ext cx="5731510" cy="3149600"/>
+                    </a:xfrm>
+                    <a:prstGeom prst="rect">
+                      <a:avLst/>
+                    </a:prstGeom>
+                  </pic:spPr>
+                </pic:pic>
+              </a:graphicData>
+            </a:graphic>
+          </wp:inline>
+        </w:drawing>
+      </w:r>
+    </w:p>
+    <w:p>
+      <w:pPr>
+        <w:spacing w:after="160" w:line="259" w:lineRule="auto"/>
+        <w:ind w:firstLine="708"/>
+        <w:jc w:val="both"/>
+        <w:rPr>
+          <w:rFonts w:ascii="Times New Roman" w:hAnsi="Times New Roman"/>
+          <w:sz w:val="24"/>
+          <w:szCs w:val="24"/>
+        </w:rPr>
+      </w:pPr>
+      <w:r>
+        <w:rPr>
+          <w:rFonts w:ascii="Times New Roman" w:hAnsi="Times New Roman"/>
+          <w:i/>
+          <w:iCs/>
+          <w:sz w:val="24"/>
+          <w:szCs w:val="24"/>
+        </w:rPr>
+        <w:t>Фигура 3.1. ER диаграма на базата данни</w:t>
+      </w:r>
+    </w:p>
+    <w:p>
+      <w:pPr>
+        <w:spacing w:after="160" w:line="259" w:lineRule="auto"/>
+        <w:ind w:firstLine="708"/>
+        <w:jc w:val="both"/>
+        <w:rPr>
+          <w:rFonts w:ascii="Times New Roman" w:hAnsi="Times New Roman"/>
+          <w:sz w:val="24"/>
+          <w:szCs w:val="24"/>
+        </w:rPr>
+      </w:pPr>
+      <w:r>
+        <w:rPr>
+          <w:rFonts w:ascii="Times New Roman" w:hAnsi="Times New Roman"/>
+          <w:sz w:val="24"/>
+          <w:szCs w:val="24"/>
+        </w:rPr>
+        <w:t xml:space="preserve">Базата данни е организирана около няколко основни функционални области. Централно място заема таблицата </w:t>
+      </w:r>
+      <w:r>
+        <w:rPr>
+          <w:rFonts w:ascii="Times New Roman" w:hAnsi="Times New Roman"/>
+          <w:sz w:val="24"/>
+          <w:szCs w:val="24"/>
+        </w:rPr>
+        <w:t>AspNetUsers</w:t>
+      </w:r>
+      <w:r>
+        <w:rPr>
+          <w:rFonts w:ascii="Times New Roman" w:hAnsi="Times New Roman"/>
+          <w:sz w:val="24"/>
+          <w:szCs w:val="24"/>
+        </w:rPr>
+        <w:t>, която съхранява информация за потребителските акаунти и е основа за реализиране на удостоверяването и управлението на достъпа. Към нея са свързани множество допълнителни таблици, съдържащи информация за потребителските настройки, историята на входовете, последваните потребители, известията и останалите персонализирани данни.</w:t>
+      </w:r>
+    </w:p>
+    <w:p>
+      <w:pPr>
+        <w:spacing w:after="160" w:line="259" w:lineRule="auto"/>
+        <w:ind w:firstLine="708"/>
+        <w:jc w:val="both"/>
+        <w:rPr>
+          <w:rFonts w:ascii="Times New Roman" w:hAnsi="Times New Roman"/>
+          <w:sz w:val="24"/>
+          <w:szCs w:val="24"/>
+        </w:rPr>
+      </w:pPr>
+      <w:r>
+        <w:rPr>
+          <w:rFonts w:ascii="Times New Roman" w:hAnsi="Times New Roman"/>
+          <w:sz w:val="24"/>
+          <w:szCs w:val="24"/>
+        </w:rPr>
+        <w:t xml:space="preserve">Музикалното съдържание се съхранява в таблицата </w:t>
+      </w:r>
+      <w:r>
+        <w:rPr>
+          <w:rFonts w:ascii="Times New Roman" w:hAnsi="Times New Roman"/>
+          <w:sz w:val="24"/>
+          <w:szCs w:val="24"/>
+        </w:rPr>
+        <w:t>Musics</w:t>
+      </w:r>
+      <w:r>
+        <w:rPr>
+          <w:rFonts w:ascii="Times New Roman" w:hAnsi="Times New Roman"/>
+          <w:sz w:val="24"/>
+          <w:szCs w:val="24"/>
+        </w:rPr>
+        <w:t xml:space="preserve">, която съдържа информация за всяко публикувано произведение, включително неговите метаданни, собственик и настройки за достъп. С нея са свързани таблиците </w:t>
+      </w:r>
+      <w:r>
+        <w:rPr>
+          <w:rFonts w:ascii="Times New Roman" w:hAnsi="Times New Roman"/>
+          <w:sz w:val="24"/>
+          <w:szCs w:val="24"/>
+        </w:rPr>
+        <w:t>Categories</w:t>
+      </w:r>
+      <w:r>
+        <w:rPr>
+          <w:rFonts w:ascii="Times New Roman" w:hAnsi="Times New Roman"/>
+          <w:sz w:val="24"/>
+          <w:szCs w:val="24"/>
+        </w:rPr>
+        <w:t xml:space="preserve">, </w:t>
+      </w:r>
+      <w:r>
+        <w:rPr>
+          <w:rFonts w:ascii="Times New Roman" w:hAnsi="Times New Roman"/>
+          <w:sz w:val="24"/>
+          <w:szCs w:val="24"/>
+        </w:rPr>
+        <w:t>Albums</w:t>
+      </w:r>
+      <w:r>
+        <w:rPr>
+          <w:rFonts w:ascii="Times New Roman" w:hAnsi="Times New Roman"/>
+          <w:sz w:val="24"/>
+          <w:szCs w:val="24"/>
+        </w:rPr>
+        <w:t xml:space="preserve">, </w:t>
+      </w:r>
+      <w:r>
+        <w:rPr>
+          <w:rFonts w:ascii="Times New Roman" w:hAnsi="Times New Roman"/>
+          <w:sz w:val="24"/>
+          <w:szCs w:val="24"/>
+        </w:rPr>
+        <w:t>PlaylistMusics</w:t>
+      </w:r>
+      <w:r>
+        <w:rPr>
+          <w:rFonts w:ascii="Times New Roman" w:hAnsi="Times New Roman"/>
+          <w:sz w:val="24"/>
+          <w:szCs w:val="24"/>
+        </w:rPr>
+        <w:t xml:space="preserve">, </w:t>
+      </w:r>
+      <w:r>
+        <w:rPr>
+          <w:rFonts w:ascii="Times New Roman" w:hAnsi="Times New Roman"/>
+          <w:sz w:val="24"/>
+          <w:szCs w:val="24"/>
+        </w:rPr>
+        <w:t>MusicReactions</w:t>
+      </w:r>
+      <w:r>
+        <w:rPr>
+          <w:rFonts w:ascii="Times New Roman" w:hAnsi="Times New Roman"/>
+          <w:sz w:val="24"/>
+          <w:szCs w:val="24"/>
+        </w:rPr>
+        <w:t xml:space="preserve">, </w:t>
+      </w:r>
+      <w:r>
+        <w:rPr>
+          <w:rFonts w:ascii="Times New Roman" w:hAnsi="Times New Roman"/>
+          <w:sz w:val="24"/>
+          <w:szCs w:val="24"/>
+        </w:rPr>
+        <w:t>Comments</w:t>
+      </w:r>
+      <w:r>
+        <w:rPr>
+          <w:rFonts w:ascii="Times New Roman" w:hAnsi="Times New Roman"/>
+          <w:sz w:val="24"/>
+          <w:szCs w:val="24"/>
+        </w:rPr>
+        <w:t xml:space="preserve">, </w:t>
+      </w:r>
+      <w:r>
+        <w:rPr>
+          <w:rFonts w:ascii="Times New Roman" w:hAnsi="Times New Roman"/>
+          <w:sz w:val="24"/>
+          <w:szCs w:val="24"/>
+        </w:rPr>
+        <w:t>PlayedMusics</w:t>
+      </w:r>
+      <w:r>
+        <w:rPr>
+          <w:rFonts w:ascii="Times New Roman" w:hAnsi="Times New Roman"/>
+          <w:sz w:val="24"/>
+          <w:szCs w:val="24"/>
+        </w:rPr>
+        <w:t xml:space="preserve"> и други, чрез които се реализират различните функционалности на платформата.</w:t>
+      </w:r>
+    </w:p>
+    <w:p>
+      <w:pPr>
+        <w:spacing w:after="160" w:line="259" w:lineRule="auto"/>
+        <w:ind w:firstLine="708"/>
+        <w:jc w:val="both"/>
+        <w:rPr>
+          <w:rFonts w:ascii="Times New Roman" w:hAnsi="Times New Roman"/>
+          <w:sz w:val="24"/>
+          <w:szCs w:val="24"/>
+        </w:rPr>
+      </w:pPr>
+      <w:r>
+        <w:rPr>
+          <w:rFonts w:ascii="Times New Roman" w:hAnsi="Times New Roman"/>
+          <w:sz w:val="24"/>
+          <w:szCs w:val="24"/>
+        </w:rPr>
+        <w:t xml:space="preserve">За управление на правата за достъп е използвана инфраструктурата на ASP.NET Identity, разширена с допълнителни таблици като </w:t>
+      </w:r>
+      <w:r>
+        <w:rPr>
+          <w:rFonts w:ascii="Times New Roman" w:hAnsi="Times New Roman"/>
+          <w:sz w:val="24"/>
+          <w:szCs w:val="24"/>
+        </w:rPr>
+        <w:t>Permissions</w:t>
+      </w:r>
+      <w:r>
+        <w:rPr>
+          <w:rFonts w:ascii="Times New Roman" w:hAnsi="Times New Roman"/>
+          <w:sz w:val="24"/>
+          <w:szCs w:val="24"/>
+        </w:rPr>
+        <w:t xml:space="preserve">, </w:t>
+      </w:r>
+      <w:r>
+        <w:rPr>
+          <w:rFonts w:ascii="Times New Roman" w:hAnsi="Times New Roman"/>
+          <w:sz w:val="24"/>
+          <w:szCs w:val="24"/>
+        </w:rPr>
+        <w:t>RolePermissions</w:t>
+      </w:r>
+      <w:r>
+        <w:rPr>
+          <w:rFonts w:ascii="Times New Roman" w:hAnsi="Times New Roman"/>
+          <w:sz w:val="24"/>
+          <w:szCs w:val="24"/>
+        </w:rPr>
+        <w:t xml:space="preserve"> и </w:t>
+      </w:r>
+      <w:r>
+        <w:rPr>
+          <w:rFonts w:ascii="Times New Roman" w:hAnsi="Times New Roman"/>
+          <w:sz w:val="24"/>
+          <w:szCs w:val="24"/>
+        </w:rPr>
+        <w:t>UserIpRules</w:t>
+      </w:r>
+      <w:r>
+        <w:rPr>
+          <w:rFonts w:ascii="Times New Roman" w:hAnsi="Times New Roman"/>
+          <w:sz w:val="24"/>
+          <w:szCs w:val="24"/>
+        </w:rPr>
+        <w:t>, чрез които се реализира по-гъвкава политика за авторизация и контрол на достъпа. Това позволява предоставяне на индивидуални разрешения за всеки потребител, независимо от неговата роля в системата.</w:t>
+      </w:r>
+    </w:p>
+    <w:p>
+      <w:pPr>
+        <w:spacing w:after="160" w:line="259" w:lineRule="auto"/>
+        <w:ind w:firstLine="708"/>
+        <w:jc w:val="both"/>
+        <w:rPr>
+          <w:rFonts w:ascii="Times New Roman" w:hAnsi="Times New Roman"/>
+          <w:sz w:val="24"/>
+          <w:szCs w:val="24"/>
+        </w:rPr>
+      </w:pPr>
+      <w:r>
+        <w:rPr>
+          <w:rFonts w:ascii="Times New Roman" w:hAnsi="Times New Roman"/>
+          <w:sz w:val="24"/>
+          <w:szCs w:val="24"/>
+        </w:rPr>
+        <w:t xml:space="preserve">Особено внимание е отделено на реализирането на функционалностите, свързани с информационната сигурност. За тази цел са проектирани специализирани таблици като </w:t>
+      </w:r>
+      <w:r>
+        <w:rPr>
+          <w:rFonts w:ascii="Times New Roman" w:hAnsi="Times New Roman"/>
+          <w:sz w:val="24"/>
+          <w:szCs w:val="24"/>
+        </w:rPr>
+        <w:t>UserLoginHistories</w:t>
+      </w:r>
+      <w:r>
+        <w:rPr>
+          <w:rFonts w:ascii="Times New Roman" w:hAnsi="Times New Roman"/>
+          <w:sz w:val="24"/>
+          <w:szCs w:val="24"/>
+        </w:rPr>
+        <w:t xml:space="preserve">, използвана за съхраняване на информация за извършените входове в системата, </w:t>
+      </w:r>
+      <w:r>
+        <w:rPr>
+          <w:rFonts w:ascii="Times New Roman" w:hAnsi="Times New Roman"/>
+          <w:sz w:val="24"/>
+          <w:szCs w:val="24"/>
+        </w:rPr>
+        <w:t>VerificationCodes</w:t>
+      </w:r>
+      <w:r>
+        <w:rPr>
+          <w:rFonts w:ascii="Times New Roman" w:hAnsi="Times New Roman"/>
+          <w:sz w:val="24"/>
+          <w:szCs w:val="24"/>
+        </w:rPr>
+        <w:t xml:space="preserve">, предназначена за съхраняване на кодовете за двуфакторна автентикация и потвърждение на различни операции, както и </w:t>
+      </w:r>
+      <w:r>
+        <w:rPr>
+          <w:rFonts w:ascii="Times New Roman" w:hAnsi="Times New Roman"/>
+          <w:sz w:val="24"/>
+          <w:szCs w:val="24"/>
+        </w:rPr>
+        <w:t>UserIpRules</w:t>
+      </w:r>
+      <w:r>
+        <w:rPr>
+          <w:rFonts w:ascii="Times New Roman" w:hAnsi="Times New Roman"/>
+          <w:sz w:val="24"/>
+          <w:szCs w:val="24"/>
+        </w:rPr>
+        <w:t>, която реализира механизма за филтриране на достъпа според IP адреса на потребителя.</w:t>
+      </w:r>
+    </w:p>
+    <w:p>
+      <w:pPr>
+        <w:spacing w:after="160" w:line="259" w:lineRule="auto"/>
+        <w:ind w:firstLine="708"/>
+        <w:jc w:val="both"/>
+        <w:rPr>
+          <w:rFonts w:ascii="Times New Roman" w:hAnsi="Times New Roman"/>
+          <w:sz w:val="24"/>
+          <w:szCs w:val="24"/>
+        </w:rPr>
+      </w:pPr>
+      <w:r>
+        <w:rPr>
+          <w:rFonts w:ascii="Times New Roman" w:hAnsi="Times New Roman"/>
+          <w:sz w:val="24"/>
+          <w:szCs w:val="24"/>
+        </w:rPr>
+        <w:t xml:space="preserve">Връзките между отделните таблици са реализирани чрез първични и външни ключове, като по този начин се гарантира референтната цялост на данните. При необходимост са реализирани връзки от тип „един към много“ и „много към много“, </w:t>
+      </w:r>
+      <w:r>
+        <w:rPr>
+          <w:rFonts w:ascii="Times New Roman" w:hAnsi="Times New Roman"/>
+          <w:sz w:val="24"/>
+          <w:szCs w:val="24"/>
+        </w:rPr>
+        <w:lastRenderedPageBreak/>
+        <w:t>което позволява моделиране на сложните зависимости между потребители, музикални произведения и останалите обекти в системата.</w:t>
+      </w:r>
+    </w:p>
+    <w:p>
+      <w:pPr>
+        <w:spacing w:after="160" w:line="259" w:lineRule="auto"/>
+        <w:ind w:firstLine="708"/>
+        <w:jc w:val="both"/>
+        <w:rPr>
+          <w:rFonts w:ascii="Times New Roman" w:hAnsi="Times New Roman"/>
+          <w:sz w:val="24"/>
+          <w:szCs w:val="24"/>
+        </w:rPr>
+      </w:pPr>
+      <w:r>
+        <w:rPr>
+          <w:rFonts w:ascii="Times New Roman" w:hAnsi="Times New Roman"/>
+          <w:sz w:val="24"/>
+          <w:szCs w:val="24"/>
+        </w:rPr>
+        <w:t>С цел улесняване на разработката и тестването на приложението е реализирано автоматично начално попълване на базата данни (Database Seeding). Чрез специализирани класове (Seeders) при създаването на базата се добавят тестови потребители, роли, категории, разрешения и друга примерна информация, необходима за нормалното функциониране на системата по време на разработката и изпълнението на автоматизираните тестове. Този подход осигурява еднаква начална среда при всяко ново разгръщане на приложението и значително улеснява процесите по разработка и валидиране на реализираната функционалност.</w:t>
+      </w:r>
+    </w:p>
+    <w:p>
+      <w:pPr>
+        <w:spacing w:after="160" w:line="259" w:lineRule="auto"/>
+        <w:ind w:firstLine="708"/>
+        <w:jc w:val="both"/>
+        <w:rPr>
+          <w:rFonts w:ascii="Times New Roman" w:hAnsi="Times New Roman"/>
+          <w:sz w:val="24"/>
+          <w:szCs w:val="24"/>
+        </w:rPr>
+      </w:pPr>
+      <w:r>
+        <w:rPr>
+          <w:rFonts w:ascii="Times New Roman" w:hAnsi="Times New Roman"/>
+          <w:sz w:val="24"/>
+          <w:szCs w:val="24"/>
+        </w:rPr>
+        <w:t>Избраният модел на проектиране осигурява добра мащабируемост и възможност за бъдещо разширяване на системата. Благодарение на използването на Code First, миграции и автоматично инициализиране на данните, структурата на базата данни остава лесна за поддръжка, синхронизирана с програмния код и готова за интегриране на нови функционалности без необходимост от ръчна модификация на схемата.</w:t>
+      </w:r>
+    </w:p>
+    <w:p>
+      <w:pPr>
+        <w:pStyle w:val="Heading2"/>
+        <w:numPr>
+          <w:ilvl w:val="0"/>
+          <w:numId w:val="9"/>
+        </w:numPr>
+        <w:rPr>
+          <w:rFonts w:ascii="Calibri" w:eastAsia="Times New Roman" w:hAnsi="Calibri" w:cs="Times New Roman"/>
+          <w:b/>
+          <w:bCs/>
+          <w:color w:val="auto"/>
+          <w:sz w:val="28"/>
+          <w:szCs w:val="28"/>
+        </w:rPr>
+      </w:pPr>
+      <w:r>
+        <w:rPr>
+          <w:rFonts w:ascii="Calibri" w:eastAsia="Times New Roman" w:hAnsi="Calibri" w:cs="Times New Roman"/>
+          <w:b/>
+          <w:bCs/>
+          <w:color w:val="auto"/>
+          <w:sz w:val="28"/>
+          <w:szCs w:val="28"/>
+        </w:rPr>
+        <w:t>Проектиране на сървърната част</w:t>
+      </w:r>
+    </w:p>
+    <w:p>
+      <w:pPr>
+        <w:spacing w:after="160" w:line="259" w:lineRule="auto"/>
+        <w:ind w:firstLine="708"/>
+        <w:jc w:val="both"/>
+        <w:rPr>
+          <w:rFonts w:ascii="Times New Roman" w:hAnsi="Times New Roman"/>
+          <w:sz w:val="24"/>
+          <w:szCs w:val="24"/>
+        </w:rPr>
+      </w:pPr>
+      <w:r>
+        <w:rPr>
+          <w:rFonts w:ascii="Times New Roman" w:hAnsi="Times New Roman"/>
+          <w:sz w:val="24"/>
+          <w:szCs w:val="24"/>
+        </w:rPr>
+        <w:t>Сървърната част на платформата е реализирана като RESTful Web API, разработено чрез ASP.NET Core. Основната ѝ задача е да обработва клиентските заявки, да реализира бизнес логиката на приложението, да осъществява достъп до базата данни и да осигурява сигурен обмен на информация между клиентската част и сървъра.</w:t>
+      </w:r>
+    </w:p>
+    <w:p>
+      <w:pPr>
+        <w:spacing w:after="160" w:line="259" w:lineRule="auto"/>
+        <w:ind w:firstLine="708"/>
+        <w:jc w:val="both"/>
+        <w:rPr>
+          <w:rFonts w:ascii="Times New Roman" w:hAnsi="Times New Roman"/>
+          <w:sz w:val="24"/>
+          <w:szCs w:val="24"/>
+        </w:rPr>
+      </w:pPr>
+      <w:r>
+        <w:rPr>
+          <w:rFonts w:ascii="Times New Roman" w:hAnsi="Times New Roman"/>
+          <w:sz w:val="24"/>
+          <w:szCs w:val="24"/>
+        </w:rPr>
+        <w:t>При проектирането е приложен принципът за разделяне на отговорностите (Separation of Concerns), като различните функционалности са организирани в отделни слоеве. По този начин всяка част от системата изпълнява конкретна задача, което улеснява разработката, поддръжката и бъдещото разширяване на приложението.</w:t>
+      </w:r>
+    </w:p>
+    <w:p>
+      <w:pPr>
+        <w:pStyle w:val="Heading3"/>
+        <w:numPr>
+          <w:ilvl w:val="0"/>
+          <w:numId w:val="6"/>
+        </w:numPr>
+      </w:pPr>
+      <w:r>
+        <w:t>Services</w:t>
+      </w:r>
+    </w:p>
+    <w:p>
+      <w:pPr>
+        <w:spacing w:after="160" w:line="259" w:lineRule="auto"/>
+        <w:ind w:firstLine="708"/>
+        <w:jc w:val="both"/>
+        <w:rPr>
+          <w:rFonts w:ascii="Times New Roman" w:hAnsi="Times New Roman"/>
+          <w:sz w:val="24"/>
+          <w:szCs w:val="24"/>
+        </w:rPr>
+      </w:pPr>
+      <w:r>
+        <w:rPr>
+          <w:rFonts w:ascii="Times New Roman" w:hAnsi="Times New Roman"/>
+          <w:sz w:val="24"/>
+          <w:szCs w:val="24"/>
+        </w:rPr>
+        <w:t>Бизнес логиката на системата е реализирана чрез отделни Service класове. Всеки модул на приложението разполага със собствена услуга, която съдържа логиката за обработка на данните и реализиране на съответната функционалност. По този начин контролерите не съдържат бизнес логика, а единствено приемат клиентските заявки, извикват необходимите услуги и връщат резултат към клиента.</w:t>
+      </w:r>
+    </w:p>
+    <w:p>
+      <w:pPr>
+        <w:spacing w:after="160" w:line="259" w:lineRule="auto"/>
+        <w:ind w:firstLine="708"/>
+        <w:jc w:val="both"/>
+        <w:rPr>
+          <w:rFonts w:ascii="Times New Roman" w:hAnsi="Times New Roman"/>
+          <w:sz w:val="24"/>
+          <w:szCs w:val="24"/>
+        </w:rPr>
+      </w:pPr>
+      <w:r>
+        <w:rPr>
+          <w:rFonts w:ascii="Times New Roman" w:hAnsi="Times New Roman"/>
+          <w:sz w:val="24"/>
+          <w:szCs w:val="24"/>
+        </w:rPr>
+        <w:t>Разделянето на бизнес логиката в самостоятелни услуги позволява многократното ѝ използване от различни части на приложението и улеснява създаването на unit тестове.</w:t>
+      </w:r>
+    </w:p>
+    <w:p>
+      <w:pPr>
+        <w:pStyle w:val="Heading3"/>
+        <w:numPr>
+          <w:ilvl w:val="0"/>
+          <w:numId w:val="6"/>
+        </w:numPr>
+      </w:pPr>
+      <w:r>
+        <w:t>Controllers</w:t>
+      </w:r>
+    </w:p>
+    <w:p>
+      <w:pPr>
+        <w:spacing w:after="160" w:line="259" w:lineRule="auto"/>
+        <w:ind w:firstLine="708"/>
+        <w:jc w:val="both"/>
+        <w:rPr>
+          <w:rFonts w:ascii="Times New Roman" w:hAnsi="Times New Roman"/>
+          <w:sz w:val="24"/>
+          <w:szCs w:val="24"/>
+        </w:rPr>
+      </w:pPr>
+      <w:r>
+        <w:rPr>
+          <w:rFonts w:ascii="Times New Roman" w:hAnsi="Times New Roman"/>
+          <w:sz w:val="24"/>
+          <w:szCs w:val="24"/>
+        </w:rPr>
+        <w:t>Контролерите представляват входната точка към сървърната част на приложението. Всеки контролер предоставя набор от HTTP методи, чрез които клиентската част може да извършва операции върху отделните функционални модули.</w:t>
+      </w:r>
+    </w:p>
+    <w:p>
+      <w:pPr>
+        <w:spacing w:after="160" w:line="259" w:lineRule="auto"/>
+        <w:ind w:firstLine="708"/>
+        <w:jc w:val="both"/>
+        <w:rPr>
+          <w:rFonts w:ascii="Times New Roman" w:hAnsi="Times New Roman"/>
+          <w:sz w:val="24"/>
+          <w:szCs w:val="24"/>
+        </w:rPr>
+      </w:pPr>
+      <w:r>
+        <w:rPr>
+          <w:rFonts w:ascii="Times New Roman" w:hAnsi="Times New Roman"/>
+          <w:sz w:val="24"/>
+          <w:szCs w:val="24"/>
+        </w:rPr>
+        <w:t xml:space="preserve">В проекта са реализирани контролери за управление на потребители, музикални произведения, албуми, плейлисти, коментари, известия и останалите функционалности на платформата. Освен тях са разработени и контролери, свързани с механизмите за </w:t>
+      </w:r>
+      <w:r>
+        <w:rPr>
+          <w:rFonts w:ascii="Times New Roman" w:hAnsi="Times New Roman"/>
+          <w:sz w:val="24"/>
+          <w:szCs w:val="24"/>
+        </w:rPr>
+        <w:lastRenderedPageBreak/>
+        <w:t>сигурност, включително двуфакторната автентикация, управлението на IP правилата и обработката на потребителските сесии.</w:t>
+      </w:r>
+    </w:p>
+    <w:p>
+      <w:pPr>
+        <w:pStyle w:val="Heading3"/>
+        <w:numPr>
+          <w:ilvl w:val="0"/>
+          <w:numId w:val="6"/>
+        </w:numPr>
+      </w:pPr>
+      <w:r>
+        <w:t>DTO модели</w:t>
+      </w:r>
+    </w:p>
+    <w:p>
+      <w:pPr>
+        <w:spacing w:after="160" w:line="259" w:lineRule="auto"/>
+        <w:ind w:firstLine="708"/>
+        <w:jc w:val="both"/>
+        <w:rPr>
+          <w:rFonts w:ascii="Times New Roman" w:hAnsi="Times New Roman"/>
+          <w:sz w:val="24"/>
+          <w:szCs w:val="24"/>
+        </w:rPr>
+      </w:pPr>
+      <w:r>
+        <w:rPr>
+          <w:rFonts w:ascii="Times New Roman" w:hAnsi="Times New Roman"/>
+          <w:sz w:val="24"/>
+          <w:szCs w:val="24"/>
+        </w:rPr>
+        <w:t>За обмен на информация между клиентската и сървърната част се използват Data Transfer Objects (DTO). Тези модели съдържат единствено необходимите данни за конкретната операция и не разкриват вътрешната структура на домейн моделите.</w:t>
+      </w:r>
+    </w:p>
+    <w:p>
+      <w:pPr>
+        <w:spacing w:after="160" w:line="259" w:lineRule="auto"/>
+        <w:ind w:firstLine="708"/>
+        <w:jc w:val="both"/>
+        <w:rPr>
+          <w:rFonts w:ascii="Times New Roman" w:hAnsi="Times New Roman"/>
+          <w:sz w:val="24"/>
+          <w:szCs w:val="24"/>
+        </w:rPr>
+      </w:pPr>
+      <w:r>
+        <w:rPr>
+          <w:rFonts w:ascii="Times New Roman" w:hAnsi="Times New Roman"/>
+          <w:sz w:val="24"/>
+          <w:szCs w:val="24"/>
+        </w:rPr>
+        <w:t>Използването на DTO модели намалява количеството обменяни данни, подобрява сигурността на приложението и осигурява ясно разделение между вътрешната бизнес логика и външния програмен интерфейс.</w:t>
+      </w:r>
+    </w:p>
+    <w:p>
+      <w:pPr>
+        <w:pStyle w:val="Heading3"/>
+        <w:numPr>
+          <w:ilvl w:val="0"/>
+          <w:numId w:val="6"/>
+        </w:numPr>
+      </w:pPr>
+      <w:r>
+        <w:t>REST API</w:t>
+      </w:r>
+    </w:p>
+    <w:p>
+      <w:pPr>
+        <w:spacing w:after="160" w:line="259" w:lineRule="auto"/>
+        <w:ind w:firstLine="708"/>
+        <w:jc w:val="both"/>
+        <w:rPr>
+          <w:rFonts w:ascii="Times New Roman" w:hAnsi="Times New Roman"/>
+          <w:sz w:val="24"/>
+          <w:szCs w:val="24"/>
+        </w:rPr>
+      </w:pPr>
+      <w:r>
+        <w:rPr>
+          <w:rFonts w:ascii="Times New Roman" w:hAnsi="Times New Roman"/>
+          <w:sz w:val="24"/>
+          <w:szCs w:val="24"/>
+        </w:rPr>
+        <w:t xml:space="preserve">Комуникацията между Angular клиента и сървърната част се реализира чрез REST API. Всички функционалности на платформата са достъпни чрез HTTP заявки, като се използват стандартните методи </w:t>
+      </w:r>
+      <w:r>
+        <w:rPr>
+          <w:rFonts w:ascii="Times New Roman" w:hAnsi="Times New Roman"/>
+          <w:b/>
+          <w:bCs/>
+          <w:sz w:val="24"/>
+          <w:szCs w:val="24"/>
+        </w:rPr>
+        <w:t>GET</w:t>
+      </w:r>
+      <w:r>
+        <w:rPr>
+          <w:rFonts w:ascii="Times New Roman" w:hAnsi="Times New Roman"/>
+          <w:sz w:val="24"/>
+          <w:szCs w:val="24"/>
+        </w:rPr>
+        <w:t xml:space="preserve">, </w:t>
+      </w:r>
+      <w:r>
+        <w:rPr>
+          <w:rFonts w:ascii="Times New Roman" w:hAnsi="Times New Roman"/>
+          <w:b/>
+          <w:bCs/>
+          <w:sz w:val="24"/>
+          <w:szCs w:val="24"/>
+        </w:rPr>
+        <w:t>POST</w:t>
+      </w:r>
+      <w:r>
+        <w:rPr>
+          <w:rFonts w:ascii="Times New Roman" w:hAnsi="Times New Roman"/>
+          <w:sz w:val="24"/>
+          <w:szCs w:val="24"/>
+        </w:rPr>
+        <w:t xml:space="preserve">, </w:t>
+      </w:r>
+      <w:r>
+        <w:rPr>
+          <w:rFonts w:ascii="Times New Roman" w:hAnsi="Times New Roman"/>
+          <w:b/>
+          <w:bCs/>
+          <w:sz w:val="24"/>
+          <w:szCs w:val="24"/>
+        </w:rPr>
+        <w:t>PUT</w:t>
+      </w:r>
+      <w:r>
+        <w:rPr>
+          <w:rFonts w:ascii="Times New Roman" w:hAnsi="Times New Roman"/>
+          <w:sz w:val="24"/>
+          <w:szCs w:val="24"/>
+        </w:rPr>
+        <w:t xml:space="preserve"> и </w:t>
+      </w:r>
+      <w:r>
+        <w:rPr>
+          <w:rFonts w:ascii="Times New Roman" w:hAnsi="Times New Roman"/>
+          <w:b/>
+          <w:bCs/>
+          <w:sz w:val="24"/>
+          <w:szCs w:val="24"/>
+        </w:rPr>
+        <w:t>DELETE</w:t>
+      </w:r>
+      <w:r>
+        <w:rPr>
+          <w:rFonts w:ascii="Times New Roman" w:hAnsi="Times New Roman"/>
+          <w:sz w:val="24"/>
+          <w:szCs w:val="24"/>
+        </w:rPr>
+        <w:t>.</w:t>
+      </w:r>
+    </w:p>
+    <w:p>
+      <w:pPr>
+        <w:spacing w:after="160" w:line="259" w:lineRule="auto"/>
+        <w:ind w:firstLine="708"/>
+        <w:jc w:val="both"/>
+        <w:rPr>
+          <w:rFonts w:ascii="Times New Roman" w:hAnsi="Times New Roman"/>
+          <w:sz w:val="24"/>
+          <w:szCs w:val="24"/>
+        </w:rPr>
+      </w:pPr>
+      <w:r>
+        <w:rPr>
+          <w:rFonts w:ascii="Times New Roman" w:hAnsi="Times New Roman"/>
+          <w:sz w:val="24"/>
+          <w:szCs w:val="24"/>
+        </w:rPr>
+        <w:t xml:space="preserve">Обменът на информация се извършва във формат </w:t>
+      </w:r>
+      <w:r>
+        <w:rPr>
+          <w:rFonts w:ascii="Times New Roman" w:hAnsi="Times New Roman"/>
+          <w:b/>
+          <w:bCs/>
+          <w:sz w:val="24"/>
+          <w:szCs w:val="24"/>
+        </w:rPr>
+        <w:t>JSON</w:t>
+      </w:r>
+      <w:r>
+        <w:rPr>
+          <w:rFonts w:ascii="Times New Roman" w:hAnsi="Times New Roman"/>
+          <w:sz w:val="24"/>
+          <w:szCs w:val="24"/>
+        </w:rPr>
+        <w:t>, което осигурява независимост между клиентската и сървърната част и позволява едно и също API да бъде използвано както от уеб клиента, така и от бъдещи мобилни или външни приложения.</w:t>
+      </w:r>
+    </w:p>
+    <w:p>
+      <w:pPr>
+        <w:pStyle w:val="Heading3"/>
+        <w:numPr>
+          <w:ilvl w:val="0"/>
+          <w:numId w:val="6"/>
+        </w:numPr>
+      </w:pPr>
+      <w:r>
+        <w:t>JWT удостоверяване</w:t>
+      </w:r>
+    </w:p>
+    <w:p>
+      <w:pPr>
+        <w:spacing w:after="160" w:line="259" w:lineRule="auto"/>
+        <w:ind w:firstLine="708"/>
+        <w:jc w:val="both"/>
+        <w:rPr>
+          <w:rFonts w:ascii="Times New Roman" w:hAnsi="Times New Roman"/>
+          <w:sz w:val="24"/>
+          <w:szCs w:val="24"/>
+        </w:rPr>
+      </w:pPr>
+      <w:r>
+        <w:rPr>
+          <w:rFonts w:ascii="Times New Roman" w:hAnsi="Times New Roman"/>
+          <w:sz w:val="24"/>
+          <w:szCs w:val="24"/>
+        </w:rPr>
+        <w:t xml:space="preserve">За защита на програмния интерфейс е реализирана автентикация чрез </w:t>
+      </w:r>
+      <w:r>
+        <w:rPr>
+          <w:rFonts w:ascii="Times New Roman" w:hAnsi="Times New Roman"/>
+          <w:b/>
+          <w:bCs/>
+          <w:sz w:val="24"/>
+          <w:szCs w:val="24"/>
+        </w:rPr>
+        <w:t>JSON Web Token (JWT)</w:t>
+      </w:r>
+      <w:r>
+        <w:rPr>
+          <w:rFonts w:ascii="Times New Roman" w:hAnsi="Times New Roman"/>
+          <w:sz w:val="24"/>
+          <w:szCs w:val="24"/>
+        </w:rPr>
+        <w:t>. След успешно удостоверяване на потребителя сървърът генерира токен, съдържащ информация за неговата самоличност и предоставените му права за достъп. При всяка следваща заявка този токен се изпраща към сървъра, където се извършва неговата проверка преди изпълнение на заявената операция.</w:t>
+      </w:r>
+    </w:p>
+    <w:p>
+      <w:pPr>
+        <w:spacing w:after="160" w:line="259" w:lineRule="auto"/>
+        <w:ind w:firstLine="708"/>
+        <w:jc w:val="both"/>
+        <w:rPr>
+          <w:rFonts w:ascii="Times New Roman" w:hAnsi="Times New Roman"/>
+          <w:sz w:val="24"/>
+          <w:szCs w:val="24"/>
+        </w:rPr>
+      </w:pPr>
+      <w:r>
+        <w:rPr>
+          <w:rFonts w:ascii="Times New Roman" w:hAnsi="Times New Roman"/>
+          <w:sz w:val="24"/>
+          <w:szCs w:val="24"/>
+        </w:rPr>
+        <w:t>Този подход позволява изграждане на stateless архитектура и осигурява сигурен контрол върху достъпа до защитените ресурси на приложението.</w:t>
+      </w:r>
+    </w:p>
+    <w:p>
+      <w:pPr>
+        <w:pStyle w:val="Heading3"/>
+        <w:numPr>
+          <w:ilvl w:val="0"/>
+          <w:numId w:val="6"/>
+        </w:numPr>
+      </w:pPr>
+      <w:r>
+        <w:t>AutoMapper</w:t>
+      </w:r>
+    </w:p>
+    <w:p>
+      <w:pPr>
+        <w:spacing w:after="160" w:line="259" w:lineRule="auto"/>
+        <w:ind w:firstLine="708"/>
+        <w:jc w:val="both"/>
+        <w:rPr>
+          <w:rFonts w:ascii="Times New Roman" w:hAnsi="Times New Roman"/>
+          <w:sz w:val="24"/>
+          <w:szCs w:val="24"/>
+        </w:rPr>
+      </w:pPr>
+      <w:r>
+        <w:rPr>
+          <w:rFonts w:ascii="Times New Roman" w:hAnsi="Times New Roman"/>
+          <w:sz w:val="24"/>
+          <w:szCs w:val="24"/>
+        </w:rPr>
+        <w:t xml:space="preserve">За преобразуване между домейн моделите и DTO обектите е използвана библиотеката </w:t>
+      </w:r>
+      <w:r>
+        <w:rPr>
+          <w:rFonts w:ascii="Times New Roman" w:hAnsi="Times New Roman"/>
+          <w:b/>
+          <w:bCs/>
+          <w:sz w:val="24"/>
+          <w:szCs w:val="24"/>
+        </w:rPr>
+        <w:t>AutoMapper</w:t>
+      </w:r>
+      <w:r>
+        <w:rPr>
+          <w:rFonts w:ascii="Times New Roman" w:hAnsi="Times New Roman"/>
+          <w:sz w:val="24"/>
+          <w:szCs w:val="24"/>
+        </w:rPr>
+        <w:t>. Чрез нея автоматично се извършва преобразуването между различните типове обекти, което значително намалява необходимостта от ръчно копиране на свойства.</w:t>
+      </w:r>
+    </w:p>
+    <w:p>
+      <w:pPr>
+        <w:spacing w:after="160" w:line="259" w:lineRule="auto"/>
+        <w:ind w:firstLine="708"/>
+        <w:jc w:val="both"/>
+        <w:rPr>
+          <w:rFonts w:ascii="Times New Roman" w:hAnsi="Times New Roman"/>
+          <w:sz w:val="24"/>
+          <w:szCs w:val="24"/>
+        </w:rPr>
+      </w:pPr>
+      <w:r>
+        <w:rPr>
+          <w:rFonts w:ascii="Times New Roman" w:hAnsi="Times New Roman"/>
+          <w:sz w:val="24"/>
+          <w:szCs w:val="24"/>
+        </w:rPr>
+        <w:t>Използването на AutoMapper води до по-четим и лесен за поддръжка код, като същевременно намалява вероятността от допускане на грешки при обработката на данните.</w:t>
+      </w:r>
+    </w:p>
+    <w:p>
+      <w:pPr>
+        <w:pStyle w:val="Heading2"/>
+        <w:numPr>
+          <w:ilvl w:val="0"/>
+          <w:numId w:val="9"/>
+        </w:numPr>
+        <w:rPr>
+          <w:rFonts w:ascii="Calibri" w:eastAsia="Times New Roman" w:hAnsi="Calibri" w:cs="Times New Roman"/>
+          <w:b/>
+          <w:bCs/>
+          <w:color w:val="auto"/>
+          <w:sz w:val="28"/>
+          <w:szCs w:val="28"/>
+        </w:rPr>
+      </w:pPr>
+      <w:r>
+        <w:rPr>
+          <w:rFonts w:ascii="Calibri" w:eastAsia="Times New Roman" w:hAnsi="Calibri" w:cs="Times New Roman"/>
+          <w:b/>
+          <w:bCs/>
+          <w:color w:val="auto"/>
+          <w:sz w:val="28"/>
+          <w:szCs w:val="28"/>
+        </w:rPr>
+        <w:t>Проектиране на клиентската част</w:t>
+      </w:r>
+    </w:p>
+    <w:p>
+      <w:pPr>
+        <w:spacing w:after="160" w:line="259" w:lineRule="auto"/>
+        <w:ind w:firstLine="708"/>
+        <w:jc w:val="both"/>
+      </w:pPr>
+      <w:r>
+        <w:rPr>
+          <w:rFonts w:ascii="Times New Roman" w:hAnsi="Times New Roman"/>
+          <w:sz w:val="24"/>
+          <w:szCs w:val="24"/>
+        </w:rPr>
+        <w:t xml:space="preserve">Клиентската част на системата </w:t>
+      </w:r>
+      <w:r>
+        <w:rPr>
+          <w:rFonts w:ascii="Times New Roman" w:hAnsi="Times New Roman"/>
+          <w:b/>
+          <w:bCs/>
+          <w:sz w:val="24"/>
+          <w:szCs w:val="24"/>
+        </w:rPr>
+        <w:t>MusicHub</w:t>
+      </w:r>
+      <w:r>
+        <w:rPr>
+          <w:rFonts w:ascii="Times New Roman" w:hAnsi="Times New Roman"/>
+          <w:sz w:val="24"/>
+          <w:szCs w:val="24"/>
+        </w:rPr>
+        <w:t xml:space="preserve"> е разработена с Angular и има за цел да осигури модерен, бърз и удобен потребителски интерфейс. Архитектурата е базирана на модулен подход, който позволява разделяне на функционалностите и по-лесна поддръжка и разширяване на приложението.</w:t>
+      </w:r>
+    </w:p>
+    <w:p>
+      <w:pPr>
+        <w:pStyle w:val="Heading3"/>
+        <w:numPr>
+          <w:ilvl w:val="0"/>
+          <w:numId w:val="6"/>
+        </w:numPr>
+      </w:pPr>
+      <w:r>
+        <w:lastRenderedPageBreak/>
+        <w:t>Angular модули</w:t>
+      </w:r>
+    </w:p>
+    <w:p>
+      <w:pPr>
+        <w:spacing w:after="160" w:line="259" w:lineRule="auto"/>
+        <w:ind w:firstLine="708"/>
+        <w:jc w:val="both"/>
+        <w:rPr>
+          <w:rFonts w:ascii="Times New Roman" w:hAnsi="Times New Roman"/>
+          <w:sz w:val="24"/>
+          <w:szCs w:val="24"/>
+        </w:rPr>
+      </w:pPr>
+      <w:r>
+        <w:rPr>
+          <w:rFonts w:ascii="Times New Roman" w:hAnsi="Times New Roman"/>
+          <w:sz w:val="24"/>
+          <w:szCs w:val="24"/>
+        </w:rPr>
+        <w:t>Приложението е организирано в отделни Angular модули, като всеки модул обединява свързани функционалности. Този подход подобрява структурата на проекта и улеснява мащабирането.</w:t>
+      </w:r>
+    </w:p>
+    <w:p>
+      <w:pPr>
+        <w:spacing w:after="160" w:line="259" w:lineRule="auto"/>
+        <w:ind w:firstLine="708"/>
+        <w:jc w:val="both"/>
+        <w:rPr>
+          <w:rFonts w:ascii="Times New Roman" w:hAnsi="Times New Roman"/>
+          <w:sz w:val="24"/>
+          <w:szCs w:val="24"/>
+        </w:rPr>
+      </w:pPr>
+      <w:r>
+        <w:rPr>
+          <w:rFonts w:ascii="Times New Roman" w:hAnsi="Times New Roman"/>
+          <w:sz w:val="24"/>
+          <w:szCs w:val="24"/>
+        </w:rPr>
+        <w:t>Основните модули са:</w:t>
+      </w:r>
+    </w:p>
+    <w:p>
+      <w:pPr>
+        <w:numPr>
+          <w:ilvl w:val="0"/>
+          <w:numId w:val="10"/>
+        </w:numPr>
+        <w:tabs>
+          <w:tab w:val="clear" w:pos="720"/>
+          <w:tab w:val="num" w:pos="1276"/>
+        </w:tabs>
+        <w:spacing w:before="100" w:beforeAutospacing="1" w:after="100" w:afterAutospacing="1" w:line="240" w:lineRule="auto"/>
+        <w:ind w:left="0" w:firstLine="1134"/>
+        <w:jc w:val="both"/>
+        <w:rPr>
+          <w:rFonts w:ascii="Times New Roman" w:hAnsi="Times New Roman"/>
+          <w:sz w:val="24"/>
+          <w:szCs w:val="24"/>
+        </w:rPr>
+      </w:pPr>
+      <w:r>
+        <w:rPr>
+          <w:rFonts w:ascii="Times New Roman" w:hAnsi="Times New Roman"/>
+          <w:b/>
+          <w:bCs/>
+          <w:sz w:val="24"/>
+          <w:szCs w:val="24"/>
+        </w:rPr>
+        <w:t>CoreModule</w:t>
+      </w:r>
+      <w:r>
+        <w:rPr>
+          <w:rFonts w:ascii="Times New Roman" w:hAnsi="Times New Roman"/>
+          <w:sz w:val="24"/>
+          <w:szCs w:val="24"/>
+        </w:rPr>
+        <w:t xml:space="preserve"> – съдържа основни услуги като автентикация, HTTP interceptors и guards. Зарежда се веднъж при стартиране на приложението. </w:t>
+      </w:r>
+    </w:p>
+    <w:p>
+      <w:pPr>
+        <w:numPr>
+          <w:ilvl w:val="0"/>
+          <w:numId w:val="10"/>
+        </w:numPr>
+        <w:tabs>
+          <w:tab w:val="clear" w:pos="720"/>
+          <w:tab w:val="num" w:pos="1276"/>
+        </w:tabs>
+        <w:spacing w:before="100" w:beforeAutospacing="1" w:after="100" w:afterAutospacing="1" w:line="240" w:lineRule="auto"/>
+        <w:ind w:left="0" w:firstLine="1134"/>
+        <w:jc w:val="both"/>
+        <w:rPr>
+          <w:rFonts w:ascii="Times New Roman" w:hAnsi="Times New Roman"/>
+          <w:sz w:val="24"/>
+          <w:szCs w:val="24"/>
+        </w:rPr>
+      </w:pPr>
+      <w:r>
+        <w:rPr>
+          <w:rFonts w:ascii="Times New Roman" w:hAnsi="Times New Roman"/>
+          <w:b/>
+          <w:bCs/>
+          <w:sz w:val="24"/>
+          <w:szCs w:val="24"/>
+        </w:rPr>
+        <w:t>SharedModule</w:t>
+      </w:r>
+      <w:r>
+        <w:rPr>
+          <w:rFonts w:ascii="Times New Roman" w:hAnsi="Times New Roman"/>
+          <w:sz w:val="24"/>
+          <w:szCs w:val="24"/>
+        </w:rPr>
+        <w:t xml:space="preserve"> – включва общи компоненти, директиви и помощни функции, които се използват в различни части на системата. </w:t>
+      </w:r>
+    </w:p>
+    <w:p>
+      <w:pPr>
+        <w:numPr>
+          <w:ilvl w:val="0"/>
+          <w:numId w:val="10"/>
+        </w:numPr>
+        <w:tabs>
+          <w:tab w:val="clear" w:pos="720"/>
+          <w:tab w:val="num" w:pos="1276"/>
+        </w:tabs>
+        <w:spacing w:before="100" w:beforeAutospacing="1" w:after="100" w:afterAutospacing="1" w:line="240" w:lineRule="auto"/>
+        <w:ind w:left="0" w:firstLine="1134"/>
+        <w:jc w:val="both"/>
+        <w:rPr>
+          <w:rFonts w:ascii="Times New Roman" w:hAnsi="Times New Roman"/>
+          <w:sz w:val="24"/>
+          <w:szCs w:val="24"/>
+        </w:rPr>
+      </w:pPr>
+      <w:r>
+        <w:rPr>
+          <w:rFonts w:ascii="Times New Roman" w:hAnsi="Times New Roman"/>
+          <w:b/>
+          <w:bCs/>
+          <w:sz w:val="24"/>
+          <w:szCs w:val="24"/>
+        </w:rPr>
+        <w:t>AuthModule</w:t>
+      </w:r>
+      <w:r>
+        <w:rPr>
+          <w:rFonts w:ascii="Times New Roman" w:hAnsi="Times New Roman"/>
+          <w:sz w:val="24"/>
+          <w:szCs w:val="24"/>
+        </w:rPr>
+        <w:t xml:space="preserve"> – отговаря за регистрация и вход на потребители. </w:t>
+      </w:r>
+    </w:p>
+    <w:p>
+      <w:pPr>
+        <w:numPr>
+          <w:ilvl w:val="0"/>
+          <w:numId w:val="10"/>
+        </w:numPr>
+        <w:tabs>
+          <w:tab w:val="clear" w:pos="720"/>
+          <w:tab w:val="num" w:pos="1276"/>
+        </w:tabs>
+        <w:spacing w:before="100" w:beforeAutospacing="1" w:after="100" w:afterAutospacing="1" w:line="240" w:lineRule="auto"/>
+        <w:ind w:left="0" w:firstLine="1134"/>
+        <w:jc w:val="both"/>
+        <w:rPr>
+          <w:rFonts w:ascii="Times New Roman" w:hAnsi="Times New Roman"/>
+          <w:sz w:val="24"/>
+          <w:szCs w:val="24"/>
+        </w:rPr>
+      </w:pPr>
+      <w:r>
+        <w:rPr>
+          <w:rFonts w:ascii="Times New Roman" w:hAnsi="Times New Roman"/>
+          <w:b/>
+          <w:bCs/>
+          <w:sz w:val="24"/>
+          <w:szCs w:val="24"/>
+        </w:rPr>
+        <w:t>MusicModule</w:t>
+      </w:r>
+      <w:r>
+        <w:rPr>
+          <w:rFonts w:ascii="Times New Roman" w:hAnsi="Times New Roman"/>
+          <w:sz w:val="24"/>
+          <w:szCs w:val="24"/>
+        </w:rPr>
+        <w:t xml:space="preserve"> – съдържа функционалности, свързани с музиката, като списък с песни и детайлен изглед. </w:t>
+      </w:r>
+    </w:p>
+    <w:p>
+      <w:pPr>
+        <w:numPr>
+          <w:ilvl w:val="0"/>
+          <w:numId w:val="10"/>
+        </w:numPr>
+        <w:tabs>
+          <w:tab w:val="clear" w:pos="720"/>
+          <w:tab w:val="num" w:pos="1276"/>
+        </w:tabs>
+        <w:spacing w:before="100" w:beforeAutospacing="1" w:after="100" w:afterAutospacing="1" w:line="240" w:lineRule="auto"/>
+        <w:ind w:left="0" w:firstLine="1134"/>
+        <w:jc w:val="both"/>
+        <w:rPr>
+          <w:rFonts w:ascii="Times New Roman" w:hAnsi="Times New Roman"/>
+          <w:sz w:val="24"/>
+          <w:szCs w:val="24"/>
+        </w:rPr>
+      </w:pPr>
+      <w:r>
+        <w:rPr>
+          <w:rFonts w:ascii="Times New Roman" w:hAnsi="Times New Roman"/>
+          <w:b/>
+          <w:bCs/>
+          <w:sz w:val="24"/>
+          <w:szCs w:val="24"/>
+        </w:rPr>
+        <w:t>PlaylistModule</w:t>
+      </w:r>
+      <w:r>
+        <w:rPr>
+          <w:rFonts w:ascii="Times New Roman" w:hAnsi="Times New Roman"/>
+          <w:sz w:val="24"/>
+          <w:szCs w:val="24"/>
+        </w:rPr>
+        <w:t xml:space="preserve"> – управление на плейлисти. </w:t>
+      </w:r>
+    </w:p>
+    <w:p>
+      <w:pPr>
+        <w:numPr>
+          <w:ilvl w:val="0"/>
+          <w:numId w:val="10"/>
+        </w:numPr>
+        <w:tabs>
+          <w:tab w:val="clear" w:pos="720"/>
+          <w:tab w:val="num" w:pos="1276"/>
+        </w:tabs>
+        <w:spacing w:before="100" w:beforeAutospacing="1" w:after="100" w:afterAutospacing="1" w:line="240" w:lineRule="auto"/>
+        <w:ind w:left="0" w:firstLine="1134"/>
+        <w:jc w:val="both"/>
+        <w:rPr>
+          <w:rFonts w:ascii="Times New Roman" w:hAnsi="Times New Roman"/>
+          <w:sz w:val="24"/>
+          <w:szCs w:val="24"/>
+        </w:rPr>
+      </w:pPr>
+      <w:r>
+        <w:rPr>
+          <w:rFonts w:ascii="Times New Roman" w:hAnsi="Times New Roman"/>
+          <w:b/>
+          <w:bCs/>
+          <w:sz w:val="24"/>
+          <w:szCs w:val="24"/>
+        </w:rPr>
+        <w:t>UserModule</w:t>
+      </w:r>
+      <w:r>
+        <w:rPr>
+          <w:rFonts w:ascii="Times New Roman" w:hAnsi="Times New Roman"/>
+          <w:sz w:val="24"/>
+          <w:szCs w:val="24"/>
+        </w:rPr>
+        <w:t xml:space="preserve"> – потребителски профил и свързани с него данни. </w:t>
+      </w:r>
+    </w:p>
+    <w:p>
+      <w:pPr>
+        <w:pStyle w:val="NormalWeb"/>
+        <w:ind w:firstLine="708"/>
+        <w:jc w:val="both"/>
+      </w:pPr>
+      <w:r>
+        <w:t>Тази структура позволява ясна разделеност на отговорностите между отделните части на приложението.</w:t>
+      </w:r>
+    </w:p>
+    <w:p>
+      <w:pPr>
+        <w:pStyle w:val="Heading3"/>
+        <w:numPr>
+          <w:ilvl w:val="0"/>
+          <w:numId w:val="6"/>
+        </w:numPr>
+      </w:pPr>
+      <w:r>
+        <w:t>Components (Компоненти)</w:t>
+      </w:r>
+    </w:p>
+    <w:p>
+      <w:pPr>
+        <w:pStyle w:val="NormalWeb"/>
+        <w:ind w:firstLine="708"/>
+        <w:jc w:val="both"/>
+      </w:pPr>
+      <w:r>
+        <w:t>Потребителският интерфейс е изграден от множество Angular компоненти, като всеки компонент отговаря за конкретна част от визуализацията или функционалността.</w:t>
+      </w:r>
+    </w:p>
+    <w:p>
+      <w:pPr>
+        <w:pStyle w:val="NormalWeb"/>
+        <w:ind w:firstLine="360"/>
+        <w:jc w:val="both"/>
+      </w:pPr>
+      <w:r>
+        <w:t>Основните компоненти включват:</w:t>
+      </w:r>
+    </w:p>
+    <w:p>
+      <w:pPr>
+        <w:numPr>
+          <w:ilvl w:val="0"/>
+          <w:numId w:val="11"/>
+        </w:numPr>
+        <w:spacing w:before="100" w:beforeAutospacing="1" w:after="100" w:afterAutospacing="1" w:line="240" w:lineRule="auto"/>
+        <w:ind w:firstLine="414"/>
+        <w:jc w:val="both"/>
+        <w:rPr>
+          <w:rFonts w:ascii="Times New Roman" w:hAnsi="Times New Roman"/>
+          <w:sz w:val="24"/>
+          <w:szCs w:val="24"/>
+        </w:rPr>
+      </w:pPr>
+      <w:r>
+        <w:rPr>
+          <w:rFonts w:ascii="Times New Roman" w:hAnsi="Times New Roman"/>
+          <w:sz w:val="24"/>
+          <w:szCs w:val="24"/>
+        </w:rPr>
+        <w:t xml:space="preserve">компоненти за вход и регистрация на потребители </w:t>
+      </w:r>
+    </w:p>
+    <w:p>
+      <w:pPr>
+        <w:numPr>
+          <w:ilvl w:val="0"/>
+          <w:numId w:val="11"/>
+        </w:numPr>
+        <w:spacing w:before="100" w:beforeAutospacing="1" w:after="100" w:afterAutospacing="1" w:line="240" w:lineRule="auto"/>
+        <w:ind w:firstLine="414"/>
+        <w:jc w:val="both"/>
+        <w:rPr>
+          <w:rFonts w:ascii="Times New Roman" w:hAnsi="Times New Roman"/>
+          <w:sz w:val="24"/>
+          <w:szCs w:val="24"/>
+        </w:rPr>
+      </w:pPr>
+      <w:r>
+        <w:rPr>
+          <w:rFonts w:ascii="Times New Roman" w:hAnsi="Times New Roman"/>
+          <w:sz w:val="24"/>
+          <w:szCs w:val="24"/>
+        </w:rPr>
+        <w:t xml:space="preserve">компоненти за списък с музика и детайли за конкретна песен </w:t>
+      </w:r>
+    </w:p>
+    <w:p>
+      <w:pPr>
+        <w:numPr>
+          <w:ilvl w:val="0"/>
+          <w:numId w:val="11"/>
+        </w:numPr>
+        <w:spacing w:before="100" w:beforeAutospacing="1" w:after="100" w:afterAutospacing="1" w:line="240" w:lineRule="auto"/>
+        <w:ind w:firstLine="414"/>
+        <w:jc w:val="both"/>
+        <w:rPr>
+          <w:rFonts w:ascii="Times New Roman" w:hAnsi="Times New Roman"/>
+          <w:sz w:val="24"/>
+          <w:szCs w:val="24"/>
+        </w:rPr>
+      </w:pPr>
+      <w:r>
+        <w:rPr>
+          <w:rFonts w:ascii="Times New Roman" w:hAnsi="Times New Roman"/>
+          <w:sz w:val="24"/>
+          <w:szCs w:val="24"/>
+        </w:rPr>
+        <w:t xml:space="preserve">компоненти за любими песни </w:t>
+      </w:r>
+    </w:p>
+    <w:p>
+      <w:pPr>
+        <w:numPr>
+          <w:ilvl w:val="0"/>
+          <w:numId w:val="11"/>
+        </w:numPr>
+        <w:spacing w:before="100" w:beforeAutospacing="1" w:after="100" w:afterAutospacing="1" w:line="240" w:lineRule="auto"/>
+        <w:ind w:firstLine="414"/>
+        <w:jc w:val="both"/>
+        <w:rPr>
+          <w:rFonts w:ascii="Times New Roman" w:hAnsi="Times New Roman"/>
+          <w:sz w:val="24"/>
+          <w:szCs w:val="24"/>
+        </w:rPr>
+      </w:pPr>
+      <w:r>
+        <w:rPr>
+          <w:rFonts w:ascii="Times New Roman" w:hAnsi="Times New Roman"/>
+          <w:sz w:val="24"/>
+          <w:szCs w:val="24"/>
+        </w:rPr>
+        <w:t xml:space="preserve">компоненти за плейлисти </w:t>
+      </w:r>
+    </w:p>
+    <w:p>
+      <w:pPr>
+        <w:numPr>
+          <w:ilvl w:val="0"/>
+          <w:numId w:val="11"/>
+        </w:numPr>
+        <w:spacing w:before="100" w:beforeAutospacing="1" w:after="100" w:afterAutospacing="1" w:line="240" w:lineRule="auto"/>
+        <w:ind w:firstLine="414"/>
+        <w:jc w:val="both"/>
+        <w:rPr>
+          <w:rFonts w:ascii="Times New Roman" w:hAnsi="Times New Roman"/>
+          <w:sz w:val="24"/>
+          <w:szCs w:val="24"/>
+        </w:rPr>
+      </w:pPr>
+      <w:r>
+        <w:rPr>
+          <w:rFonts w:ascii="Times New Roman" w:hAnsi="Times New Roman"/>
+          <w:sz w:val="24"/>
+          <w:szCs w:val="24"/>
+        </w:rPr>
+        <w:t xml:space="preserve">компонент за потребителски профил </w:t>
+      </w:r>
+    </w:p>
+    <w:p>
+      <w:pPr>
+        <w:pStyle w:val="NormalWeb"/>
+        <w:ind w:firstLine="360"/>
+        <w:jc w:val="both"/>
+      </w:pPr>
+      <w:r>
+        <w:t>Всеки компонент съдържа три основни части: HTML шаблон, стилове и TypeScript логика. Това следва принципа на разделяне на отговорностите и улеснява повторното използване на код.</w:t>
+      </w:r>
+    </w:p>
+    <w:p>
+      <w:pPr>
+        <w:pStyle w:val="Heading3"/>
+        <w:numPr>
+          <w:ilvl w:val="0"/>
+          <w:numId w:val="6"/>
+        </w:numPr>
+      </w:pPr>
+      <w:r>
+        <w:t>Routing (Маршрутизация)</w:t>
+      </w:r>
+    </w:p>
+    <w:p>
+      <w:pPr>
+        <w:pStyle w:val="NormalWeb"/>
+        <w:ind w:firstLine="360"/>
+        <w:jc w:val="both"/>
+      </w:pPr>
+      <w:r>
+        <w:t>Навигацията в приложението се реализира чрез Angular Router, който позволява работа като Single Page Application (SPA). Това означава, че страниците се сменят динамично без презареждане на браузъра.</w:t>
+      </w:r>
+    </w:p>
+    <w:p>
+      <w:pPr>
+        <w:pStyle w:val="NormalWeb"/>
+        <w:ind w:firstLine="360"/>
+        <w:jc w:val="both"/>
+      </w:pPr>
+      <w:r>
+        <w:t>Част от модулите са конфигурирани с lazy loading, което подобрява началното време за зареждане и производителността на системата.</w:t>
+      </w:r>
+    </w:p>
+    <w:p>
+      <w:pPr>
+        <w:pStyle w:val="Heading3"/>
+        <w:numPr>
+          <w:ilvl w:val="0"/>
+          <w:numId w:val="6"/>
+        </w:numPr>
+      </w:pPr>
+      <w:r>
+        <w:lastRenderedPageBreak/>
+        <w:t>Guards (Защити)</w:t>
+      </w:r>
+    </w:p>
+    <w:p>
+      <w:pPr>
+        <w:pStyle w:val="NormalWeb"/>
+        <w:ind w:firstLine="360"/>
+        <w:jc w:val="both"/>
+      </w:pPr>
+      <w:r>
+        <w:t>За контрол на достъпа до различните части на приложението се използват Angular guards. Те проверяват дали потребителят има право да достъпва даден маршрут.</w:t>
+      </w:r>
+    </w:p>
+    <w:p>
+      <w:pPr>
+        <w:pStyle w:val="NormalWeb"/>
+        <w:ind w:firstLine="360"/>
+        <w:jc w:val="both"/>
+      </w:pPr>
+      <w:r>
+        <w:t>Основните guards са:</w:t>
+      </w:r>
+    </w:p>
+    <w:p>
+      <w:pPr>
+        <w:numPr>
+          <w:ilvl w:val="0"/>
+          <w:numId w:val="13"/>
+        </w:numPr>
+        <w:spacing w:before="100" w:beforeAutospacing="1" w:after="100" w:afterAutospacing="1" w:line="240" w:lineRule="auto"/>
+        <w:jc w:val="both"/>
+      </w:pPr>
+      <w:r>
+        <w:rPr>
+          <w:rStyle w:val="Strong"/>
+        </w:rPr>
+        <w:t>AuthGuard</w:t>
+      </w:r>
+      <w:r>
+        <w:t xml:space="preserve"> – позволява достъп само на автентикирани потребители </w:t>
+      </w:r>
+    </w:p>
+    <w:p>
+      <w:pPr>
+        <w:numPr>
+          <w:ilvl w:val="0"/>
+          <w:numId w:val="13"/>
+        </w:numPr>
+        <w:spacing w:before="100" w:beforeAutospacing="1" w:after="100" w:afterAutospacing="1" w:line="240" w:lineRule="auto"/>
+        <w:jc w:val="both"/>
+      </w:pPr>
+      <w:r>
+        <w:rPr>
+          <w:rStyle w:val="Strong"/>
+        </w:rPr>
+        <w:t>RoleGuard</w:t>
+      </w:r>
+      <w:r>
+        <w:t xml:space="preserve"> – ограничава достъпа според ролята на потребителя </w:t>
+      </w:r>
+    </w:p>
+    <w:p>
+      <w:pPr>
+        <w:pStyle w:val="NormalWeb"/>
+        <w:ind w:firstLine="360"/>
+        <w:jc w:val="both"/>
+      </w:pPr>
+      <w:r>
+        <w:t>Тези механизми използват JWT токен за проверка на автентикацията и авторизацията.</w:t>
+      </w:r>
+    </w:p>
+    <w:p>
+      <w:pPr>
+        <w:pStyle w:val="Heading3"/>
+        <w:numPr>
+          <w:ilvl w:val="0"/>
+          <w:numId w:val="6"/>
+        </w:numPr>
+      </w:pPr>
+      <w:r>
+        <w:t>HTTP Interceptors</w:t>
+      </w:r>
+    </w:p>
+    <w:p>
+      <w:pPr>
+        <w:pStyle w:val="NormalWeb"/>
+        <w:ind w:firstLine="708"/>
+        <w:jc w:val="both"/>
+      </w:pPr>
+      <w:r>
+        <w:t>HTTP interceptors се използват за централизирана обработка на HTTP заявките. Основната им роля в системата е автоматичното добавяне на JWT токен към всички заявки към сървъра.</w:t>
+      </w:r>
+    </w:p>
+    <w:p>
+      <w:pPr>
+        <w:pStyle w:val="NormalWeb"/>
+        <w:ind w:firstLine="708"/>
+        <w:jc w:val="both"/>
+      </w:pPr>
+      <w:r>
+        <w:t>Освен това те могат да обработват глобално HTTP грешки, като например 401 Unauthorized, при което потребителят се пренасочва към страницата за вход. Това намалява дублирането на код и подобрява сигурността на приложението.</w:t>
+      </w:r>
+    </w:p>
+    <w:p>
+      <w:pPr>
+        <w:pStyle w:val="Heading2"/>
+        <w:numPr>
+          <w:ilvl w:val="0"/>
+          <w:numId w:val="9"/>
+        </w:numPr>
+        <w:rPr>
+          <w:rFonts w:ascii="Calibri" w:eastAsia="Times New Roman" w:hAnsi="Calibri" w:cs="Times New Roman"/>
+          <w:b/>
+          <w:bCs/>
+          <w:color w:val="auto"/>
+          <w:sz w:val="28"/>
+          <w:szCs w:val="28"/>
+        </w:rPr>
+      </w:pPr>
+      <w:r>
+        <w:rPr>
+          <w:rFonts w:ascii="Calibri" w:eastAsia="Times New Roman" w:hAnsi="Calibri" w:cs="Times New Roman"/>
+          <w:b/>
+          <w:bCs/>
+          <w:color w:val="auto"/>
+          <w:sz w:val="28"/>
+          <w:szCs w:val="28"/>
+        </w:rPr>
+        <w:t>Проектиране на защитните механизми</w:t>
+      </w:r>
+    </w:p>
+    <w:p>
+      <w:pPr>
+        <w:pStyle w:val="NormalWeb"/>
+        <w:ind w:firstLine="360"/>
+        <w:jc w:val="both"/>
+      </w:pPr>
+      <w:r>
+        <w:t xml:space="preserve">За осигуряване на високо ниво на сигурност в системата </w:t>
+      </w:r>
+      <w:r>
+        <w:rPr>
+          <w:rStyle w:val="Strong"/>
+        </w:rPr>
+        <w:t>MusicHub</w:t>
+      </w:r>
+      <w:r>
+        <w:t xml:space="preserve"> са внедрени няколко защитни механизма, които обхващат както автентикацията и достъпа на потребителите, така и защитата на API и чувствителните операции.</w:t>
+      </w:r>
+    </w:p>
+    <w:p>
+      <w:pPr>
+        <w:pStyle w:val="Heading3"/>
+        <w:numPr>
+          <w:ilvl w:val="0"/>
+          <w:numId w:val="6"/>
+        </w:numPr>
+        <w:jc w:val="both"/>
+      </w:pPr>
+      <w:r>
+        <w:t>2FA (Two-Factor Authentication)</w:t>
+      </w:r>
+    </w:p>
+    <w:p>
+      <w:pPr>
+        <w:pStyle w:val="NormalWeb"/>
+        <w:ind w:firstLine="708"/>
+        <w:jc w:val="both"/>
+      </w:pPr>
+      <w:r>
+        <w:t>Системата поддържа двуфакторна автентикация, която добавя допълнителен слой защита при вход. Освен стандартното потребителско име и парола, потребителят трябва да потвърди самоличността си чрез допълнителен код, изпратен по email или генериран от външен механизъм. Това значително намалява риска от неоторизиран достъп при компрометирани пароли.</w:t>
+      </w:r>
+    </w:p>
+    <w:p>
+      <w:pPr>
+        <w:pStyle w:val="Heading3"/>
+        <w:numPr>
+          <w:ilvl w:val="0"/>
+          <w:numId w:val="6"/>
+        </w:numPr>
+        <w:jc w:val="both"/>
+      </w:pPr>
+      <w:r>
+        <w:t>IP Filtering</w:t>
+      </w:r>
+    </w:p>
+    <w:p>
+      <w:pPr>
+        <w:pStyle w:val="NormalWeb"/>
+        <w:ind w:firstLine="708"/>
+        <w:jc w:val="both"/>
+      </w:pPr>
+      <w:r>
+        <w:t>В системата е внедрен механизъм за IP филтриране, който позволява ограничаване на достъпа до приложението или определени негови части само от разрешени IP адреси. Това е особено полезно за административни функции или вътрешни операции, като по този начин се намалява повърхността за атаки.</w:t>
+      </w:r>
+    </w:p>
+    <w:p>
+      <w:pPr>
+        <w:pStyle w:val="Heading3"/>
+        <w:numPr>
+          <w:ilvl w:val="0"/>
+          <w:numId w:val="6"/>
+        </w:numPr>
+        <w:jc w:val="both"/>
+      </w:pPr>
+      <w:r>
+        <w:t>Email известяване</w:t>
+      </w:r>
+    </w:p>
+    <w:p>
+      <w:pPr>
+        <w:pStyle w:val="NormalWeb"/>
+        <w:ind w:firstLine="708"/>
+        <w:jc w:val="both"/>
+      </w:pPr>
+      <w:r>
+        <w:t xml:space="preserve">Системата използва email известия за важни събития, свързани със сигурността на потребителския акаунт. Такива събития включват нов вход в профила, промяна на </w:t>
+      </w:r>
+      <w:r>
+        <w:lastRenderedPageBreak/>
+        <w:t>парола или активиране на ново устройство. Това позволява на потребителите своевременно да реагират при съмнителна активност</w:t>
+      </w:r>
+    </w:p>
+    <w:p>
+      <w:pPr>
+        <w:pStyle w:val="Heading3"/>
+        <w:numPr>
+          <w:ilvl w:val="0"/>
+          <w:numId w:val="6"/>
+        </w:numPr>
+        <w:jc w:val="both"/>
+      </w:pPr>
+      <w:r>
+        <w:t>Roles &amp; Permissions</w:t>
+      </w:r>
+    </w:p>
+    <w:p>
+      <w:pPr>
+        <w:pStyle w:val="NormalWeb"/>
+        <w:ind w:firstLine="708"/>
+        <w:jc w:val="both"/>
+      </w:pPr>
+      <w:r>
+        <w:t>Достъпът до функционалностите в системата е контролиран чрез роли и права. Всеки потребител има определена роля (например User или Admin), като на базата на нея се определя кои операции може да извършва. Това осигурява ясно разделение на отговорностите и предотвратява достъп до административни функции от обикновени потребители.</w:t>
+      </w:r>
+    </w:p>
+    <w:p>
+      <w:pPr>
+        <w:pStyle w:val="Heading3"/>
+        <w:numPr>
+          <w:ilvl w:val="0"/>
+          <w:numId w:val="6"/>
+        </w:numPr>
+        <w:jc w:val="both"/>
+      </w:pPr>
+      <w:r>
+        <w:t>Защита на API endpoints</w:t>
+      </w:r>
+    </w:p>
+    <w:p>
+      <w:pPr>
+        <w:pStyle w:val="NormalWeb"/>
+        <w:ind w:firstLine="708"/>
+        <w:jc w:val="both"/>
+      </w:pPr>
+      <w:r>
+        <w:t>Всички чувствителни API endpoints са защитени чрез JWT базирана автентикация. Само валидни и автентикирани заявки имат достъп до ресурсите. Допълнително се използват authorization проверки на ниво endpoint, които валидират правата на потребителя спрямо заявената операция. Това гарантира, че всяка заявка е както автентикирана, така и оторизирана.</w:t>
+      </w:r>
+    </w:p>
+    <w:p>
+      <w:pPr>
+        <w:spacing w:after="160" w:line="259" w:lineRule="auto"/>
+        <w:rPr>
+          <w:rFonts w:ascii="Times New Roman" w:hAnsi="Times New Roman"/>
+          <w:sz w:val="24"/>
+          <w:szCs w:val="24"/>
+        </w:rPr>
+      </w:pPr>
+      <w:r>
+        <w:rPr>
+          <w:rFonts w:ascii="Times New Roman" w:hAnsi="Times New Roman"/>
+          <w:sz w:val="24"/>
+          <w:szCs w:val="24"/>
         </w:rPr>
         <w:br w:type="page"/>
       </w:r>
@@ -5509,23 +8056,284 @@
     </w:p>
     <w:p>
       <w:pPr>
-        <w:spacing w:after="160" w:line="259" w:lineRule="auto"/>
-        <w:rPr>
-          <w:b/>
-          <w:bCs/>
+        <w:pStyle w:val="NormalWeb"/>
+        <w:ind w:firstLine="360"/>
+        <w:jc w:val="both"/>
+      </w:pPr>
+      <w:r>
+        <w:t xml:space="preserve">Системата </w:t>
+      </w:r>
+      <w:r>
+        <w:rPr>
+          <w:rStyle w:val="Strong"/>
+        </w:rPr>
+        <w:t>MusicHub</w:t>
+      </w:r>
+      <w:r>
+        <w:t xml:space="preserve"> е реализирана като модерно уеб приложение с разделена клиент-сървър архитектура. Клиентската част е разработена като Single Page Application (SPA) с Angular, а сървърната част предоставя REST API услуги.</w:t>
+      </w:r>
+    </w:p>
+    <w:p>
+      <w:pPr>
+        <w:pStyle w:val="NormalWeb"/>
+        <w:ind w:firstLine="360"/>
+        <w:jc w:val="both"/>
+      </w:pPr>
+      <w:r>
+        <w:t>Обмяната на данни между двете части се осъществява чрез HTTP заявки, като се използва JSON формат за пренос на информация. За сигурност на комуникацията е внедрен механизъм за автентикация чрез JWT (JSON Web Token), който гарантира защитен достъп до ресурсите на системата.</w:t>
+      </w:r>
+    </w:p>
+    <w:p>
+      <w:pPr>
+        <w:pStyle w:val="Heading2"/>
+        <w:numPr>
+          <w:ilvl w:val="0"/>
+          <w:numId w:val="14"/>
+        </w:numPr>
+        <w:rPr>
+          <w:rFonts w:ascii="Calibri" w:eastAsia="Times New Roman" w:hAnsi="Calibri" w:cs="Times New Roman"/>
+          <w:b/>
+          <w:bCs/>
+          <w:color w:val="auto"/>
           <w:sz w:val="28"/>
           <w:szCs w:val="28"/>
         </w:rPr>
       </w:pPr>
       <w:r>
         <w:rPr>
-          <w:b/>
-          <w:bCs/>
+          <w:rFonts w:ascii="Calibri" w:eastAsia="Times New Roman" w:hAnsi="Calibri" w:cs="Times New Roman"/>
+          <w:b/>
+          <w:bCs/>
+          <w:color w:val="auto"/>
           <w:sz w:val="28"/>
           <w:szCs w:val="28"/>
         </w:rPr>
+        <w:t>Backend реализация</w:t>
+      </w:r>
+    </w:p>
+    <w:p>
+      <w:pPr>
+        <w:pStyle w:val="NormalWeb"/>
+        <w:ind w:firstLine="360"/>
+        <w:jc w:val="both"/>
+      </w:pPr>
+      <w:r>
+        <w:t>Сървърната част е изградена като REST API, реализирано чрез контролери, които отговарят за основните функционални модули – музика, потребители и плейлисти. Всеки контролер предоставя набор от endpoints за извършване на CRUD операции.</w:t>
+      </w:r>
+    </w:p>
+    <w:p>
+      <w:pPr>
+        <w:pStyle w:val="NormalWeb"/>
+        <w:ind w:firstLine="360"/>
+        <w:jc w:val="both"/>
+      </w:pPr>
+      <w:r>
+        <w:t>Бизнес логиката е отделена в service слой, което позволява по-добра структура и лесна поддръжка на кода. Достъпът до базата данни е реализиран чрез Entity Framework Core, използвайки Code First подход за дефиниране на моделите и тяхното автоматично създаване в базата данни.</w:t>
+      </w:r>
+    </w:p>
+    <w:p>
+      <w:pPr>
+        <w:pStyle w:val="NormalWeb"/>
+        <w:ind w:firstLine="360"/>
+        <w:jc w:val="both"/>
+      </w:pPr>
+      <w:r>
+        <w:t>За сигурност се използва JWT автентикация, комбинирана с ролево базиран контрол на достъпа (Roles &amp; Permissions), който определя правата на потребителите спрямо тяхната роля в системата.</w:t>
+      </w:r>
+    </w:p>
+    <w:p>
+      <w:pPr>
+        <w:pStyle w:val="Heading2"/>
+        <w:numPr>
+          <w:ilvl w:val="0"/>
+          <w:numId w:val="14"/>
+        </w:numPr>
+        <w:rPr>
+          <w:rFonts w:ascii="Calibri" w:eastAsia="Times New Roman" w:hAnsi="Calibri" w:cs="Times New Roman"/>
+          <w:b/>
+          <w:bCs/>
+          <w:color w:val="auto"/>
+          <w:sz w:val="28"/>
+          <w:szCs w:val="28"/>
+        </w:rPr>
+      </w:pPr>
+      <w:r>
+        <w:rPr>
+          <w:rFonts w:ascii="Calibri" w:eastAsia="Times New Roman" w:hAnsi="Calibri" w:cs="Times New Roman"/>
+          <w:b/>
+          <w:bCs/>
+          <w:color w:val="auto"/>
+          <w:sz w:val="28"/>
+          <w:szCs w:val="28"/>
+        </w:rPr>
+        <w:t>Frontend реализация</w:t>
+      </w:r>
+    </w:p>
+    <w:p>
+      <w:pPr>
+        <w:pStyle w:val="NormalWeb"/>
+        <w:ind w:firstLine="360"/>
+        <w:jc w:val="both"/>
+      </w:pPr>
+      <w:r>
+        <w:t>Клиентската част е реализирана с Angular и е структурирана чрез модулен подход. Всеки модул отговаря за конкретна част от функционалността, като например музика, плейлисти, автентикация и потребителски профил.</w:t>
+      </w:r>
+    </w:p>
+    <w:p>
+      <w:pPr>
+        <w:pStyle w:val="NormalWeb"/>
+        <w:ind w:firstLine="360"/>
+        <w:jc w:val="both"/>
+      </w:pPr>
+      <w:r>
+        <w:t>UI логиката е разделена в компоненти, които съдържат отделно HTML шаблон, стилове и TypeScript логика. За комуникация със сървъра се използват Angular services, които инкапсулират HTTP заявките.</w:t>
+      </w:r>
+    </w:p>
+    <w:p>
+      <w:pPr>
+        <w:pStyle w:val="NormalWeb"/>
+        <w:ind w:firstLine="360"/>
+        <w:jc w:val="both"/>
+      </w:pPr>
+      <w:r>
+        <w:t>Навигацията в приложението се управлява чрез Angular Router, като се поддържа lazy loading за оптимизиране на зареждането. Допълнително са използвани guards за защита на маршрути и HTTP interceptors за автоматично добавяне на JWT токен към всички заявки.</w:t>
+      </w:r>
+    </w:p>
+    <w:p>
+      <w:pPr>
+        <w:pStyle w:val="Heading2"/>
+        <w:numPr>
+          <w:ilvl w:val="0"/>
+          <w:numId w:val="14"/>
+        </w:numPr>
+        <w:rPr>
+          <w:rFonts w:ascii="Calibri" w:eastAsia="Times New Roman" w:hAnsi="Calibri" w:cs="Times New Roman"/>
+          <w:b/>
+          <w:bCs/>
+          <w:color w:val="auto"/>
+          <w:sz w:val="28"/>
+          <w:szCs w:val="28"/>
+        </w:rPr>
+      </w:pPr>
+      <w:r>
+        <w:rPr>
+          <w:rFonts w:ascii="Calibri" w:eastAsia="Times New Roman" w:hAnsi="Calibri" w:cs="Times New Roman"/>
+          <w:b/>
+          <w:bCs/>
+          <w:color w:val="auto"/>
+          <w:sz w:val="28"/>
+          <w:szCs w:val="28"/>
+        </w:rPr>
+        <w:t>Основни функционалности</w:t>
+      </w:r>
+    </w:p>
+    <w:p>
+      <w:pPr>
+        <w:pStyle w:val="NormalWeb"/>
+        <w:ind w:firstLine="360"/>
+        <w:jc w:val="both"/>
+      </w:pPr>
+      <w:r>
+        <w:t>Системата предоставя основни функционалности, свързани с управление на музикално съдържание и потребителски профили. Потребителите могат да се регистрират и да влизат в системата, след което имат достъп до списък с музика, детайлен преглед на песни и възможност за добавяне към любими.</w:t>
+      </w:r>
+    </w:p>
+    <w:p>
+      <w:pPr>
+        <w:pStyle w:val="NormalWeb"/>
+        <w:ind w:firstLine="360"/>
+        <w:jc w:val="both"/>
+      </w:pPr>
+      <w:r>
+        <w:lastRenderedPageBreak/>
+        <w:t>Допълнително е реализирана функционалност за създаване и управление на плейлисти, както и персонализиран потребителски профил. В зависимост от ролята на потребителя са налични и административни операции.</w:t>
+      </w:r>
+    </w:p>
+    <w:p>
+      <w:pPr>
+        <w:pStyle w:val="Heading2"/>
+        <w:numPr>
+          <w:ilvl w:val="0"/>
+          <w:numId w:val="14"/>
+        </w:numPr>
+        <w:rPr>
+          <w:rFonts w:ascii="Calibri" w:eastAsia="Times New Roman" w:hAnsi="Calibri" w:cs="Times New Roman"/>
+          <w:b/>
+          <w:bCs/>
+          <w:color w:val="auto"/>
+          <w:sz w:val="28"/>
+          <w:szCs w:val="28"/>
+        </w:rPr>
+      </w:pPr>
+      <w:r>
+        <w:rPr>
+          <w:rFonts w:ascii="Calibri" w:eastAsia="Times New Roman" w:hAnsi="Calibri" w:cs="Times New Roman"/>
+          <w:b/>
+          <w:bCs/>
+          <w:color w:val="auto"/>
+          <w:sz w:val="28"/>
+          <w:szCs w:val="28"/>
+        </w:rPr>
+        <w:t>Интеграция клиент–сървър</w:t>
+      </w:r>
+    </w:p>
+    <w:p>
+      <w:pPr>
+        <w:pStyle w:val="NormalWeb"/>
+        <w:ind w:firstLine="360"/>
+        <w:jc w:val="both"/>
+      </w:pPr>
+      <w:r>
+        <w:t>Комуникацията между Angular приложението и REST API е изцяло базирана на HTTP протокол. Клиентската част изпраща заявки към сървъра, който обработва логиката и връща резултатите във формат JSON.</w:t>
+      </w:r>
+    </w:p>
+    <w:p>
+      <w:pPr>
+        <w:pStyle w:val="NormalWeb"/>
+        <w:ind w:firstLine="360"/>
+        <w:jc w:val="both"/>
+      </w:pPr>
+      <w:r>
+        <w:t>JWT токенът се съхранява от клиента и се добавя автоматично към всяка заявка чрез HTTP interceptor. Това осигурява сигурна комуникация и контрол на достъпа до защитените ресурси в системата.</w:t>
+      </w:r>
+    </w:p>
+    <w:p>
+      <w:pPr>
+        <w:pStyle w:val="NormalWeb"/>
+        <w:ind w:firstLine="360"/>
+        <w:jc w:val="both"/>
+      </w:pPr>
+    </w:p>
+    <w:p/>
+    <w:p>
+      <w:pPr>
+        <w:spacing w:after="160" w:line="259" w:lineRule="auto"/>
+        <w:rPr>
+          <w:b/>
+          <w:bCs/>
+          <w:sz w:val="28"/>
+          <w:szCs w:val="28"/>
+        </w:rPr>
+      </w:pPr>
+      <w:r>
+        <w:rPr>
+          <w:b/>
+          <w:bCs/>
+          <w:sz w:val="28"/>
+          <w:szCs w:val="28"/>
+        </w:rPr>
         <w:br w:type="page"/>
       </w:r>
+    </w:p>
+    <w:p>
+      <w:pPr>
+        <w:spacing w:after="160" w:line="259" w:lineRule="auto"/>
+        <w:rPr>
+          <w:b/>
+          <w:bCs/>
+          <w:sz w:val="28"/>
+          <w:szCs w:val="28"/>
+        </w:rPr>
+      </w:pPr>
     </w:p>
     <w:p>
       <w:pPr>
@@ -5552,28 +8360,396 @@
           <w:sz w:val="28"/>
           <w:szCs w:val="28"/>
         </w:rPr>
-        <w:lastRenderedPageBreak/>
         <w:t>Тестване на кода (unit testing)</w:t>
       </w:r>
       <w:bookmarkEnd w:id="29"/>
     </w:p>
     <w:p>
       <w:pPr>
-        <w:spacing w:after="160" w:line="259" w:lineRule="auto"/>
-        <w:rPr>
-          <w:b/>
-          <w:bCs/>
+        <w:pStyle w:val="NormalWeb"/>
+        <w:ind w:firstLine="360"/>
+        <w:jc w:val="both"/>
+      </w:pPr>
+      <w:r>
+        <w:t xml:space="preserve">В процеса на разработка на системата </w:t>
+      </w:r>
+      <w:r>
+        <w:rPr>
+          <w:b/>
+          <w:bCs/>
+        </w:rPr>
+        <w:t>MusicHub</w:t>
+      </w:r>
+      <w:r>
+        <w:t xml:space="preserve"> е отделено значително внимание на тестването на функционалността с цел гарантиране на коректност, стабилност и надеждност на приложението. Общият брой реализирани unit тестове е </w:t>
+      </w:r>
+      <w:r>
+        <w:rPr>
+          <w:b/>
+          <w:bCs/>
+        </w:rPr>
+        <w:t>692</w:t>
+      </w:r>
+      <w:r>
+        <w:t>, като те са разделени според тестваните слоеве и логика на системата.</w:t>
+      </w:r>
+    </w:p>
+    <w:p>
+      <w:pPr>
+        <w:pStyle w:val="Heading2"/>
+        <w:numPr>
+          <w:ilvl w:val="0"/>
+          <w:numId w:val="14"/>
+        </w:numPr>
+        <w:rPr>
+          <w:rFonts w:ascii="Calibri" w:eastAsia="Times New Roman" w:hAnsi="Calibri" w:cs="Times New Roman"/>
+          <w:b/>
+          <w:bCs/>
+          <w:color w:val="auto"/>
           <w:sz w:val="28"/>
           <w:szCs w:val="28"/>
         </w:rPr>
       </w:pPr>
       <w:r>
         <w:rPr>
-          <w:b/>
-          <w:bCs/>
+          <w:rFonts w:ascii="Calibri" w:eastAsia="Times New Roman" w:hAnsi="Calibri" w:cs="Times New Roman"/>
+          <w:b/>
+          <w:bCs/>
+          <w:color w:val="auto"/>
           <w:sz w:val="28"/>
           <w:szCs w:val="28"/>
         </w:rPr>
+        <w:t>Тестове за CRUD операции с база данни</w:t>
+      </w:r>
+    </w:p>
+    <w:p>
+      <w:pPr>
+        <w:pStyle w:val="NormalWeb"/>
+        <w:ind w:firstLine="360"/>
+        <w:jc w:val="both"/>
+      </w:pPr>
+      <w:r>
+        <w:t xml:space="preserve">Най-голямата част от тестовете – </w:t>
+      </w:r>
+      <w:r>
+        <w:rPr>
+          <w:rStyle w:val="Strong"/>
+        </w:rPr>
+        <w:t>350 на брой</w:t>
+      </w:r>
+      <w:r>
+        <w:t xml:space="preserve">, са свързани с CRUD операции върху базата данни. Те са реализирани с помощта на библиотеката </w:t>
+      </w:r>
+      <w:r>
+        <w:rPr>
+          <w:b/>
+          <w:bCs/>
+        </w:rPr>
+        <w:t>xUnit</w:t>
+      </w:r>
+      <w:r>
+        <w:t xml:space="preserve"> и използват подхода </w:t>
+      </w:r>
+      <w:r>
+        <w:rPr>
+          <w:b/>
+          <w:bCs/>
+        </w:rPr>
+        <w:t>In-Memory Database</w:t>
+      </w:r>
+      <w:r>
+        <w:t>, предоставен от Entity Framework Core.</w:t>
+      </w:r>
+    </w:p>
+    <w:p>
+      <w:pPr>
+        <w:pStyle w:val="NormalWeb"/>
+        <w:ind w:firstLine="360"/>
+        <w:jc w:val="both"/>
+      </w:pPr>
+      <w:r>
+        <w:t>Този подход позволява симулиране на реална база данни в паметта, без необходимост от външна зависимост. По този начин се постигат бързи и изолирани тестове, които проверяват коректността на бизнес операциите.</w:t>
+      </w:r>
+    </w:p>
+    <w:p>
+      <w:pPr>
+        <w:pStyle w:val="NormalWeb"/>
+        <w:ind w:firstLine="360"/>
+        <w:jc w:val="both"/>
+      </w:pPr>
+      <w:r>
+        <w:t>В рамките на тези тестове не се използва mock-ване на repository или services. Причината за този избор е стремежът към по-реалистично тестване на приложението, при което се валидира цялата верига от логика – от service слоя до достъпа до данни.</w:t>
+      </w:r>
+    </w:p>
+    <w:p>
+      <w:pPr>
+        <w:pStyle w:val="Heading2"/>
+        <w:numPr>
+          <w:ilvl w:val="0"/>
+          <w:numId w:val="14"/>
+        </w:numPr>
+        <w:rPr>
+          <w:rFonts w:ascii="Calibri" w:eastAsia="Times New Roman" w:hAnsi="Calibri" w:cs="Times New Roman"/>
+          <w:b/>
+          <w:bCs/>
+          <w:color w:val="auto"/>
+          <w:sz w:val="28"/>
+          <w:szCs w:val="28"/>
+        </w:rPr>
+      </w:pPr>
+      <w:r>
+        <w:rPr>
+          <w:rFonts w:ascii="Calibri" w:eastAsia="Times New Roman" w:hAnsi="Calibri" w:cs="Times New Roman"/>
+          <w:b/>
+          <w:bCs/>
+          <w:color w:val="auto"/>
+          <w:sz w:val="28"/>
+          <w:szCs w:val="28"/>
+        </w:rPr>
+        <w:t>Тестове на контролери</w:t>
+      </w:r>
+    </w:p>
+    <w:p>
+      <w:pPr>
+        <w:pStyle w:val="NormalWeb"/>
+        <w:ind w:firstLine="360"/>
+        <w:jc w:val="both"/>
+      </w:pPr>
+      <w:r>
+        <w:t xml:space="preserve">Общо </w:t>
+      </w:r>
+      <w:r>
+        <w:rPr>
+          <w:b/>
+          <w:bCs/>
+        </w:rPr>
+        <w:t>338 теста</w:t>
+      </w:r>
+      <w:r>
+        <w:t xml:space="preserve"> са предназначени за тестване на API контролерите. За тях е използвана библиотеката </w:t>
+      </w:r>
+      <w:r>
+        <w:rPr>
+          <w:b/>
+          <w:bCs/>
+        </w:rPr>
+        <w:t>MyTested.AspNetCore.Mvc</w:t>
+      </w:r>
+      <w:r>
+        <w:t xml:space="preserve">, разработена от </w:t>
+      </w:r>
+      <w:r>
+        <w:rPr>
+          <w:b/>
+          <w:bCs/>
+        </w:rPr>
+        <w:t>Ивайло Кенов</w:t>
+      </w:r>
+      <w:r>
+        <w:t>, която предоставя удобен и изразителен начин за тестване на ASP.NET Core контролери.</w:t>
+      </w:r>
+    </w:p>
+    <w:p>
+      <w:pPr>
+        <w:pStyle w:val="NormalWeb"/>
+        <w:ind w:firstLine="360"/>
+        <w:jc w:val="both"/>
+      </w:pPr>
+      <w:r>
+        <w:t>Библиотеката позволява симулиране на HTTP заявки и проверка на резултатите от контролерите по начин, близък до реалното поведение на API-то.</w:t>
+      </w:r>
+    </w:p>
+    <w:p>
+      <w:pPr>
+        <w:pStyle w:val="NormalWeb"/>
+        <w:ind w:firstLine="360"/>
+        <w:jc w:val="both"/>
+      </w:pPr>
+      <w:r>
+        <w:t>Част от тестовете са надградени с допълнителна логика спрямо базовите примери, предоставени от автора на библиотеката, като по този начин се постигат по-задълбочени проверки и по-високо ниво на покритие на функционалността.</w:t>
+      </w:r>
+    </w:p>
+    <w:p>
+      <w:pPr>
+        <w:pStyle w:val="Heading2"/>
+        <w:numPr>
+          <w:ilvl w:val="0"/>
+          <w:numId w:val="14"/>
+        </w:numPr>
+        <w:rPr>
+          <w:rFonts w:ascii="Calibri" w:eastAsia="Times New Roman" w:hAnsi="Calibri" w:cs="Times New Roman"/>
+          <w:b/>
+          <w:bCs/>
+          <w:color w:val="auto"/>
+          <w:sz w:val="28"/>
+          <w:szCs w:val="28"/>
+        </w:rPr>
+      </w:pPr>
+      <w:r>
+        <w:rPr>
+          <w:rFonts w:ascii="Calibri" w:eastAsia="Times New Roman" w:hAnsi="Calibri" w:cs="Times New Roman"/>
+          <w:b/>
+          <w:bCs/>
+          <w:color w:val="auto"/>
+          <w:sz w:val="28"/>
+          <w:szCs w:val="28"/>
+        </w:rPr>
+        <w:t>Допълнителни тестове на бизнес логика</w:t>
+      </w:r>
+    </w:p>
+    <w:p>
+      <w:pPr>
+        <w:pStyle w:val="NormalWeb"/>
+        <w:ind w:firstLine="360"/>
+        <w:jc w:val="both"/>
+      </w:pPr>
+      <w:r>
+        <w:t xml:space="preserve">Останалите </w:t>
+      </w:r>
+      <w:r>
+        <w:rPr>
+          <w:b/>
+          <w:bCs/>
+        </w:rPr>
+        <w:t>4 теста</w:t>
+      </w:r>
+      <w:r>
+        <w:t xml:space="preserve"> са насочени към специфична бизнес логика в приложението, по-специално към </w:t>
+      </w:r>
+      <w:r>
+        <w:rPr>
+          <w:b/>
+          <w:bCs/>
+        </w:rPr>
+        <w:t>pagination service</w:t>
+      </w:r>
+      <w:r>
+        <w:t>. Тези тестове проверяват коректното разделяне на данни на страници и правилното изчисляване на броя елементи и страници.</w:t>
+      </w:r>
+    </w:p>
+    <w:p>
+      <w:pPr>
+        <w:pStyle w:val="Heading2"/>
+        <w:numPr>
+          <w:ilvl w:val="0"/>
+          <w:numId w:val="14"/>
+        </w:numPr>
+        <w:rPr>
+          <w:rFonts w:ascii="Calibri" w:eastAsia="Times New Roman" w:hAnsi="Calibri" w:cs="Times New Roman"/>
+          <w:b/>
+          <w:bCs/>
+          <w:color w:val="auto"/>
+          <w:sz w:val="28"/>
+          <w:szCs w:val="28"/>
+        </w:rPr>
+      </w:pPr>
+      <w:r>
+        <w:rPr>
+          <w:rFonts w:ascii="Calibri" w:eastAsia="Times New Roman" w:hAnsi="Calibri" w:cs="Times New Roman"/>
+          <w:b/>
+          <w:bCs/>
+          <w:color w:val="auto"/>
+          <w:sz w:val="28"/>
+          <w:szCs w:val="28"/>
+        </w:rPr>
+        <w:t>Подход към тестването и избор на методология</w:t>
+      </w:r>
+    </w:p>
+    <w:p>
+      <w:pPr>
+        <w:pStyle w:val="NormalWeb"/>
+        <w:ind w:firstLine="360"/>
+        <w:jc w:val="both"/>
+      </w:pPr>
+      <w:r>
+        <w:t xml:space="preserve">В рамките на проекта е направен съзнателен избор да се използват реални интеграционни подходи чрез In-Memory база данни, вместо широко използваното mock-ване на зависимости. Този подход позволява по-висока степен на достоверност на </w:t>
+      </w:r>
+      <w:r>
+        <w:lastRenderedPageBreak/>
+        <w:t>тестовете, тъй като се проверява реалното взаимодействие между слоевете на приложението.</w:t>
+      </w:r>
+    </w:p>
+    <w:p>
+      <w:pPr>
+        <w:pStyle w:val="NormalWeb"/>
+        <w:ind w:firstLine="360"/>
+        <w:jc w:val="both"/>
+      </w:pPr>
+      <w:r>
+        <w:t>За разлика от mock-базираните unit тестове, този подход намалява риска от несъответствия между тестовата среда и реалната работа на системата, макар и да изисква повече време за изпълнение на тестовете.</w:t>
+      </w:r>
+    </w:p>
+    <w:p>
+      <w:pPr>
+        <w:pStyle w:val="Heading2"/>
+        <w:numPr>
+          <w:ilvl w:val="0"/>
+          <w:numId w:val="14"/>
+        </w:numPr>
+        <w:rPr>
+          <w:rFonts w:ascii="Calibri" w:eastAsia="Times New Roman" w:hAnsi="Calibri" w:cs="Times New Roman"/>
+          <w:b/>
+          <w:bCs/>
+          <w:color w:val="auto"/>
+          <w:sz w:val="28"/>
+          <w:szCs w:val="28"/>
+        </w:rPr>
+      </w:pPr>
+      <w:r>
+        <w:rPr>
+          <w:rFonts w:ascii="Calibri" w:eastAsia="Times New Roman" w:hAnsi="Calibri" w:cs="Times New Roman"/>
+          <w:b/>
+          <w:bCs/>
+          <w:color w:val="auto"/>
+          <w:sz w:val="28"/>
+          <w:szCs w:val="28"/>
+        </w:rPr>
+        <w:t>Представяне на тестовете</w:t>
+      </w:r>
+    </w:p>
+    <w:p>
+      <w:pPr>
+        <w:pStyle w:val="NormalWeb"/>
+        <w:ind w:firstLine="360"/>
+        <w:jc w:val="both"/>
+      </w:pPr>
+      <w:r>
+        <w:t xml:space="preserve">С оглед на големия брой реализирани тестове (692), в рамките на настоящата разработка са подбрани и представени приблизително </w:t>
+      </w:r>
+      <w:r>
+        <w:rPr>
+          <w:b/>
+          <w:bCs/>
+        </w:rPr>
+        <w:t>10 примерни теста</w:t>
+      </w:r>
+      <w:r>
+        <w:t>, които най-добре илюстрират използваните подходи, структурата на тестовете и основните сценарии на тестване.</w:t>
+      </w:r>
+    </w:p>
+    <w:p>
+      <w:pPr>
+        <w:pStyle w:val="NormalWeb"/>
+        <w:ind w:firstLine="360"/>
+        <w:jc w:val="both"/>
+      </w:pPr>
+      <w:r>
+        <w:t>Този подбор е направен с цел да се постигне баланс между пълнотата на проекта и неговата четимост</w:t>
+      </w:r>
+      <w:r>
+        <w:t>.</w:t>
+      </w:r>
+    </w:p>
+    <w:p>
+      <w:pPr>
+        <w:spacing w:after="160" w:line="259" w:lineRule="auto"/>
+        <w:rPr>
+          <w:rFonts w:ascii="Times New Roman" w:hAnsi="Times New Roman"/>
+          <w:sz w:val="24"/>
+          <w:szCs w:val="24"/>
+        </w:rPr>
+      </w:pPr>
+      <w:r>
         <w:br w:type="page"/>
       </w:r>
     </w:p>
@@ -5609,21 +8785,412 @@
     </w:p>
     <w:p>
       <w:pPr>
-        <w:spacing w:after="160" w:line="259" w:lineRule="auto"/>
-        <w:rPr>
-          <w:b/>
-          <w:bCs/>
+        <w:pStyle w:val="ListParagraph"/>
+        <w:ind w:left="0"/>
+        <w:outlineLvl w:val="0"/>
+      </w:pPr>
+    </w:p>
+    <w:p>
+      <w:pPr>
+        <w:pStyle w:val="NormalWeb"/>
+        <w:ind w:firstLine="360"/>
+        <w:jc w:val="both"/>
+      </w:pPr>
+      <w:r>
+        <w:t xml:space="preserve">Киберсигурността представлява съществен елемент при проектирането и реализацията на системата </w:t>
+      </w:r>
+      <w:r>
+        <w:rPr>
+          <w:b/>
+          <w:bCs/>
+        </w:rPr>
+        <w:t>MusicHub</w:t>
+      </w:r>
+      <w:r>
+        <w:t>, тъй като приложението работи с потребителски данни, автентикация и различни нива на достъп до функционалности и ресурси. Основната цел на внедрените механизми за сигурност е да се гарантира защита от неоторизиран достъп, злоупотреба с ресурси и потенциални атаки към API слоя на системата.</w:t>
+      </w:r>
+    </w:p>
+    <w:p>
+      <w:pPr>
+        <w:pStyle w:val="NormalWeb"/>
+        <w:ind w:firstLine="360"/>
+        <w:jc w:val="both"/>
+      </w:pPr>
+      <w:r>
+        <w:t>Системата е проектирана с подход на многослойна защита (defense-in-depth), при който сигурността не се базира на един единствен механизъм, а на комбинация от няколко независими нива на защита, работещи съвместно.</w:t>
+      </w:r>
+    </w:p>
+    <w:p>
+      <w:pPr>
+        <w:pStyle w:val="Heading2"/>
+        <w:numPr>
+          <w:ilvl w:val="0"/>
+          <w:numId w:val="15"/>
+        </w:numPr>
+        <w:rPr>
+          <w:rFonts w:ascii="Calibri" w:eastAsia="Times New Roman" w:hAnsi="Calibri" w:cs="Times New Roman"/>
+          <w:b/>
+          <w:bCs/>
+          <w:color w:val="auto"/>
           <w:sz w:val="28"/>
           <w:szCs w:val="28"/>
         </w:rPr>
       </w:pPr>
       <w:r>
         <w:rPr>
-          <w:b/>
-          <w:bCs/>
+          <w:rFonts w:ascii="Calibri" w:eastAsia="Times New Roman" w:hAnsi="Calibri" w:cs="Times New Roman"/>
+          <w:b/>
+          <w:bCs/>
+          <w:color w:val="auto"/>
           <w:sz w:val="28"/>
           <w:szCs w:val="28"/>
         </w:rPr>
+        <w:t>Автентикация чрез JWT (JSON Web Token)</w:t>
+      </w:r>
+    </w:p>
+    <w:p>
+      <w:pPr>
+        <w:pStyle w:val="NormalWeb"/>
+        <w:ind w:firstLine="360"/>
+        <w:jc w:val="both"/>
+      </w:pPr>
+      <w:r>
+        <w:t xml:space="preserve">Основният механизъм за автентикация в системата е базиран на </w:t>
+      </w:r>
+      <w:r>
+        <w:rPr>
+          <w:b/>
+          <w:bCs/>
+        </w:rPr>
+        <w:t>JWT (JSON Web Token)</w:t>
+      </w:r>
+      <w:r>
+        <w:t>. При успешно удостоверяване на потребителя се генерира токен, който съдържа информация за неговата идентичност и роли.</w:t>
+      </w:r>
+    </w:p>
+    <w:p>
+      <w:pPr>
+        <w:pStyle w:val="NormalWeb"/>
+        <w:ind w:firstLine="360"/>
+        <w:jc w:val="both"/>
+      </w:pPr>
+      <w:r>
+        <w:t>Този токен се изпраща с всяка последваща HTTP заявка към сървъра и се валидира автоматично от backend слоя. По този начин се гарантира, че достъп до защитени ресурси получават единствено автентикирани потребители.</w:t>
+      </w:r>
+    </w:p>
+    <w:p>
+      <w:pPr>
+        <w:pStyle w:val="NormalWeb"/>
+        <w:ind w:firstLine="360"/>
+        <w:jc w:val="both"/>
+      </w:pPr>
+      <w:r>
+        <w:t>Използването на JWT позволява също така безсесийна (stateless) архитектура, което улеснява скалирането на системата и намалява зависимостта от сървърно съхранени сесии.</w:t>
+      </w:r>
+    </w:p>
+    <w:p>
+      <w:pPr>
+        <w:pStyle w:val="Heading2"/>
+        <w:numPr>
+          <w:ilvl w:val="0"/>
+          <w:numId w:val="15"/>
+        </w:numPr>
+        <w:rPr>
+          <w:rFonts w:ascii="Calibri" w:eastAsia="Times New Roman" w:hAnsi="Calibri" w:cs="Times New Roman"/>
+          <w:b/>
+          <w:bCs/>
+          <w:color w:val="auto"/>
+          <w:sz w:val="28"/>
+          <w:szCs w:val="28"/>
+        </w:rPr>
+      </w:pPr>
+      <w:r>
+        <w:rPr>
+          <w:rFonts w:ascii="Calibri" w:eastAsia="Times New Roman" w:hAnsi="Calibri" w:cs="Times New Roman"/>
+          <w:b/>
+          <w:bCs/>
+          <w:color w:val="auto"/>
+          <w:sz w:val="28"/>
+          <w:szCs w:val="28"/>
+        </w:rPr>
+        <w:t>Авторизация и Roles &amp; Permissions модел</w:t>
+      </w:r>
+    </w:p>
+    <w:p>
+      <w:pPr>
+        <w:pStyle w:val="NormalWeb"/>
+        <w:ind w:firstLine="360"/>
+        <w:jc w:val="both"/>
+      </w:pPr>
+      <w:r>
+        <w:t xml:space="preserve">Освен автентикация, системата прилага и механизъм за </w:t>
+      </w:r>
+      <w:r>
+        <w:rPr>
+          <w:b/>
+          <w:bCs/>
+        </w:rPr>
+        <w:t>авторизация</w:t>
+      </w:r>
+      <w:r>
+        <w:t>, базиран на роли и права. Всеки потребител в системата притежава определена роля (например обикновен потребител или администратор), която определя неговите възможности в приложението.</w:t>
+      </w:r>
+    </w:p>
+    <w:p>
+      <w:pPr>
+        <w:pStyle w:val="NormalWeb"/>
+        <w:ind w:firstLine="360"/>
+        <w:jc w:val="both"/>
+      </w:pPr>
+      <w:r>
+        <w:t>Този модел позволява ясно разграничаване на отговорностите и достъпа до функционалности. Например административни операции като управление на потребители или модериране на съдържание са ограничени единствено до потребители с администраторски права.</w:t>
+      </w:r>
+    </w:p>
+    <w:p>
+      <w:pPr>
+        <w:pStyle w:val="NormalWeb"/>
+        <w:ind w:firstLine="360"/>
+        <w:jc w:val="both"/>
+      </w:pPr>
+      <w:r>
+        <w:t>По този начин се минимизира рискът от неоторизирани действия и се осигурява контролирана среда за работа на системата.</w:t>
+      </w:r>
+    </w:p>
+    <w:p>
+      <w:pPr>
+        <w:pStyle w:val="Heading2"/>
+        <w:numPr>
+          <w:ilvl w:val="0"/>
+          <w:numId w:val="15"/>
+        </w:numPr>
+        <w:rPr>
+          <w:rFonts w:ascii="Calibri" w:eastAsia="Times New Roman" w:hAnsi="Calibri" w:cs="Times New Roman"/>
+          <w:b/>
+          <w:bCs/>
+          <w:color w:val="auto"/>
+          <w:sz w:val="28"/>
+          <w:szCs w:val="28"/>
+        </w:rPr>
+      </w:pPr>
+      <w:r>
+        <w:rPr>
+          <w:rFonts w:ascii="Calibri" w:eastAsia="Times New Roman" w:hAnsi="Calibri" w:cs="Times New Roman"/>
+          <w:b/>
+          <w:bCs/>
+          <w:color w:val="auto"/>
+          <w:sz w:val="28"/>
+          <w:szCs w:val="28"/>
+        </w:rPr>
+        <w:t>Защита на API endpoints</w:t>
+      </w:r>
+    </w:p>
+    <w:p>
+      <w:pPr>
+        <w:pStyle w:val="NormalWeb"/>
+        <w:ind w:firstLine="360"/>
+        <w:jc w:val="both"/>
+      </w:pPr>
+      <w:r>
+        <w:t xml:space="preserve">Всички чувствителни API endpoints в системата са защитени чрез комбинация от JWT автентикация и допълнителни проверки за авторизация. Всеки входящ request се </w:t>
+      </w:r>
+      <w:r>
+        <w:lastRenderedPageBreak/>
+        <w:t>валидира, като първо се проверява наличието и валидността на токена, а след това и правата на потребителя спрямо конкретната операция.</w:t>
+      </w:r>
+    </w:p>
+    <w:p>
+      <w:pPr>
+        <w:pStyle w:val="NormalWeb"/>
+        <w:ind w:firstLine="360"/>
+        <w:jc w:val="both"/>
+      </w:pPr>
+      <w:r>
+        <w:t>Този двустепенен модел на проверка гарантира, че дори при наличен валиден токен, потребителят не може да извършва действия извън неговия обхват на права.</w:t>
+      </w:r>
+    </w:p>
+    <w:p>
+      <w:pPr>
+        <w:pStyle w:val="NormalWeb"/>
+        <w:ind w:firstLine="360"/>
+        <w:jc w:val="both"/>
+      </w:pPr>
+      <w:r>
+        <w:t>Допълнително, API архитектурата следва принципа на минимални права (least privilege), при който всеки endpoint предоставя единствено необходимия достъп за съответната операция.</w:t>
+      </w:r>
+    </w:p>
+    <w:p>
+      <w:pPr>
+        <w:pStyle w:val="Heading2"/>
+        <w:numPr>
+          <w:ilvl w:val="0"/>
+          <w:numId w:val="15"/>
+        </w:numPr>
+        <w:rPr>
+          <w:rFonts w:ascii="Calibri" w:eastAsia="Times New Roman" w:hAnsi="Calibri" w:cs="Times New Roman"/>
+          <w:b/>
+          <w:bCs/>
+          <w:color w:val="auto"/>
+          <w:sz w:val="28"/>
+          <w:szCs w:val="28"/>
+        </w:rPr>
+      </w:pPr>
+      <w:r>
+        <w:rPr>
+          <w:rFonts w:ascii="Calibri" w:eastAsia="Times New Roman" w:hAnsi="Calibri" w:cs="Times New Roman"/>
+          <w:b/>
+          <w:bCs/>
+          <w:color w:val="auto"/>
+          <w:sz w:val="28"/>
+          <w:szCs w:val="28"/>
+        </w:rPr>
+        <w:t>IP Filtering</w:t>
+      </w:r>
+    </w:p>
+    <w:p>
+      <w:pPr>
+        <w:pStyle w:val="NormalWeb"/>
+        <w:ind w:firstLine="360"/>
+        <w:jc w:val="both"/>
+      </w:pPr>
+      <w:r>
+        <w:t xml:space="preserve">В системата е внедрен механизъм за </w:t>
+      </w:r>
+      <w:r>
+        <w:rPr>
+          <w:b/>
+          <w:bCs/>
+        </w:rPr>
+        <w:t>IP филтриране</w:t>
+      </w:r>
+      <w:r>
+        <w:t>, който позволява ограничаване на достъпа до определени функционалности или административни части на приложението само от предварително разрешени IP адреси.</w:t>
+      </w:r>
+    </w:p>
+    <w:p>
+      <w:pPr>
+        <w:pStyle w:val="NormalWeb"/>
+        <w:ind w:firstLine="360"/>
+        <w:jc w:val="both"/>
+      </w:pPr>
+      <w:r>
+        <w:t>Този подход е особено полезен при защита на чувствителни операции, като административни панели или вътрешни системни функции. Чрез ограничаване на достъпа на мрежово ниво се намалява повърхността за атака и се повишава общата сигурност на системата.</w:t>
+      </w:r>
+    </w:p>
+    <w:p>
+      <w:pPr>
+        <w:pStyle w:val="Heading2"/>
+        <w:numPr>
+          <w:ilvl w:val="0"/>
+          <w:numId w:val="15"/>
+        </w:numPr>
+        <w:rPr>
+          <w:rFonts w:ascii="Calibri" w:eastAsia="Times New Roman" w:hAnsi="Calibri" w:cs="Times New Roman"/>
+          <w:b/>
+          <w:bCs/>
+          <w:color w:val="auto"/>
+          <w:sz w:val="28"/>
+          <w:szCs w:val="28"/>
+        </w:rPr>
+      </w:pPr>
+      <w:r>
+        <w:rPr>
+          <w:rFonts w:ascii="Calibri" w:eastAsia="Times New Roman" w:hAnsi="Calibri" w:cs="Times New Roman"/>
+          <w:b/>
+          <w:bCs/>
+          <w:color w:val="auto"/>
+          <w:sz w:val="28"/>
+          <w:szCs w:val="28"/>
+        </w:rPr>
+        <w:t>Двуфакторна автентикация (2FA)</w:t>
+      </w:r>
+    </w:p>
+    <w:p>
+      <w:pPr>
+        <w:pStyle w:val="NormalWeb"/>
+        <w:ind w:firstLine="360"/>
+        <w:jc w:val="both"/>
+      </w:pPr>
+      <w:r>
+        <w:t>Като допълнително ниво на защита е внедрена двуфакторна автентикация (2FA). Този механизъм изисква от потребителя, освен стандартните потребителско име и парола, да потвърди своята самоличност чрез еднократен код. В конкретната реализация този код се изпраща на електронната поща на потребителя при опит за вход.</w:t>
+      </w:r>
+    </w:p>
+    <w:p>
+      <w:pPr>
+        <w:pStyle w:val="NormalWeb"/>
+        <w:ind w:firstLine="360"/>
+        <w:jc w:val="both"/>
+      </w:pPr>
+      <w:r>
+        <w:t>След получаването на кода, потребителят трябва да го въведе в системата, за да завърши процеса по автентикация. По този начин се добавя допълнителен слой на защита, който значително намалява риска от неоторизиран достъп, дори при компрометирани идентификационни данни.</w:t>
+      </w:r>
+    </w:p>
+    <w:p>
+      <w:pPr>
+        <w:pStyle w:val="Heading2"/>
+        <w:numPr>
+          <w:ilvl w:val="0"/>
+          <w:numId w:val="15"/>
+        </w:numPr>
+        <w:rPr>
+          <w:rFonts w:ascii="Calibri" w:eastAsia="Times New Roman" w:hAnsi="Calibri" w:cs="Times New Roman"/>
+          <w:b/>
+          <w:bCs/>
+          <w:color w:val="auto"/>
+          <w:sz w:val="28"/>
+          <w:szCs w:val="28"/>
+        </w:rPr>
+      </w:pPr>
+      <w:r>
+        <w:rPr>
+          <w:rFonts w:ascii="Calibri" w:eastAsia="Times New Roman" w:hAnsi="Calibri" w:cs="Times New Roman"/>
+          <w:b/>
+          <w:bCs/>
+          <w:color w:val="auto"/>
+          <w:sz w:val="28"/>
+          <w:szCs w:val="28"/>
+        </w:rPr>
+        <w:t>Email известяване при сигурностни събития</w:t>
+      </w:r>
+    </w:p>
+    <w:p>
+      <w:pPr>
+        <w:pStyle w:val="NormalWeb"/>
+        <w:ind w:firstLine="360"/>
+        <w:jc w:val="both"/>
+      </w:pPr>
+      <w:r>
+        <w:t xml:space="preserve">Системата разполага и с механизъм за </w:t>
+      </w:r>
+      <w:r>
+        <w:rPr>
+          <w:rStyle w:val="Strong"/>
+        </w:rPr>
+        <w:t>email известяване</w:t>
+      </w:r>
+      <w:r>
+        <w:t>, който информира потребителите при важни събития, свързани със сигурността на техния акаунт.</w:t>
+      </w:r>
+    </w:p>
+    <w:p>
+      <w:pPr>
+        <w:pStyle w:val="NormalWeb"/>
+        <w:ind w:firstLine="360"/>
+        <w:jc w:val="both"/>
+      </w:pPr>
+      <w:r>
+        <w:t>Такива събития включват успешен вход от ново устройство, промяна на парола или други чувствителни операции. Това позволява на потребителите своевременно да реагират при съмнение за неоторизиран достъп.</w:t>
+      </w:r>
+    </w:p>
+    <w:p>
+      <w:pPr>
+        <w:spacing w:after="160" w:line="259" w:lineRule="auto"/>
+        <w:rPr>
+          <w:rFonts w:ascii="Times New Roman" w:hAnsi="Times New Roman"/>
+          <w:sz w:val="24"/>
+          <w:szCs w:val="24"/>
+        </w:rPr>
+      </w:pPr>
+      <w:r>
         <w:br w:type="page"/>
       </w:r>
     </w:p>
@@ -5659,23 +9226,565 @@
     </w:p>
     <w:p>
       <w:pPr>
-        <w:spacing w:after="160" w:line="259" w:lineRule="auto"/>
-        <w:rPr>
-          <w:b/>
-          <w:bCs/>
+        <w:pStyle w:val="Heading2"/>
+        <w:numPr>
+          <w:ilvl w:val="0"/>
+          <w:numId w:val="16"/>
+        </w:numPr>
+        <w:rPr>
+          <w:rFonts w:ascii="Calibri" w:eastAsia="Times New Roman" w:hAnsi="Calibri" w:cs="Times New Roman"/>
+          <w:b/>
+          <w:bCs/>
+          <w:color w:val="auto"/>
           <w:sz w:val="28"/>
           <w:szCs w:val="28"/>
         </w:rPr>
       </w:pPr>
       <w:r>
         <w:rPr>
-          <w:b/>
-          <w:bCs/>
+          <w:rFonts w:ascii="Calibri" w:eastAsia="Times New Roman" w:hAnsi="Calibri" w:cs="Times New Roman"/>
+          <w:b/>
+          <w:bCs/>
+          <w:color w:val="auto"/>
           <w:sz w:val="28"/>
           <w:szCs w:val="28"/>
         </w:rPr>
+        <w:t>Конфигурация на базата данни</w:t>
+      </w:r>
+    </w:p>
+    <w:p>
+      <w:pPr>
+        <w:pStyle w:val="NormalWeb"/>
+        <w:ind w:firstLine="360"/>
+        <w:jc w:val="both"/>
+      </w:pPr>
+      <w:r>
+        <w:t xml:space="preserve">Връзката към базата данни е дефинирана в проекта </w:t>
+      </w:r>
+      <w:r>
+        <w:rPr>
+          <w:b/>
+          <w:bCs/>
+        </w:rPr>
+        <w:t>MusicHub.Web</w:t>
+      </w:r>
+      <w:r>
+        <w:t xml:space="preserve"> във файла </w:t>
+      </w:r>
+      <w:r>
+        <w:t>appsettings.json</w:t>
+      </w:r>
+      <w:r>
+        <w:t>. В този файл се намира connection string-ът, който определя параметрите за достъп до сървъра и базата данни.</w:t>
+      </w:r>
+    </w:p>
+    <w:p>
+      <w:pPr>
+        <w:pStyle w:val="NormalWeb"/>
+        <w:ind w:firstLine="360"/>
+        <w:jc w:val="both"/>
+      </w:pPr>
+      <w:r>
+        <w:t>При необходимост от локално стартиране на проекта, този параметър може да бъде променен според конкретната среда (локален SQL Server или друг сървър).</w:t>
+      </w:r>
+    </w:p>
+    <w:p>
+      <w:pPr>
+        <w:pStyle w:val="Heading2"/>
+        <w:numPr>
+          <w:ilvl w:val="0"/>
+          <w:numId w:val="16"/>
+        </w:numPr>
+        <w:rPr>
+          <w:rFonts w:ascii="Calibri" w:eastAsia="Times New Roman" w:hAnsi="Calibri" w:cs="Times New Roman"/>
+          <w:b/>
+          <w:bCs/>
+          <w:color w:val="auto"/>
+          <w:sz w:val="28"/>
+          <w:szCs w:val="28"/>
+        </w:rPr>
+      </w:pPr>
+      <w:r>
+        <w:rPr>
+          <w:rFonts w:ascii="Calibri" w:eastAsia="Times New Roman" w:hAnsi="Calibri" w:cs="Times New Roman"/>
+          <w:b/>
+          <w:bCs/>
+          <w:color w:val="auto"/>
+          <w:sz w:val="28"/>
+          <w:szCs w:val="28"/>
+        </w:rPr>
+        <w:t>Създаване на база данни</w:t>
+      </w:r>
+    </w:p>
+    <w:p>
+      <w:pPr>
+        <w:pStyle w:val="NormalWeb"/>
+        <w:ind w:firstLine="360"/>
+        <w:jc w:val="both"/>
+      </w:pPr>
+      <w:r>
+        <w:t xml:space="preserve">За създаване и инициализиране на базата данни се използва подходът </w:t>
+      </w:r>
+      <w:r>
+        <w:rPr>
+          <w:b/>
+          <w:bCs/>
+        </w:rPr>
+        <w:t>Entity Framework Core Migrations</w:t>
+      </w:r>
+      <w:r>
+        <w:t xml:space="preserve">. След отваряне на проекта, в </w:t>
+      </w:r>
+      <w:r>
+        <w:rPr>
+          <w:b/>
+          <w:bCs/>
+        </w:rPr>
+        <w:t>Package Manager Console</w:t>
+      </w:r>
+      <w:r>
+        <w:t xml:space="preserve"> се изпълнява следната команда:</w:t>
+      </w:r>
+    </w:p>
+    <w:p>
+      <w:pPr>
+        <w:numPr>
+          <w:ilvl w:val="0"/>
+          <w:numId w:val="17"/>
+        </w:numPr>
+        <w:spacing w:before="100" w:beforeAutospacing="1" w:after="100" w:afterAutospacing="1" w:line="240" w:lineRule="auto"/>
+      </w:pPr>
+      <w:r>
+        <w:rPr>
+          <w:rStyle w:val="HTMLCode"/>
+        </w:rPr>
+        <w:t>Update-Database</w:t>
+      </w:r>
+      <w:r>
+        <w:t xml:space="preserve"> </w:t>
+      </w:r>
+    </w:p>
+    <w:p>
+      <w:pPr>
+        <w:pStyle w:val="NormalWeb"/>
+        <w:ind w:firstLine="360"/>
+        <w:jc w:val="both"/>
+      </w:pPr>
+      <w:r>
+        <w:t>Тази команда създава необходимата структура в базата данни според дефинираните модели в приложението.</w:t>
+      </w:r>
+    </w:p>
+    <w:p>
+      <w:pPr>
+        <w:pStyle w:val="Heading2"/>
+        <w:numPr>
+          <w:ilvl w:val="0"/>
+          <w:numId w:val="16"/>
+        </w:numPr>
+        <w:rPr>
+          <w:rFonts w:ascii="Calibri" w:eastAsia="Times New Roman" w:hAnsi="Calibri" w:cs="Times New Roman"/>
+          <w:b/>
+          <w:bCs/>
+          <w:color w:val="auto"/>
+          <w:sz w:val="28"/>
+          <w:szCs w:val="28"/>
+        </w:rPr>
+      </w:pPr>
+      <w:r>
+        <w:rPr>
+          <w:rFonts w:ascii="Calibri" w:eastAsia="Times New Roman" w:hAnsi="Calibri" w:cs="Times New Roman"/>
+          <w:b/>
+          <w:bCs/>
+          <w:color w:val="auto"/>
+          <w:sz w:val="28"/>
+          <w:szCs w:val="28"/>
+        </w:rPr>
+        <w:t>Инициализация на тестови данни</w:t>
+      </w:r>
+    </w:p>
+    <w:p>
+      <w:pPr>
+        <w:pStyle w:val="NormalWeb"/>
+        <w:ind w:firstLine="360"/>
+        <w:jc w:val="both"/>
+      </w:pPr>
+      <w:r>
+        <w:t xml:space="preserve">В проекта е реализиран </w:t>
+      </w:r>
+      <w:r>
+        <w:rPr>
+          <w:b/>
+          <w:bCs/>
+        </w:rPr>
+        <w:t>seeder</w:t>
+      </w:r>
+      <w:r>
+        <w:t xml:space="preserve">, който се изпълнява при стартиране на приложението (в </w:t>
+      </w:r>
+      <w:r>
+        <w:t>Startup.cs</w:t>
+      </w:r>
+      <w:r>
+        <w:t>). Неговата цел е автоматично да зареди примерни данни в системата, които улесняват тестването и демонстрацията на функционалностите.</w:t>
+      </w:r>
+    </w:p>
+    <w:p>
+      <w:pPr>
+        <w:pStyle w:val="NormalWeb"/>
+        <w:ind w:firstLine="360"/>
+        <w:jc w:val="both"/>
+      </w:pPr>
+      <w:r>
+        <w:t>Seeder-ът създава предварително дефинирани потребители с различни роли и права, което позволява тестване на различни сценарии в системата.</w:t>
+      </w:r>
+    </w:p>
+    <w:p>
+      <w:pPr>
+        <w:pStyle w:val="Heading2"/>
+        <w:numPr>
+          <w:ilvl w:val="0"/>
+          <w:numId w:val="16"/>
+        </w:numPr>
+        <w:rPr>
+          <w:rFonts w:ascii="Calibri" w:eastAsia="Times New Roman" w:hAnsi="Calibri" w:cs="Times New Roman"/>
+          <w:b/>
+          <w:bCs/>
+          <w:color w:val="auto"/>
+          <w:sz w:val="28"/>
+          <w:szCs w:val="28"/>
+        </w:rPr>
+      </w:pPr>
+      <w:r>
+        <w:rPr>
+          <w:rFonts w:ascii="Calibri" w:eastAsia="Times New Roman" w:hAnsi="Calibri" w:cs="Times New Roman"/>
+          <w:b/>
+          <w:bCs/>
+          <w:color w:val="auto"/>
+          <w:sz w:val="28"/>
+          <w:szCs w:val="28"/>
+        </w:rPr>
+        <w:t>Тестови потребители</w:t>
+      </w:r>
+    </w:p>
+    <w:p>
+      <w:pPr>
+        <w:pStyle w:val="NormalWeb"/>
+        <w:jc w:val="both"/>
+      </w:pPr>
+      <w:r>
+        <w:t>За целите на демонстрация и тестване в системата са налични следните потребители:</w:t>
+      </w:r>
+    </w:p>
+    <w:p>
+      <w:pPr>
+        <w:numPr>
+          <w:ilvl w:val="0"/>
+          <w:numId w:val="18"/>
+        </w:numPr>
+        <w:spacing w:before="100" w:beforeAutospacing="1" w:after="100" w:afterAutospacing="1" w:line="240" w:lineRule="auto"/>
+        <w:jc w:val="both"/>
+      </w:pPr>
+      <w:r>
+        <w:rPr>
+          <w:rStyle w:val="Strong"/>
+        </w:rPr>
+        <w:t>SuperAdministrator</w:t>
+      </w:r>
+      <w:r>
+        <w:t xml:space="preserve"> </w:t>
+      </w:r>
+    </w:p>
+    <w:p>
+      <w:pPr>
+        <w:numPr>
+          <w:ilvl w:val="1"/>
+          <w:numId w:val="18"/>
+        </w:numPr>
+        <w:spacing w:before="100" w:beforeAutospacing="1" w:after="100" w:afterAutospacing="1" w:line="240" w:lineRule="auto"/>
+        <w:jc w:val="both"/>
+      </w:pPr>
+      <w:r>
+        <w:t xml:space="preserve">Username: rootadmin </w:t>
+      </w:r>
+    </w:p>
+    <w:p>
+      <w:pPr>
+        <w:numPr>
+          <w:ilvl w:val="1"/>
+          <w:numId w:val="18"/>
+        </w:numPr>
+        <w:spacing w:before="100" w:beforeAutospacing="1" w:after="100" w:afterAutospacing="1" w:line="240" w:lineRule="auto"/>
+        <w:jc w:val="both"/>
+      </w:pPr>
+      <w:r>
+        <w:t xml:space="preserve">Email: rootadmin@abv.bg </w:t>
+      </w:r>
+    </w:p>
+    <w:p>
+      <w:pPr>
+        <w:numPr>
+          <w:ilvl w:val="1"/>
+          <w:numId w:val="18"/>
+        </w:numPr>
+        <w:spacing w:before="100" w:beforeAutospacing="1" w:after="100" w:afterAutospacing="1" w:line="240" w:lineRule="auto"/>
+        <w:jc w:val="both"/>
+      </w:pPr>
+      <w:r>
+        <w:t xml:space="preserve">Password: rootpass </w:t>
+      </w:r>
+    </w:p>
+    <w:p>
+      <w:pPr>
+        <w:numPr>
+          <w:ilvl w:val="0"/>
+          <w:numId w:val="18"/>
+        </w:numPr>
+        <w:spacing w:before="100" w:beforeAutospacing="1" w:after="100" w:afterAutospacing="1" w:line="240" w:lineRule="auto"/>
+        <w:jc w:val="both"/>
+      </w:pPr>
+      <w:r>
+        <w:rPr>
+          <w:rStyle w:val="Strong"/>
+        </w:rPr>
+        <w:t>Administrator</w:t>
+      </w:r>
+      <w:r>
+        <w:t xml:space="preserve"> </w:t>
+      </w:r>
+    </w:p>
+    <w:p>
+      <w:pPr>
+        <w:numPr>
+          <w:ilvl w:val="1"/>
+          <w:numId w:val="18"/>
+        </w:numPr>
+        <w:spacing w:before="100" w:beforeAutospacing="1" w:after="100" w:afterAutospacing="1" w:line="240" w:lineRule="auto"/>
+        <w:jc w:val="both"/>
+      </w:pPr>
+      <w:r>
+        <w:t xml:space="preserve">Username: rootadmin2 </w:t>
+      </w:r>
+    </w:p>
+    <w:p>
+      <w:pPr>
+        <w:numPr>
+          <w:ilvl w:val="1"/>
+          <w:numId w:val="18"/>
+        </w:numPr>
+        <w:spacing w:before="100" w:beforeAutospacing="1" w:after="100" w:afterAutospacing="1" w:line="240" w:lineRule="auto"/>
+        <w:jc w:val="both"/>
+      </w:pPr>
+      <w:r>
+        <w:t xml:space="preserve">Email: rootadmin2@abv.bg </w:t>
+      </w:r>
+    </w:p>
+    <w:p>
+      <w:pPr>
+        <w:numPr>
+          <w:ilvl w:val="1"/>
+          <w:numId w:val="18"/>
+        </w:numPr>
+        <w:spacing w:before="100" w:beforeAutospacing="1" w:after="100" w:afterAutospacing="1" w:line="240" w:lineRule="auto"/>
+        <w:jc w:val="both"/>
+      </w:pPr>
+      <w:r>
+        <w:t xml:space="preserve">Password: rootpass </w:t>
+      </w:r>
+    </w:p>
+    <w:p>
+      <w:pPr>
+        <w:numPr>
+          <w:ilvl w:val="0"/>
+          <w:numId w:val="18"/>
+        </w:numPr>
+        <w:spacing w:before="100" w:beforeAutospacing="1" w:after="100" w:afterAutospacing="1" w:line="240" w:lineRule="auto"/>
+        <w:jc w:val="both"/>
+      </w:pPr>
+      <w:r>
+        <w:rPr>
+          <w:rStyle w:val="Strong"/>
+        </w:rPr>
+        <w:t>DataAnalyst</w:t>
+      </w:r>
+      <w:r>
+        <w:t xml:space="preserve"> </w:t>
+      </w:r>
+    </w:p>
+    <w:p>
+      <w:pPr>
+        <w:numPr>
+          <w:ilvl w:val="1"/>
+          <w:numId w:val="18"/>
+        </w:numPr>
+        <w:spacing w:before="100" w:beforeAutospacing="1" w:after="100" w:afterAutospacing="1" w:line="240" w:lineRule="auto"/>
+        <w:jc w:val="both"/>
+      </w:pPr>
+      <w:r>
+        <w:t xml:space="preserve">Username: rootadmin3 </w:t>
+      </w:r>
+    </w:p>
+    <w:p>
+      <w:pPr>
+        <w:numPr>
+          <w:ilvl w:val="1"/>
+          <w:numId w:val="18"/>
+        </w:numPr>
+        <w:spacing w:before="100" w:beforeAutospacing="1" w:after="100" w:afterAutospacing="1" w:line="240" w:lineRule="auto"/>
+        <w:jc w:val="both"/>
+      </w:pPr>
+      <w:r>
+        <w:t xml:space="preserve">Email: rootadmin2@abv.bg </w:t>
+      </w:r>
+    </w:p>
+    <w:p>
+      <w:pPr>
+        <w:numPr>
+          <w:ilvl w:val="1"/>
+          <w:numId w:val="18"/>
+        </w:numPr>
+        <w:spacing w:before="100" w:beforeAutospacing="1" w:after="100" w:afterAutospacing="1" w:line="240" w:lineRule="auto"/>
+        <w:jc w:val="both"/>
+      </w:pPr>
+      <w:r>
+        <w:t xml:space="preserve">Password: rootpass </w:t>
+      </w:r>
+    </w:p>
+    <w:p>
+      <w:pPr>
+        <w:numPr>
+          <w:ilvl w:val="0"/>
+          <w:numId w:val="18"/>
+        </w:numPr>
+        <w:spacing w:before="100" w:beforeAutospacing="1" w:after="100" w:afterAutospacing="1" w:line="240" w:lineRule="auto"/>
+        <w:jc w:val="both"/>
+      </w:pPr>
+      <w:r>
+        <w:rPr>
+          <w:rStyle w:val="Strong"/>
+        </w:rPr>
+        <w:t>User (стандартни потребители)</w:t>
+      </w:r>
+      <w:r>
+        <w:t xml:space="preserve"> </w:t>
+      </w:r>
+    </w:p>
+    <w:p>
+      <w:pPr>
+        <w:numPr>
+          <w:ilvl w:val="1"/>
+          <w:numId w:val="18"/>
+        </w:numPr>
+        <w:spacing w:before="100" w:beforeAutospacing="1" w:after="100" w:afterAutospacing="1" w:line="240" w:lineRule="auto"/>
+        <w:jc w:val="both"/>
+      </w:pPr>
+      <w:r>
+        <w:lastRenderedPageBreak/>
+        <w:t xml:space="preserve">rootuser / rootpass </w:t>
+      </w:r>
+    </w:p>
+    <w:p>
+      <w:pPr>
+        <w:numPr>
+          <w:ilvl w:val="1"/>
+          <w:numId w:val="18"/>
+        </w:numPr>
+        <w:spacing w:before="100" w:beforeAutospacing="1" w:after="100" w:afterAutospacing="1" w:line="240" w:lineRule="auto"/>
+        <w:jc w:val="both"/>
+      </w:pPr>
+      <w:r>
+        <w:t xml:space="preserve">rootuser1 / rootpass </w:t>
+      </w:r>
+    </w:p>
+    <w:p>
+      <w:pPr>
+        <w:numPr>
+          <w:ilvl w:val="1"/>
+          <w:numId w:val="18"/>
+        </w:numPr>
+        <w:spacing w:before="100" w:beforeAutospacing="1" w:after="100" w:afterAutospacing="1" w:line="240" w:lineRule="auto"/>
+        <w:jc w:val="both"/>
+      </w:pPr>
+      <w:r>
+        <w:t xml:space="preserve">rootuser2 / rootpass </w:t>
+      </w:r>
+    </w:p>
+    <w:p>
+      <w:pPr>
+        <w:numPr>
+          <w:ilvl w:val="1"/>
+          <w:numId w:val="18"/>
+        </w:numPr>
+        <w:spacing w:before="100" w:beforeAutospacing="1" w:after="100" w:afterAutospacing="1" w:line="240" w:lineRule="auto"/>
+        <w:jc w:val="both"/>
+      </w:pPr>
+      <w:r>
+        <w:t xml:space="preserve">pesho / rootpass </w:t>
+      </w:r>
+    </w:p>
+    <w:p>
+      <w:pPr>
+        <w:numPr>
+          <w:ilvl w:val="1"/>
+          <w:numId w:val="18"/>
+        </w:numPr>
+        <w:spacing w:before="100" w:beforeAutospacing="1" w:after="100" w:afterAutospacing="1" w:line="240" w:lineRule="auto"/>
+        <w:jc w:val="both"/>
+      </w:pPr>
+      <w:r>
+        <w:t xml:space="preserve">gosho / rootpass </w:t>
+      </w:r>
+    </w:p>
+    <w:p>
+      <w:pPr>
+        <w:pStyle w:val="NormalWeb"/>
+        <w:ind w:firstLine="708"/>
+        <w:jc w:val="both"/>
+      </w:pPr>
+      <w:r>
+        <w:t>Тези акаунти позволяват тестване на различните роли и функционалности в системата, включително административни и потребителски операции.</w:t>
+      </w:r>
+    </w:p>
+    <w:p>
+      <w:pPr>
+        <w:spacing w:after="160" w:line="259" w:lineRule="auto"/>
+        <w:rPr>
+          <w:b/>
+          <w:bCs/>
+          <w:sz w:val="28"/>
+          <w:szCs w:val="28"/>
+        </w:rPr>
+      </w:pPr>
+    </w:p>
+    <w:p>
+      <w:pPr>
+        <w:spacing w:after="160" w:line="259" w:lineRule="auto"/>
+        <w:rPr>
+          <w:b/>
+          <w:bCs/>
+          <w:sz w:val="28"/>
+          <w:szCs w:val="28"/>
+        </w:rPr>
+      </w:pPr>
+      <w:r>
+        <w:rPr>
+          <w:b/>
+          <w:bCs/>
+          <w:sz w:val="28"/>
+          <w:szCs w:val="28"/>
+        </w:rPr>
         <w:br w:type="page"/>
       </w:r>
+    </w:p>
+    <w:p>
+      <w:pPr>
+        <w:spacing w:after="160" w:line="259" w:lineRule="auto"/>
+        <w:rPr>
+          <w:b/>
+          <w:bCs/>
+          <w:sz w:val="28"/>
+          <w:szCs w:val="28"/>
+        </w:rPr>
+      </w:pPr>
     </w:p>
     <w:p>
       <w:pPr>
@@ -5702,7 +9811,6 @@
           <w:sz w:val="28"/>
           <w:szCs w:val="28"/>
         </w:rPr>
-        <w:lastRenderedPageBreak/>
         <w:t>Използван литература</w:t>
       </w:r>
       <w:bookmarkEnd w:id="32"/>
@@ -5720,13 +9828,23 @@
           <w:szCs w:val="24"/>
         </w:rPr>
       </w:pPr>
+      <w:proofErr w:type="spellStart"/>
       <w:r>
         <w:rPr>
           <w:sz w:val="24"/>
           <w:szCs w:val="24"/>
           <w:lang w:val="en-US"/>
         </w:rPr>
-        <w:t xml:space="preserve">Softuni </w:t>
+        <w:t>Softuni</w:t>
+      </w:r>
+      <w:proofErr w:type="spellEnd"/>
+      <w:r>
+        <w:rPr>
+          <w:sz w:val="24"/>
+          <w:szCs w:val="24"/>
+          <w:lang w:val="en-US"/>
+        </w:rPr>
+        <w:t xml:space="preserve"> </w:t>
       </w:r>
       <w:r>
         <w:rPr>
@@ -5743,7 +9861,7 @@
         </w:rPr>
         <w:t xml:space="preserve">- </w:t>
       </w:r>
-      <w:hyperlink r:id="rId7" w:history="1">
+      <w:hyperlink r:id="rId8" w:anchor="lesson-12350" w:history="1">
         <w:r>
           <w:rPr>
             <w:rStyle w:val="Hyperlink"/>
@@ -5783,16 +9901,31 @@
         </w:rPr>
         <w:t xml:space="preserve">документация - </w:t>
       </w:r>
-      <w:hyperlink r:id="rId8" w:history="1">
-        <w:r>
-          <w:rPr>
-            <w:rStyle w:val="Hyperlink"/>
-            <w:sz w:val="24"/>
-            <w:szCs w:val="24"/>
-          </w:rPr>
-          <w:t>https://dotnet.microsoft.com/en-us/apps/aspnet</w:t>
-        </w:r>
-      </w:hyperlink>
+      <w:r>
+        <w:fldChar w:fldCharType="begin"/>
+      </w:r>
+      <w:r>
+        <w:instrText xml:space="preserve"> HYPERLINK "https://dotnet.microsoft.com/en-us/apps/aspnet" </w:instrText>
+      </w:r>
+      <w:r>
+        <w:fldChar w:fldCharType="separate"/>
+      </w:r>
+      <w:r>
+        <w:rPr>
+          <w:rStyle w:val="Hyperlink"/>
+          <w:sz w:val="24"/>
+          <w:szCs w:val="24"/>
+        </w:rPr>
+        <w:t>https://dotnet.microsoft.com/en-us/apps/aspnet</w:t>
+      </w:r>
+      <w:r>
+        <w:rPr>
+          <w:rStyle w:val="Hyperlink"/>
+          <w:sz w:val="24"/>
+          <w:szCs w:val="24"/>
+        </w:rPr>
+        <w:fldChar w:fldCharType="end"/>
+      </w:r>
     </w:p>
     <w:p>
       <w:pPr>
@@ -5854,6 +9987,7 @@
           <w:szCs w:val="24"/>
         </w:rPr>
       </w:pPr>
+      <w:proofErr w:type="spellStart"/>
       <w:r>
         <w:rPr>
           <w:sz w:val="24"/>
@@ -5861,6 +9995,14 @@
           <w:lang w:val="en-US"/>
         </w:rPr>
         <w:t>xUnit</w:t>
+      </w:r>
+      <w:proofErr w:type="spellEnd"/>
+      <w:r>
+        <w:rPr>
+          <w:sz w:val="24"/>
+          <w:szCs w:val="24"/>
+        </w:rPr>
+        <w:t xml:space="preserve"> </w:t>
       </w:r>
       <w:r>
         <w:rPr>
@@ -5911,13 +10053,23 @@
         </w:rPr>
         <w:t xml:space="preserve"> </w:t>
       </w:r>
+      <w:proofErr w:type="spellStart"/>
       <w:r>
         <w:rPr>
           <w:sz w:val="24"/>
           <w:szCs w:val="24"/>
           <w:lang w:val="en-US"/>
         </w:rPr>
-        <w:t>примери-</w:t>
+        <w:t>примери</w:t>
+      </w:r>
+      <w:proofErr w:type="spellEnd"/>
+      <w:r>
+        <w:rPr>
+          <w:sz w:val="24"/>
+          <w:szCs w:val="24"/>
+          <w:lang w:val="en-US"/>
+        </w:rPr>
+        <w:t>-</w:t>
       </w:r>
       <w:r>
         <w:rPr>
@@ -6012,6 +10164,184 @@
 <file path=word/numbering.xml><?xml version="1.0" encoding="utf-8"?>
 <w:numbering xmlns:wpc="http://schemas.microsoft.com/office/word/2010/wordprocessingCanvas" xmlns:cx="http://schemas.microsoft.com/office/drawing/2014/chartex" xmlns:cx1="http://schemas.microsoft.com/office/drawing/2015/9/8/chartex" xmlns:cx2="http://schemas.microsoft.com/office/drawing/2015/10/21/chartex" xmlns:cx3="http://schemas.microsoft.com/office/drawing/2016/5/9/chartex" xmlns:cx4="http://schemas.microsoft.com/office/drawing/2016/5/10/chartex" xmlns:cx5="http://schemas.microsoft.com/office/drawing/2016/5/11/chartex" xmlns:cx6="http://schemas.microsoft.com/office/drawing/2016/5/12/chartex" xmlns:cx7="http://schemas.microsoft.com/office/drawing/2016/5/13/chartex" xmlns:cx8="http://schemas.microsoft.com/office/drawing/2016/5/14/chartex" xmlns:mc="http://schemas.openxmlformats.org/markup-compatibility/2006" xmlns:aink="http://schemas.microsoft.com/office/drawing/2016/ink" xmlns:am3d="http://schemas.microsoft.com/office/drawing/2017/model3d" xmlns:o="urn:schemas-microsoft-com:office:office" xmlns:r="http://schemas.openxmlformats.org/officeDocument/2006/relationships" xmlns:m="http://schemas.openxmlformats.org/officeDocument/2006/math" xmlns:v="urn:schemas-microsoft-com:vml" xmlns:wp14="http://schemas.microsoft.com/office/word/2010/wordprocessingDrawing" xmlns:wp="http://schemas.openxmlformats.org/drawingml/2006/wordprocessingDrawing" xmlns:w10="urn:schemas-microsoft-com:office:word" xmlns:w="http://schemas.openxmlformats.org/wordprocessingml/2006/main" xmlns:w14="http://schemas.microsoft.com/office/word/2010/wordml" xmlns:w15="http://schemas.microsoft.com/office/word/2012/wordml" xmlns:w16cex="http://schemas.microsoft.com/office/word/2018/wordml/cex" xmlns:w16cid="http://schemas.microsoft.com/office/word/2016/wordml/cid" xmlns:w16="http://schemas.microsoft.com/office/word/2018/wordml" xmlns:w16sdtdh="http://schemas.microsoft.com/office/word/2020/wordml/sdtdatahash" xmlns:w16se="http://schemas.microsoft.com/office/word/2015/wordml/symex" xmlns:wpg="http://schemas.microsoft.com/office/word/2010/wordprocessingGroup" xmlns:wpi="http://schemas.microsoft.com/office/word/2010/wordprocessingInk" xmlns:wne="http://schemas.microsoft.com/office/word/2006/wordml" xmlns:wps="http://schemas.microsoft.com/office/word/2010/wordprocessingShape" mc:Ignorable="w14 w15 w16se w16cid w16 w16cex w16sdtdh wp14">
   <w:abstractNum w:abstractNumId="0" w15:restartNumberingAfterBreak="0">
+    <w:nsid w:val="00DA5817"/>
+    <w:multiLevelType w:val="hybridMultilevel"/>
+    <w:tmpl w:val="155CD162"/>
+    <w:lvl w:ilvl="0" w:tplc="0402000F">
+      <w:start w:val="1"/>
+      <w:numFmt w:val="decimal"/>
+      <w:lvlText w:val="%1."/>
+      <w:lvlJc w:val="left"/>
+      <w:pPr>
+        <w:ind w:left="720" w:hanging="360"/>
+      </w:pPr>
+      <w:rPr>
+        <w:rFonts w:hint="default"/>
+      </w:rPr>
+    </w:lvl>
+    <w:lvl w:ilvl="1" w:tplc="04020019" w:tentative="1">
+      <w:start w:val="1"/>
+      <w:numFmt w:val="lowerLetter"/>
+      <w:lvlText w:val="%2."/>
+      <w:lvlJc w:val="left"/>
+      <w:pPr>
+        <w:ind w:left="1440" w:hanging="360"/>
+      </w:pPr>
+    </w:lvl>
+    <w:lvl w:ilvl="2" w:tplc="0402001B" w:tentative="1">
+      <w:start w:val="1"/>
+      <w:numFmt w:val="lowerRoman"/>
+      <w:lvlText w:val="%3."/>
+      <w:lvlJc w:val="right"/>
+      <w:pPr>
+        <w:ind w:left="2160" w:hanging="180"/>
+      </w:pPr>
+    </w:lvl>
+    <w:lvl w:ilvl="3" w:tplc="0402000F" w:tentative="1">
+      <w:start w:val="1"/>
+      <w:numFmt w:val="decimal"/>
+      <w:lvlText w:val="%4."/>
+      <w:lvlJc w:val="left"/>
+      <w:pPr>
+        <w:ind w:left="2880" w:hanging="360"/>
+      </w:pPr>
+    </w:lvl>
+    <w:lvl w:ilvl="4" w:tplc="04020019" w:tentative="1">
+      <w:start w:val="1"/>
+      <w:numFmt w:val="lowerLetter"/>
+      <w:lvlText w:val="%5."/>
+      <w:lvlJc w:val="left"/>
+      <w:pPr>
+        <w:ind w:left="3600" w:hanging="360"/>
+      </w:pPr>
+    </w:lvl>
+    <w:lvl w:ilvl="5" w:tplc="0402001B" w:tentative="1">
+      <w:start w:val="1"/>
+      <w:numFmt w:val="lowerRoman"/>
+      <w:lvlText w:val="%6."/>
+      <w:lvlJc w:val="right"/>
+      <w:pPr>
+        <w:ind w:left="4320" w:hanging="180"/>
+      </w:pPr>
+    </w:lvl>
+    <w:lvl w:ilvl="6" w:tplc="0402000F" w:tentative="1">
+      <w:start w:val="1"/>
+      <w:numFmt w:val="decimal"/>
+      <w:lvlText w:val="%7."/>
+      <w:lvlJc w:val="left"/>
+      <w:pPr>
+        <w:ind w:left="5040" w:hanging="360"/>
+      </w:pPr>
+    </w:lvl>
+    <w:lvl w:ilvl="7" w:tplc="04020019" w:tentative="1">
+      <w:start w:val="1"/>
+      <w:numFmt w:val="lowerLetter"/>
+      <w:lvlText w:val="%8."/>
+      <w:lvlJc w:val="left"/>
+      <w:pPr>
+        <w:ind w:left="5760" w:hanging="360"/>
+      </w:pPr>
+    </w:lvl>
+    <w:lvl w:ilvl="8" w:tplc="0402001B" w:tentative="1">
+      <w:start w:val="1"/>
+      <w:numFmt w:val="lowerRoman"/>
+      <w:lvlText w:val="%9."/>
+      <w:lvlJc w:val="right"/>
+      <w:pPr>
+        <w:ind w:left="6480" w:hanging="180"/>
+      </w:pPr>
+    </w:lvl>
+  </w:abstractNum>
+  <w:abstractNum w:abstractNumId="1" w15:restartNumberingAfterBreak="0">
+    <w:nsid w:val="01FC3CA5"/>
+    <w:multiLevelType w:val="hybridMultilevel"/>
+    <w:tmpl w:val="155CD162"/>
+    <w:lvl w:ilvl="0" w:tplc="0402000F">
+      <w:start w:val="1"/>
+      <w:numFmt w:val="decimal"/>
+      <w:lvlText w:val="%1."/>
+      <w:lvlJc w:val="left"/>
+      <w:pPr>
+        <w:ind w:left="720" w:hanging="360"/>
+      </w:pPr>
+      <w:rPr>
+        <w:rFonts w:hint="default"/>
+      </w:rPr>
+    </w:lvl>
+    <w:lvl w:ilvl="1" w:tplc="04020019" w:tentative="1">
+      <w:start w:val="1"/>
+      <w:numFmt w:val="lowerLetter"/>
+      <w:lvlText w:val="%2."/>
+      <w:lvlJc w:val="left"/>
+      <w:pPr>
+        <w:ind w:left="1440" w:hanging="360"/>
+      </w:pPr>
+    </w:lvl>
+    <w:lvl w:ilvl="2" w:tplc="0402001B" w:tentative="1">
+      <w:start w:val="1"/>
+      <w:numFmt w:val="lowerRoman"/>
+      <w:lvlText w:val="%3."/>
+      <w:lvlJc w:val="right"/>
+      <w:pPr>
+        <w:ind w:left="2160" w:hanging="180"/>
+      </w:pPr>
+    </w:lvl>
+    <w:lvl w:ilvl="3" w:tplc="0402000F" w:tentative="1">
+      <w:start w:val="1"/>
+      <w:numFmt w:val="decimal"/>
+      <w:lvlText w:val="%4."/>
+      <w:lvlJc w:val="left"/>
+      <w:pPr>
+        <w:ind w:left="2880" w:hanging="360"/>
+      </w:pPr>
+    </w:lvl>
+    <w:lvl w:ilvl="4" w:tplc="04020019" w:tentative="1">
+      <w:start w:val="1"/>
+      <w:numFmt w:val="lowerLetter"/>
+      <w:lvlText w:val="%5."/>
+      <w:lvlJc w:val="left"/>
+      <w:pPr>
+        <w:ind w:left="3600" w:hanging="360"/>
+      </w:pPr>
+    </w:lvl>
+    <w:lvl w:ilvl="5" w:tplc="0402001B" w:tentative="1">
+      <w:start w:val="1"/>
+      <w:numFmt w:val="lowerRoman"/>
+      <w:lvlText w:val="%6."/>
+      <w:lvlJc w:val="right"/>
+      <w:pPr>
+        <w:ind w:left="4320" w:hanging="180"/>
+      </w:pPr>
+    </w:lvl>
+    <w:lvl w:ilvl="6" w:tplc="0402000F" w:tentative="1">
+      <w:start w:val="1"/>
+      <w:numFmt w:val="decimal"/>
+      <w:lvlText w:val="%7."/>
+      <w:lvlJc w:val="left"/>
+      <w:pPr>
+        <w:ind w:left="5040" w:hanging="360"/>
+      </w:pPr>
+    </w:lvl>
+    <w:lvl w:ilvl="7" w:tplc="04020019" w:tentative="1">
+      <w:start w:val="1"/>
+      <w:numFmt w:val="lowerLetter"/>
+      <w:lvlText w:val="%8."/>
+      <w:lvlJc w:val="left"/>
+      <w:pPr>
+        <w:ind w:left="5760" w:hanging="360"/>
+      </w:pPr>
+    </w:lvl>
+    <w:lvl w:ilvl="8" w:tplc="0402001B" w:tentative="1">
+      <w:start w:val="1"/>
+      <w:numFmt w:val="lowerRoman"/>
+      <w:lvlText w:val="%9."/>
+      <w:lvlJc w:val="right"/>
+      <w:pPr>
+        <w:ind w:left="6480" w:hanging="180"/>
+      </w:pPr>
+    </w:lvl>
+  </w:abstractNum>
+  <w:abstractNum w:abstractNumId="2" w15:restartNumberingAfterBreak="0">
     <w:nsid w:val="04B41C03"/>
     <w:multiLevelType w:val="hybridMultilevel"/>
     <w:tmpl w:val="3C8E74F2"/>
@@ -6100,7 +10430,7 @@
       </w:pPr>
     </w:lvl>
   </w:abstractNum>
-  <w:abstractNum w:abstractNumId="1" w15:restartNumberingAfterBreak="0">
+  <w:abstractNum w:abstractNumId="3" w15:restartNumberingAfterBreak="0">
     <w:nsid w:val="1536770D"/>
     <w:multiLevelType w:val="multilevel"/>
     <w:tmpl w:val="0D1E95B2"/>
@@ -6249,7 +10579,692 @@
       </w:rPr>
     </w:lvl>
   </w:abstractNum>
-  <w:abstractNum w:abstractNumId="2" w15:restartNumberingAfterBreak="0">
+  <w:abstractNum w:abstractNumId="4" w15:restartNumberingAfterBreak="0">
+    <w:nsid w:val="16590CF0"/>
+    <w:multiLevelType w:val="multilevel"/>
+    <w:tmpl w:val="2A8A711E"/>
+    <w:lvl w:ilvl="0">
+      <w:start w:val="1"/>
+      <w:numFmt w:val="bullet"/>
+      <w:lvlText w:val=""/>
+      <w:lvlJc w:val="left"/>
+      <w:pPr>
+        <w:tabs>
+          <w:tab w:val="num" w:pos="720"/>
+        </w:tabs>
+        <w:ind w:left="720" w:hanging="360"/>
+      </w:pPr>
+      <w:rPr>
+        <w:rFonts w:ascii="Symbol" w:hAnsi="Symbol" w:hint="default"/>
+        <w:sz w:val="20"/>
+      </w:rPr>
+    </w:lvl>
+    <w:lvl w:ilvl="1" w:tentative="1">
+      <w:start w:val="1"/>
+      <w:numFmt w:val="bullet"/>
+      <w:lvlText w:val="o"/>
+      <w:lvlJc w:val="left"/>
+      <w:pPr>
+        <w:tabs>
+          <w:tab w:val="num" w:pos="1440"/>
+        </w:tabs>
+        <w:ind w:left="1440" w:hanging="360"/>
+      </w:pPr>
+      <w:rPr>
+        <w:rFonts w:ascii="Courier New" w:hAnsi="Courier New" w:hint="default"/>
+        <w:sz w:val="20"/>
+      </w:rPr>
+    </w:lvl>
+    <w:lvl w:ilvl="2" w:tentative="1">
+      <w:start w:val="1"/>
+      <w:numFmt w:val="bullet"/>
+      <w:lvlText w:val=""/>
+      <w:lvlJc w:val="left"/>
+      <w:pPr>
+        <w:tabs>
+          <w:tab w:val="num" w:pos="2160"/>
+        </w:tabs>
+        <w:ind w:left="2160" w:hanging="360"/>
+      </w:pPr>
+      <w:rPr>
+        <w:rFonts w:ascii="Wingdings" w:hAnsi="Wingdings" w:hint="default"/>
+        <w:sz w:val="20"/>
+      </w:rPr>
+    </w:lvl>
+    <w:lvl w:ilvl="3" w:tentative="1">
+      <w:start w:val="1"/>
+      <w:numFmt w:val="bullet"/>
+      <w:lvlText w:val=""/>
+      <w:lvlJc w:val="left"/>
+      <w:pPr>
+        <w:tabs>
+          <w:tab w:val="num" w:pos="2880"/>
+        </w:tabs>
+        <w:ind w:left="2880" w:hanging="360"/>
+      </w:pPr>
+      <w:rPr>
+        <w:rFonts w:ascii="Wingdings" w:hAnsi="Wingdings" w:hint="default"/>
+        <w:sz w:val="20"/>
+      </w:rPr>
+    </w:lvl>
+    <w:lvl w:ilvl="4" w:tentative="1">
+      <w:start w:val="1"/>
+      <w:numFmt w:val="bullet"/>
+      <w:lvlText w:val=""/>
+      <w:lvlJc w:val="left"/>
+      <w:pPr>
+        <w:tabs>
+          <w:tab w:val="num" w:pos="3600"/>
+        </w:tabs>
+        <w:ind w:left="3600" w:hanging="360"/>
+      </w:pPr>
+      <w:rPr>
+        <w:rFonts w:ascii="Wingdings" w:hAnsi="Wingdings" w:hint="default"/>
+        <w:sz w:val="20"/>
+      </w:rPr>
+    </w:lvl>
+    <w:lvl w:ilvl="5" w:tentative="1">
+      <w:start w:val="1"/>
+      <w:numFmt w:val="bullet"/>
+      <w:lvlText w:val=""/>
+      <w:lvlJc w:val="left"/>
+      <w:pPr>
+        <w:tabs>
+          <w:tab w:val="num" w:pos="4320"/>
+        </w:tabs>
+        <w:ind w:left="4320" w:hanging="360"/>
+      </w:pPr>
+      <w:rPr>
+        <w:rFonts w:ascii="Wingdings" w:hAnsi="Wingdings" w:hint="default"/>
+        <w:sz w:val="20"/>
+      </w:rPr>
+    </w:lvl>
+    <w:lvl w:ilvl="6" w:tentative="1">
+      <w:start w:val="1"/>
+      <w:numFmt w:val="bullet"/>
+      <w:lvlText w:val=""/>
+      <w:lvlJc w:val="left"/>
+      <w:pPr>
+        <w:tabs>
+          <w:tab w:val="num" w:pos="5040"/>
+        </w:tabs>
+        <w:ind w:left="5040" w:hanging="360"/>
+      </w:pPr>
+      <w:rPr>
+        <w:rFonts w:ascii="Wingdings" w:hAnsi="Wingdings" w:hint="default"/>
+        <w:sz w:val="20"/>
+      </w:rPr>
+    </w:lvl>
+    <w:lvl w:ilvl="7" w:tentative="1">
+      <w:start w:val="1"/>
+      <w:numFmt w:val="bullet"/>
+      <w:lvlText w:val=""/>
+      <w:lvlJc w:val="left"/>
+      <w:pPr>
+        <w:tabs>
+          <w:tab w:val="num" w:pos="5760"/>
+        </w:tabs>
+        <w:ind w:left="5760" w:hanging="360"/>
+      </w:pPr>
+      <w:rPr>
+        <w:rFonts w:ascii="Wingdings" w:hAnsi="Wingdings" w:hint="default"/>
+        <w:sz w:val="20"/>
+      </w:rPr>
+    </w:lvl>
+    <w:lvl w:ilvl="8" w:tentative="1">
+      <w:start w:val="1"/>
+      <w:numFmt w:val="bullet"/>
+      <w:lvlText w:val=""/>
+      <w:lvlJc w:val="left"/>
+      <w:pPr>
+        <w:tabs>
+          <w:tab w:val="num" w:pos="6480"/>
+        </w:tabs>
+        <w:ind w:left="6480" w:hanging="360"/>
+      </w:pPr>
+      <w:rPr>
+        <w:rFonts w:ascii="Wingdings" w:hAnsi="Wingdings" w:hint="default"/>
+        <w:sz w:val="20"/>
+      </w:rPr>
+    </w:lvl>
+  </w:abstractNum>
+  <w:abstractNum w:abstractNumId="5" w15:restartNumberingAfterBreak="0">
+    <w:nsid w:val="17037368"/>
+    <w:multiLevelType w:val="multilevel"/>
+    <w:tmpl w:val="4ADA1B32"/>
+    <w:lvl w:ilvl="0">
+      <w:start w:val="1"/>
+      <w:numFmt w:val="bullet"/>
+      <w:lvlText w:val=""/>
+      <w:lvlJc w:val="left"/>
+      <w:pPr>
+        <w:tabs>
+          <w:tab w:val="num" w:pos="720"/>
+        </w:tabs>
+        <w:ind w:left="720" w:hanging="360"/>
+      </w:pPr>
+      <w:rPr>
+        <w:rFonts w:ascii="Symbol" w:hAnsi="Symbol" w:hint="default"/>
+        <w:sz w:val="20"/>
+      </w:rPr>
+    </w:lvl>
+    <w:lvl w:ilvl="1">
+      <w:start w:val="1"/>
+      <w:numFmt w:val="bullet"/>
+      <w:lvlText w:val="o"/>
+      <w:lvlJc w:val="left"/>
+      <w:pPr>
+        <w:tabs>
+          <w:tab w:val="num" w:pos="1440"/>
+        </w:tabs>
+        <w:ind w:left="1440" w:hanging="360"/>
+      </w:pPr>
+      <w:rPr>
+        <w:rFonts w:ascii="Courier New" w:hAnsi="Courier New" w:hint="default"/>
+        <w:sz w:val="20"/>
+      </w:rPr>
+    </w:lvl>
+    <w:lvl w:ilvl="2" w:tentative="1">
+      <w:start w:val="1"/>
+      <w:numFmt w:val="bullet"/>
+      <w:lvlText w:val=""/>
+      <w:lvlJc w:val="left"/>
+      <w:pPr>
+        <w:tabs>
+          <w:tab w:val="num" w:pos="2160"/>
+        </w:tabs>
+        <w:ind w:left="2160" w:hanging="360"/>
+      </w:pPr>
+      <w:rPr>
+        <w:rFonts w:ascii="Wingdings" w:hAnsi="Wingdings" w:hint="default"/>
+        <w:sz w:val="20"/>
+      </w:rPr>
+    </w:lvl>
+    <w:lvl w:ilvl="3" w:tentative="1">
+      <w:start w:val="1"/>
+      <w:numFmt w:val="bullet"/>
+      <w:lvlText w:val=""/>
+      <w:lvlJc w:val="left"/>
+      <w:pPr>
+        <w:tabs>
+          <w:tab w:val="num" w:pos="2880"/>
+        </w:tabs>
+        <w:ind w:left="2880" w:hanging="360"/>
+      </w:pPr>
+      <w:rPr>
+        <w:rFonts w:ascii="Wingdings" w:hAnsi="Wingdings" w:hint="default"/>
+        <w:sz w:val="20"/>
+      </w:rPr>
+    </w:lvl>
+    <w:lvl w:ilvl="4" w:tentative="1">
+      <w:start w:val="1"/>
+      <w:numFmt w:val="bullet"/>
+      <w:lvlText w:val=""/>
+      <w:lvlJc w:val="left"/>
+      <w:pPr>
+        <w:tabs>
+          <w:tab w:val="num" w:pos="3600"/>
+        </w:tabs>
+        <w:ind w:left="3600" w:hanging="360"/>
+      </w:pPr>
+      <w:rPr>
+        <w:rFonts w:ascii="Wingdings" w:hAnsi="Wingdings" w:hint="default"/>
+        <w:sz w:val="20"/>
+      </w:rPr>
+    </w:lvl>
+    <w:lvl w:ilvl="5" w:tentative="1">
+      <w:start w:val="1"/>
+      <w:numFmt w:val="bullet"/>
+      <w:lvlText w:val=""/>
+      <w:lvlJc w:val="left"/>
+      <w:pPr>
+        <w:tabs>
+          <w:tab w:val="num" w:pos="4320"/>
+        </w:tabs>
+        <w:ind w:left="4320" w:hanging="360"/>
+      </w:pPr>
+      <w:rPr>
+        <w:rFonts w:ascii="Wingdings" w:hAnsi="Wingdings" w:hint="default"/>
+        <w:sz w:val="20"/>
+      </w:rPr>
+    </w:lvl>
+    <w:lvl w:ilvl="6" w:tentative="1">
+      <w:start w:val="1"/>
+      <w:numFmt w:val="bullet"/>
+      <w:lvlText w:val=""/>
+      <w:lvlJc w:val="left"/>
+      <w:pPr>
+        <w:tabs>
+          <w:tab w:val="num" w:pos="5040"/>
+        </w:tabs>
+        <w:ind w:left="5040" w:hanging="360"/>
+      </w:pPr>
+      <w:rPr>
+        <w:rFonts w:ascii="Wingdings" w:hAnsi="Wingdings" w:hint="default"/>
+        <w:sz w:val="20"/>
+      </w:rPr>
+    </w:lvl>
+    <w:lvl w:ilvl="7" w:tentative="1">
+      <w:start w:val="1"/>
+      <w:numFmt w:val="bullet"/>
+      <w:lvlText w:val=""/>
+      <w:lvlJc w:val="left"/>
+      <w:pPr>
+        <w:tabs>
+          <w:tab w:val="num" w:pos="5760"/>
+        </w:tabs>
+        <w:ind w:left="5760" w:hanging="360"/>
+      </w:pPr>
+      <w:rPr>
+        <w:rFonts w:ascii="Wingdings" w:hAnsi="Wingdings" w:hint="default"/>
+        <w:sz w:val="20"/>
+      </w:rPr>
+    </w:lvl>
+    <w:lvl w:ilvl="8" w:tentative="1">
+      <w:start w:val="1"/>
+      <w:numFmt w:val="bullet"/>
+      <w:lvlText w:val=""/>
+      <w:lvlJc w:val="left"/>
+      <w:pPr>
+        <w:tabs>
+          <w:tab w:val="num" w:pos="6480"/>
+        </w:tabs>
+        <w:ind w:left="6480" w:hanging="360"/>
+      </w:pPr>
+      <w:rPr>
+        <w:rFonts w:ascii="Wingdings" w:hAnsi="Wingdings" w:hint="default"/>
+        <w:sz w:val="20"/>
+      </w:rPr>
+    </w:lvl>
+  </w:abstractNum>
+  <w:abstractNum w:abstractNumId="6" w15:restartNumberingAfterBreak="0">
+    <w:nsid w:val="17E139D6"/>
+    <w:multiLevelType w:val="multilevel"/>
+    <w:tmpl w:val="F5BA77BC"/>
+    <w:lvl w:ilvl="0">
+      <w:start w:val="1"/>
+      <w:numFmt w:val="bullet"/>
+      <w:lvlText w:val=""/>
+      <w:lvlJc w:val="left"/>
+      <w:pPr>
+        <w:tabs>
+          <w:tab w:val="num" w:pos="720"/>
+        </w:tabs>
+        <w:ind w:left="720" w:hanging="360"/>
+      </w:pPr>
+      <w:rPr>
+        <w:rFonts w:ascii="Symbol" w:hAnsi="Symbol" w:hint="default"/>
+        <w:sz w:val="20"/>
+      </w:rPr>
+    </w:lvl>
+    <w:lvl w:ilvl="1" w:tentative="1">
+      <w:start w:val="1"/>
+      <w:numFmt w:val="bullet"/>
+      <w:lvlText w:val="o"/>
+      <w:lvlJc w:val="left"/>
+      <w:pPr>
+        <w:tabs>
+          <w:tab w:val="num" w:pos="1440"/>
+        </w:tabs>
+        <w:ind w:left="1440" w:hanging="360"/>
+      </w:pPr>
+      <w:rPr>
+        <w:rFonts w:ascii="Courier New" w:hAnsi="Courier New" w:hint="default"/>
+        <w:sz w:val="20"/>
+      </w:rPr>
+    </w:lvl>
+    <w:lvl w:ilvl="2" w:tentative="1">
+      <w:start w:val="1"/>
+      <w:numFmt w:val="bullet"/>
+      <w:lvlText w:val=""/>
+      <w:lvlJc w:val="left"/>
+      <w:pPr>
+        <w:tabs>
+          <w:tab w:val="num" w:pos="2160"/>
+        </w:tabs>
+        <w:ind w:left="2160" w:hanging="360"/>
+      </w:pPr>
+      <w:rPr>
+        <w:rFonts w:ascii="Wingdings" w:hAnsi="Wingdings" w:hint="default"/>
+        <w:sz w:val="20"/>
+      </w:rPr>
+    </w:lvl>
+    <w:lvl w:ilvl="3" w:tentative="1">
+      <w:start w:val="1"/>
+      <w:numFmt w:val="bullet"/>
+      <w:lvlText w:val=""/>
+      <w:lvlJc w:val="left"/>
+      <w:pPr>
+        <w:tabs>
+          <w:tab w:val="num" w:pos="2880"/>
+        </w:tabs>
+        <w:ind w:left="2880" w:hanging="360"/>
+      </w:pPr>
+      <w:rPr>
+        <w:rFonts w:ascii="Wingdings" w:hAnsi="Wingdings" w:hint="default"/>
+        <w:sz w:val="20"/>
+      </w:rPr>
+    </w:lvl>
+    <w:lvl w:ilvl="4" w:tentative="1">
+      <w:start w:val="1"/>
+      <w:numFmt w:val="bullet"/>
+      <w:lvlText w:val=""/>
+      <w:lvlJc w:val="left"/>
+      <w:pPr>
+        <w:tabs>
+          <w:tab w:val="num" w:pos="3600"/>
+        </w:tabs>
+        <w:ind w:left="3600" w:hanging="360"/>
+      </w:pPr>
+      <w:rPr>
+        <w:rFonts w:ascii="Wingdings" w:hAnsi="Wingdings" w:hint="default"/>
+        <w:sz w:val="20"/>
+      </w:rPr>
+    </w:lvl>
+    <w:lvl w:ilvl="5" w:tentative="1">
+      <w:start w:val="1"/>
+      <w:numFmt w:val="bullet"/>
+      <w:lvlText w:val=""/>
+      <w:lvlJc w:val="left"/>
+      <w:pPr>
+        <w:tabs>
+          <w:tab w:val="num" w:pos="4320"/>
+        </w:tabs>
+        <w:ind w:left="4320" w:hanging="360"/>
+      </w:pPr>
+      <w:rPr>
+        <w:rFonts w:ascii="Wingdings" w:hAnsi="Wingdings" w:hint="default"/>
+        <w:sz w:val="20"/>
+      </w:rPr>
+    </w:lvl>
+    <w:lvl w:ilvl="6" w:tentative="1">
+      <w:start w:val="1"/>
+      <w:numFmt w:val="bullet"/>
+      <w:lvlText w:val=""/>
+      <w:lvlJc w:val="left"/>
+      <w:pPr>
+        <w:tabs>
+          <w:tab w:val="num" w:pos="5040"/>
+        </w:tabs>
+        <w:ind w:left="5040" w:hanging="360"/>
+      </w:pPr>
+      <w:rPr>
+        <w:rFonts w:ascii="Wingdings" w:hAnsi="Wingdings" w:hint="default"/>
+        <w:sz w:val="20"/>
+      </w:rPr>
+    </w:lvl>
+    <w:lvl w:ilvl="7" w:tentative="1">
+      <w:start w:val="1"/>
+      <w:numFmt w:val="bullet"/>
+      <w:lvlText w:val=""/>
+      <w:lvlJc w:val="left"/>
+      <w:pPr>
+        <w:tabs>
+          <w:tab w:val="num" w:pos="5760"/>
+        </w:tabs>
+        <w:ind w:left="5760" w:hanging="360"/>
+      </w:pPr>
+      <w:rPr>
+        <w:rFonts w:ascii="Wingdings" w:hAnsi="Wingdings" w:hint="default"/>
+        <w:sz w:val="20"/>
+      </w:rPr>
+    </w:lvl>
+    <w:lvl w:ilvl="8" w:tentative="1">
+      <w:start w:val="1"/>
+      <w:numFmt w:val="bullet"/>
+      <w:lvlText w:val=""/>
+      <w:lvlJc w:val="left"/>
+      <w:pPr>
+        <w:tabs>
+          <w:tab w:val="num" w:pos="6480"/>
+        </w:tabs>
+        <w:ind w:left="6480" w:hanging="360"/>
+      </w:pPr>
+      <w:rPr>
+        <w:rFonts w:ascii="Wingdings" w:hAnsi="Wingdings" w:hint="default"/>
+        <w:sz w:val="20"/>
+      </w:rPr>
+    </w:lvl>
+  </w:abstractNum>
+  <w:abstractNum w:abstractNumId="7" w15:restartNumberingAfterBreak="0">
+    <w:nsid w:val="25F67872"/>
+    <w:multiLevelType w:val="hybridMultilevel"/>
+    <w:tmpl w:val="155CD162"/>
+    <w:lvl w:ilvl="0" w:tplc="0402000F">
+      <w:start w:val="1"/>
+      <w:numFmt w:val="decimal"/>
+      <w:lvlText w:val="%1."/>
+      <w:lvlJc w:val="left"/>
+      <w:pPr>
+        <w:ind w:left="720" w:hanging="360"/>
+      </w:pPr>
+      <w:rPr>
+        <w:rFonts w:hint="default"/>
+      </w:rPr>
+    </w:lvl>
+    <w:lvl w:ilvl="1" w:tplc="04020019" w:tentative="1">
+      <w:start w:val="1"/>
+      <w:numFmt w:val="lowerLetter"/>
+      <w:lvlText w:val="%2."/>
+      <w:lvlJc w:val="left"/>
+      <w:pPr>
+        <w:ind w:left="1440" w:hanging="360"/>
+      </w:pPr>
+    </w:lvl>
+    <w:lvl w:ilvl="2" w:tplc="0402001B" w:tentative="1">
+      <w:start w:val="1"/>
+      <w:numFmt w:val="lowerRoman"/>
+      <w:lvlText w:val="%3."/>
+      <w:lvlJc w:val="right"/>
+      <w:pPr>
+        <w:ind w:left="2160" w:hanging="180"/>
+      </w:pPr>
+    </w:lvl>
+    <w:lvl w:ilvl="3" w:tplc="0402000F" w:tentative="1">
+      <w:start w:val="1"/>
+      <w:numFmt w:val="decimal"/>
+      <w:lvlText w:val="%4."/>
+      <w:lvlJc w:val="left"/>
+      <w:pPr>
+        <w:ind w:left="2880" w:hanging="360"/>
+      </w:pPr>
+    </w:lvl>
+    <w:lvl w:ilvl="4" w:tplc="04020019" w:tentative="1">
+      <w:start w:val="1"/>
+      <w:numFmt w:val="lowerLetter"/>
+      <w:lvlText w:val="%5."/>
+      <w:lvlJc w:val="left"/>
+      <w:pPr>
+        <w:ind w:left="3600" w:hanging="360"/>
+      </w:pPr>
+    </w:lvl>
+    <w:lvl w:ilvl="5" w:tplc="0402001B" w:tentative="1">
+      <w:start w:val="1"/>
+      <w:numFmt w:val="lowerRoman"/>
+      <w:lvlText w:val="%6."/>
+      <w:lvlJc w:val="right"/>
+      <w:pPr>
+        <w:ind w:left="4320" w:hanging="180"/>
+      </w:pPr>
+    </w:lvl>
+    <w:lvl w:ilvl="6" w:tplc="0402000F" w:tentative="1">
+      <w:start w:val="1"/>
+      <w:numFmt w:val="decimal"/>
+      <w:lvlText w:val="%7."/>
+      <w:lvlJc w:val="left"/>
+      <w:pPr>
+        <w:ind w:left="5040" w:hanging="360"/>
+      </w:pPr>
+    </w:lvl>
+    <w:lvl w:ilvl="7" w:tplc="04020019" w:tentative="1">
+      <w:start w:val="1"/>
+      <w:numFmt w:val="lowerLetter"/>
+      <w:lvlText w:val="%8."/>
+      <w:lvlJc w:val="left"/>
+      <w:pPr>
+        <w:ind w:left="5760" w:hanging="360"/>
+      </w:pPr>
+    </w:lvl>
+    <w:lvl w:ilvl="8" w:tplc="0402001B" w:tentative="1">
+      <w:start w:val="1"/>
+      <w:numFmt w:val="lowerRoman"/>
+      <w:lvlText w:val="%9."/>
+      <w:lvlJc w:val="right"/>
+      <w:pPr>
+        <w:ind w:left="6480" w:hanging="180"/>
+      </w:pPr>
+    </w:lvl>
+  </w:abstractNum>
+  <w:abstractNum w:abstractNumId="8" w15:restartNumberingAfterBreak="0">
+    <w:nsid w:val="32826D58"/>
+    <w:multiLevelType w:val="multilevel"/>
+    <w:tmpl w:val="40FA139C"/>
+    <w:lvl w:ilvl="0">
+      <w:start w:val="1"/>
+      <w:numFmt w:val="bullet"/>
+      <w:lvlText w:val=""/>
+      <w:lvlJc w:val="left"/>
+      <w:pPr>
+        <w:tabs>
+          <w:tab w:val="num" w:pos="720"/>
+        </w:tabs>
+        <w:ind w:left="720" w:hanging="360"/>
+      </w:pPr>
+      <w:rPr>
+        <w:rFonts w:ascii="Symbol" w:hAnsi="Symbol" w:hint="default"/>
+        <w:sz w:val="20"/>
+      </w:rPr>
+    </w:lvl>
+    <w:lvl w:ilvl="1" w:tentative="1">
+      <w:start w:val="1"/>
+      <w:numFmt w:val="bullet"/>
+      <w:lvlText w:val="o"/>
+      <w:lvlJc w:val="left"/>
+      <w:pPr>
+        <w:tabs>
+          <w:tab w:val="num" w:pos="1440"/>
+        </w:tabs>
+        <w:ind w:left="1440" w:hanging="360"/>
+      </w:pPr>
+      <w:rPr>
+        <w:rFonts w:ascii="Courier New" w:hAnsi="Courier New" w:hint="default"/>
+        <w:sz w:val="20"/>
+      </w:rPr>
+    </w:lvl>
+    <w:lvl w:ilvl="2" w:tentative="1">
+      <w:start w:val="1"/>
+      <w:numFmt w:val="bullet"/>
+      <w:lvlText w:val=""/>
+      <w:lvlJc w:val="left"/>
+      <w:pPr>
+        <w:tabs>
+          <w:tab w:val="num" w:pos="2160"/>
+        </w:tabs>
+        <w:ind w:left="2160" w:hanging="360"/>
+      </w:pPr>
+      <w:rPr>
+        <w:rFonts w:ascii="Wingdings" w:hAnsi="Wingdings" w:hint="default"/>
+        <w:sz w:val="20"/>
+      </w:rPr>
+    </w:lvl>
+    <w:lvl w:ilvl="3" w:tentative="1">
+      <w:start w:val="1"/>
+      <w:numFmt w:val="bullet"/>
+      <w:lvlText w:val=""/>
+      <w:lvlJc w:val="left"/>
+      <w:pPr>
+        <w:tabs>
+          <w:tab w:val="num" w:pos="2880"/>
+        </w:tabs>
+        <w:ind w:left="2880" w:hanging="360"/>
+      </w:pPr>
+      <w:rPr>
+        <w:rFonts w:ascii="Wingdings" w:hAnsi="Wingdings" w:hint="default"/>
+        <w:sz w:val="20"/>
+      </w:rPr>
+    </w:lvl>
+    <w:lvl w:ilvl="4" w:tentative="1">
+      <w:start w:val="1"/>
+      <w:numFmt w:val="bullet"/>
+      <w:lvlText w:val=""/>
+      <w:lvlJc w:val="left"/>
+      <w:pPr>
+        <w:tabs>
+          <w:tab w:val="num" w:pos="3600"/>
+        </w:tabs>
+        <w:ind w:left="3600" w:hanging="360"/>
+      </w:pPr>
+      <w:rPr>
+        <w:rFonts w:ascii="Wingdings" w:hAnsi="Wingdings" w:hint="default"/>
+        <w:sz w:val="20"/>
+      </w:rPr>
+    </w:lvl>
+    <w:lvl w:ilvl="5" w:tentative="1">
+      <w:start w:val="1"/>
+      <w:numFmt w:val="bullet"/>
+      <w:lvlText w:val=""/>
+      <w:lvlJc w:val="left"/>
+      <w:pPr>
+        <w:tabs>
+          <w:tab w:val="num" w:pos="4320"/>
+        </w:tabs>
+        <w:ind w:left="4320" w:hanging="360"/>
+      </w:pPr>
+      <w:rPr>
+        <w:rFonts w:ascii="Wingdings" w:hAnsi="Wingdings" w:hint="default"/>
+        <w:sz w:val="20"/>
+      </w:rPr>
+    </w:lvl>
+    <w:lvl w:ilvl="6" w:tentative="1">
+      <w:start w:val="1"/>
+      <w:numFmt w:val="bullet"/>
+      <w:lvlText w:val=""/>
+      <w:lvlJc w:val="left"/>
+      <w:pPr>
+        <w:tabs>
+          <w:tab w:val="num" w:pos="5040"/>
+        </w:tabs>
+        <w:ind w:left="5040" w:hanging="360"/>
+      </w:pPr>
+      <w:rPr>
+        <w:rFonts w:ascii="Wingdings" w:hAnsi="Wingdings" w:hint="default"/>
+        <w:sz w:val="20"/>
+      </w:rPr>
+    </w:lvl>
+    <w:lvl w:ilvl="7" w:tentative="1">
+      <w:start w:val="1"/>
+      <w:numFmt w:val="bullet"/>
+      <w:lvlText w:val=""/>
+      <w:lvlJc w:val="left"/>
+      <w:pPr>
+        <w:tabs>
+          <w:tab w:val="num" w:pos="5760"/>
+        </w:tabs>
+        <w:ind w:left="5760" w:hanging="360"/>
+      </w:pPr>
+      <w:rPr>
+        <w:rFonts w:ascii="Wingdings" w:hAnsi="Wingdings" w:hint="default"/>
+        <w:sz w:val="20"/>
+      </w:rPr>
+    </w:lvl>
+    <w:lvl w:ilvl="8" w:tentative="1">
+      <w:start w:val="1"/>
+      <w:numFmt w:val="bullet"/>
+      <w:lvlText w:val=""/>
+      <w:lvlJc w:val="left"/>
+      <w:pPr>
+        <w:tabs>
+          <w:tab w:val="num" w:pos="6480"/>
+        </w:tabs>
+        <w:ind w:left="6480" w:hanging="360"/>
+      </w:pPr>
+      <w:rPr>
+        <w:rFonts w:ascii="Wingdings" w:hAnsi="Wingdings" w:hint="default"/>
+        <w:sz w:val="20"/>
+      </w:rPr>
+    </w:lvl>
+  </w:abstractNum>
+  <w:abstractNum w:abstractNumId="9" w15:restartNumberingAfterBreak="0">
     <w:nsid w:val="37394071"/>
     <w:multiLevelType w:val="multilevel"/>
     <w:tmpl w:val="4288CF8E"/>
@@ -6370,7 +11385,7 @@
       </w:rPr>
     </w:lvl>
   </w:abstractNum>
-  <w:abstractNum w:abstractNumId="3" w15:restartNumberingAfterBreak="0">
+  <w:abstractNum w:abstractNumId="10" w15:restartNumberingAfterBreak="0">
     <w:nsid w:val="394C67C3"/>
     <w:multiLevelType w:val="hybridMultilevel"/>
     <w:tmpl w:val="751C1AA6"/>
@@ -6459,10 +11474,10 @@
       </w:pPr>
     </w:lvl>
   </w:abstractNum>
-  <w:abstractNum w:abstractNumId="4" w15:restartNumberingAfterBreak="0">
-    <w:nsid w:val="432A5AD0"/>
+  <w:abstractNum w:abstractNumId="11" w15:restartNumberingAfterBreak="0">
+    <w:nsid w:val="3BEC09E8"/>
     <w:multiLevelType w:val="hybridMultilevel"/>
-    <w:tmpl w:val="3C8E74F2"/>
+    <w:tmpl w:val="155CD162"/>
     <w:lvl w:ilvl="0" w:tplc="0402000F">
       <w:start w:val="1"/>
       <w:numFmt w:val="decimal"/>
@@ -6548,7 +11563,394 @@
       </w:pPr>
     </w:lvl>
   </w:abstractNum>
-  <w:abstractNum w:abstractNumId="5" w15:restartNumberingAfterBreak="0">
+  <w:abstractNum w:abstractNumId="12" w15:restartNumberingAfterBreak="0">
+    <w:nsid w:val="432A5AD0"/>
+    <w:multiLevelType w:val="hybridMultilevel"/>
+    <w:tmpl w:val="155CD162"/>
+    <w:lvl w:ilvl="0" w:tplc="0402000F">
+      <w:start w:val="1"/>
+      <w:numFmt w:val="decimal"/>
+      <w:lvlText w:val="%1."/>
+      <w:lvlJc w:val="left"/>
+      <w:pPr>
+        <w:ind w:left="720" w:hanging="360"/>
+      </w:pPr>
+      <w:rPr>
+        <w:rFonts w:hint="default"/>
+      </w:rPr>
+    </w:lvl>
+    <w:lvl w:ilvl="1" w:tplc="04020019" w:tentative="1">
+      <w:start w:val="1"/>
+      <w:numFmt w:val="lowerLetter"/>
+      <w:lvlText w:val="%2."/>
+      <w:lvlJc w:val="left"/>
+      <w:pPr>
+        <w:ind w:left="1440" w:hanging="360"/>
+      </w:pPr>
+    </w:lvl>
+    <w:lvl w:ilvl="2" w:tplc="0402001B" w:tentative="1">
+      <w:start w:val="1"/>
+      <w:numFmt w:val="lowerRoman"/>
+      <w:lvlText w:val="%3."/>
+      <w:lvlJc w:val="right"/>
+      <w:pPr>
+        <w:ind w:left="2160" w:hanging="180"/>
+      </w:pPr>
+    </w:lvl>
+    <w:lvl w:ilvl="3" w:tplc="0402000F" w:tentative="1">
+      <w:start w:val="1"/>
+      <w:numFmt w:val="decimal"/>
+      <w:lvlText w:val="%4."/>
+      <w:lvlJc w:val="left"/>
+      <w:pPr>
+        <w:ind w:left="2880" w:hanging="360"/>
+      </w:pPr>
+    </w:lvl>
+    <w:lvl w:ilvl="4" w:tplc="04020019" w:tentative="1">
+      <w:start w:val="1"/>
+      <w:numFmt w:val="lowerLetter"/>
+      <w:lvlText w:val="%5."/>
+      <w:lvlJc w:val="left"/>
+      <w:pPr>
+        <w:ind w:left="3600" w:hanging="360"/>
+      </w:pPr>
+    </w:lvl>
+    <w:lvl w:ilvl="5" w:tplc="0402001B" w:tentative="1">
+      <w:start w:val="1"/>
+      <w:numFmt w:val="lowerRoman"/>
+      <w:lvlText w:val="%6."/>
+      <w:lvlJc w:val="right"/>
+      <w:pPr>
+        <w:ind w:left="4320" w:hanging="180"/>
+      </w:pPr>
+    </w:lvl>
+    <w:lvl w:ilvl="6" w:tplc="0402000F" w:tentative="1">
+      <w:start w:val="1"/>
+      <w:numFmt w:val="decimal"/>
+      <w:lvlText w:val="%7."/>
+      <w:lvlJc w:val="left"/>
+      <w:pPr>
+        <w:ind w:left="5040" w:hanging="360"/>
+      </w:pPr>
+    </w:lvl>
+    <w:lvl w:ilvl="7" w:tplc="04020019" w:tentative="1">
+      <w:start w:val="1"/>
+      <w:numFmt w:val="lowerLetter"/>
+      <w:lvlText w:val="%8."/>
+      <w:lvlJc w:val="left"/>
+      <w:pPr>
+        <w:ind w:left="5760" w:hanging="360"/>
+      </w:pPr>
+    </w:lvl>
+    <w:lvl w:ilvl="8" w:tplc="0402001B" w:tentative="1">
+      <w:start w:val="1"/>
+      <w:numFmt w:val="lowerRoman"/>
+      <w:lvlText w:val="%9."/>
+      <w:lvlJc w:val="right"/>
+      <w:pPr>
+        <w:ind w:left="6480" w:hanging="180"/>
+      </w:pPr>
+    </w:lvl>
+  </w:abstractNum>
+  <w:abstractNum w:abstractNumId="13" w15:restartNumberingAfterBreak="0">
+    <w:nsid w:val="44907F4F"/>
+    <w:multiLevelType w:val="multilevel"/>
+    <w:tmpl w:val="A4F4BFA2"/>
+    <w:lvl w:ilvl="0">
+      <w:start w:val="1"/>
+      <w:numFmt w:val="bullet"/>
+      <w:lvlText w:val=""/>
+      <w:lvlJc w:val="left"/>
+      <w:pPr>
+        <w:tabs>
+          <w:tab w:val="num" w:pos="720"/>
+        </w:tabs>
+        <w:ind w:left="720" w:hanging="360"/>
+      </w:pPr>
+      <w:rPr>
+        <w:rFonts w:ascii="Symbol" w:hAnsi="Symbol" w:hint="default"/>
+        <w:sz w:val="20"/>
+      </w:rPr>
+    </w:lvl>
+    <w:lvl w:ilvl="1" w:tentative="1">
+      <w:start w:val="1"/>
+      <w:numFmt w:val="bullet"/>
+      <w:lvlText w:val="o"/>
+      <w:lvlJc w:val="left"/>
+      <w:pPr>
+        <w:tabs>
+          <w:tab w:val="num" w:pos="1440"/>
+        </w:tabs>
+        <w:ind w:left="1440" w:hanging="360"/>
+      </w:pPr>
+      <w:rPr>
+        <w:rFonts w:ascii="Courier New" w:hAnsi="Courier New" w:hint="default"/>
+        <w:sz w:val="20"/>
+      </w:rPr>
+    </w:lvl>
+    <w:lvl w:ilvl="2" w:tentative="1">
+      <w:start w:val="1"/>
+      <w:numFmt w:val="bullet"/>
+      <w:lvlText w:val=""/>
+      <w:lvlJc w:val="left"/>
+      <w:pPr>
+        <w:tabs>
+          <w:tab w:val="num" w:pos="2160"/>
+        </w:tabs>
+        <w:ind w:left="2160" w:hanging="360"/>
+      </w:pPr>
+      <w:rPr>
+        <w:rFonts w:ascii="Wingdings" w:hAnsi="Wingdings" w:hint="default"/>
+        <w:sz w:val="20"/>
+      </w:rPr>
+    </w:lvl>
+    <w:lvl w:ilvl="3" w:tentative="1">
+      <w:start w:val="1"/>
+      <w:numFmt w:val="bullet"/>
+      <w:lvlText w:val=""/>
+      <w:lvlJc w:val="left"/>
+      <w:pPr>
+        <w:tabs>
+          <w:tab w:val="num" w:pos="2880"/>
+        </w:tabs>
+        <w:ind w:left="2880" w:hanging="360"/>
+      </w:pPr>
+      <w:rPr>
+        <w:rFonts w:ascii="Wingdings" w:hAnsi="Wingdings" w:hint="default"/>
+        <w:sz w:val="20"/>
+      </w:rPr>
+    </w:lvl>
+    <w:lvl w:ilvl="4" w:tentative="1">
+      <w:start w:val="1"/>
+      <w:numFmt w:val="bullet"/>
+      <w:lvlText w:val=""/>
+      <w:lvlJc w:val="left"/>
+      <w:pPr>
+        <w:tabs>
+          <w:tab w:val="num" w:pos="3600"/>
+        </w:tabs>
+        <w:ind w:left="3600" w:hanging="360"/>
+      </w:pPr>
+      <w:rPr>
+        <w:rFonts w:ascii="Wingdings" w:hAnsi="Wingdings" w:hint="default"/>
+        <w:sz w:val="20"/>
+      </w:rPr>
+    </w:lvl>
+    <w:lvl w:ilvl="5" w:tentative="1">
+      <w:start w:val="1"/>
+      <w:numFmt w:val="bullet"/>
+      <w:lvlText w:val=""/>
+      <w:lvlJc w:val="left"/>
+      <w:pPr>
+        <w:tabs>
+          <w:tab w:val="num" w:pos="4320"/>
+        </w:tabs>
+        <w:ind w:left="4320" w:hanging="360"/>
+      </w:pPr>
+      <w:rPr>
+        <w:rFonts w:ascii="Wingdings" w:hAnsi="Wingdings" w:hint="default"/>
+        <w:sz w:val="20"/>
+      </w:rPr>
+    </w:lvl>
+    <w:lvl w:ilvl="6" w:tentative="1">
+      <w:start w:val="1"/>
+      <w:numFmt w:val="bullet"/>
+      <w:lvlText w:val=""/>
+      <w:lvlJc w:val="left"/>
+      <w:pPr>
+        <w:tabs>
+          <w:tab w:val="num" w:pos="5040"/>
+        </w:tabs>
+        <w:ind w:left="5040" w:hanging="360"/>
+      </w:pPr>
+      <w:rPr>
+        <w:rFonts w:ascii="Wingdings" w:hAnsi="Wingdings" w:hint="default"/>
+        <w:sz w:val="20"/>
+      </w:rPr>
+    </w:lvl>
+    <w:lvl w:ilvl="7" w:tentative="1">
+      <w:start w:val="1"/>
+      <w:numFmt w:val="bullet"/>
+      <w:lvlText w:val=""/>
+      <w:lvlJc w:val="left"/>
+      <w:pPr>
+        <w:tabs>
+          <w:tab w:val="num" w:pos="5760"/>
+        </w:tabs>
+        <w:ind w:left="5760" w:hanging="360"/>
+      </w:pPr>
+      <w:rPr>
+        <w:rFonts w:ascii="Wingdings" w:hAnsi="Wingdings" w:hint="default"/>
+        <w:sz w:val="20"/>
+      </w:rPr>
+    </w:lvl>
+    <w:lvl w:ilvl="8" w:tentative="1">
+      <w:start w:val="1"/>
+      <w:numFmt w:val="bullet"/>
+      <w:lvlText w:val=""/>
+      <w:lvlJc w:val="left"/>
+      <w:pPr>
+        <w:tabs>
+          <w:tab w:val="num" w:pos="6480"/>
+        </w:tabs>
+        <w:ind w:left="6480" w:hanging="360"/>
+      </w:pPr>
+      <w:rPr>
+        <w:rFonts w:ascii="Wingdings" w:hAnsi="Wingdings" w:hint="default"/>
+        <w:sz w:val="20"/>
+      </w:rPr>
+    </w:lvl>
+  </w:abstractNum>
+  <w:abstractNum w:abstractNumId="14" w15:restartNumberingAfterBreak="0">
+    <w:nsid w:val="584A59F7"/>
+    <w:multiLevelType w:val="multilevel"/>
+    <w:tmpl w:val="537A0328"/>
+    <w:lvl w:ilvl="0">
+      <w:start w:val="1"/>
+      <w:numFmt w:val="bullet"/>
+      <w:lvlText w:val=""/>
+      <w:lvlJc w:val="left"/>
+      <w:pPr>
+        <w:tabs>
+          <w:tab w:val="num" w:pos="720"/>
+        </w:tabs>
+        <w:ind w:left="720" w:hanging="360"/>
+      </w:pPr>
+      <w:rPr>
+        <w:rFonts w:ascii="Symbol" w:hAnsi="Symbol" w:hint="default"/>
+        <w:sz w:val="20"/>
+      </w:rPr>
+    </w:lvl>
+    <w:lvl w:ilvl="1" w:tentative="1">
+      <w:start w:val="1"/>
+      <w:numFmt w:val="bullet"/>
+      <w:lvlText w:val="o"/>
+      <w:lvlJc w:val="left"/>
+      <w:pPr>
+        <w:tabs>
+          <w:tab w:val="num" w:pos="1440"/>
+        </w:tabs>
+        <w:ind w:left="1440" w:hanging="360"/>
+      </w:pPr>
+      <w:rPr>
+        <w:rFonts w:ascii="Courier New" w:hAnsi="Courier New" w:hint="default"/>
+        <w:sz w:val="20"/>
+      </w:rPr>
+    </w:lvl>
+    <w:lvl w:ilvl="2" w:tentative="1">
+      <w:start w:val="1"/>
+      <w:numFmt w:val="bullet"/>
+      <w:lvlText w:val=""/>
+      <w:lvlJc w:val="left"/>
+      <w:pPr>
+        <w:tabs>
+          <w:tab w:val="num" w:pos="2160"/>
+        </w:tabs>
+        <w:ind w:left="2160" w:hanging="360"/>
+      </w:pPr>
+      <w:rPr>
+        <w:rFonts w:ascii="Wingdings" w:hAnsi="Wingdings" w:hint="default"/>
+        <w:sz w:val="20"/>
+      </w:rPr>
+    </w:lvl>
+    <w:lvl w:ilvl="3" w:tentative="1">
+      <w:start w:val="1"/>
+      <w:numFmt w:val="bullet"/>
+      <w:lvlText w:val=""/>
+      <w:lvlJc w:val="left"/>
+      <w:pPr>
+        <w:tabs>
+          <w:tab w:val="num" w:pos="2880"/>
+        </w:tabs>
+        <w:ind w:left="2880" w:hanging="360"/>
+      </w:pPr>
+      <w:rPr>
+        <w:rFonts w:ascii="Wingdings" w:hAnsi="Wingdings" w:hint="default"/>
+        <w:sz w:val="20"/>
+      </w:rPr>
+    </w:lvl>
+    <w:lvl w:ilvl="4" w:tentative="1">
+      <w:start w:val="1"/>
+      <w:numFmt w:val="bullet"/>
+      <w:lvlText w:val=""/>
+      <w:lvlJc w:val="left"/>
+      <w:pPr>
+        <w:tabs>
+          <w:tab w:val="num" w:pos="3600"/>
+        </w:tabs>
+        <w:ind w:left="3600" w:hanging="360"/>
+      </w:pPr>
+      <w:rPr>
+        <w:rFonts w:ascii="Wingdings" w:hAnsi="Wingdings" w:hint="default"/>
+        <w:sz w:val="20"/>
+      </w:rPr>
+    </w:lvl>
+    <w:lvl w:ilvl="5" w:tentative="1">
+      <w:start w:val="1"/>
+      <w:numFmt w:val="bullet"/>
+      <w:lvlText w:val=""/>
+      <w:lvlJc w:val="left"/>
+      <w:pPr>
+        <w:tabs>
+          <w:tab w:val="num" w:pos="4320"/>
+        </w:tabs>
+        <w:ind w:left="4320" w:hanging="360"/>
+      </w:pPr>
+      <w:rPr>
+        <w:rFonts w:ascii="Wingdings" w:hAnsi="Wingdings" w:hint="default"/>
+        <w:sz w:val="20"/>
+      </w:rPr>
+    </w:lvl>
+    <w:lvl w:ilvl="6" w:tentative="1">
+      <w:start w:val="1"/>
+      <w:numFmt w:val="bullet"/>
+      <w:lvlText w:val=""/>
+      <w:lvlJc w:val="left"/>
+      <w:pPr>
+        <w:tabs>
+          <w:tab w:val="num" w:pos="5040"/>
+        </w:tabs>
+        <w:ind w:left="5040" w:hanging="360"/>
+      </w:pPr>
+      <w:rPr>
+        <w:rFonts w:ascii="Wingdings" w:hAnsi="Wingdings" w:hint="default"/>
+        <w:sz w:val="20"/>
+      </w:rPr>
+    </w:lvl>
+    <w:lvl w:ilvl="7" w:tentative="1">
+      <w:start w:val="1"/>
+      <w:numFmt w:val="bullet"/>
+      <w:lvlText w:val=""/>
+      <w:lvlJc w:val="left"/>
+      <w:pPr>
+        <w:tabs>
+          <w:tab w:val="num" w:pos="5760"/>
+        </w:tabs>
+        <w:ind w:left="5760" w:hanging="360"/>
+      </w:pPr>
+      <w:rPr>
+        <w:rFonts w:ascii="Wingdings" w:hAnsi="Wingdings" w:hint="default"/>
+        <w:sz w:val="20"/>
+      </w:rPr>
+    </w:lvl>
+    <w:lvl w:ilvl="8" w:tentative="1">
+      <w:start w:val="1"/>
+      <w:numFmt w:val="bullet"/>
+      <w:lvlText w:val=""/>
+      <w:lvlJc w:val="left"/>
+      <w:pPr>
+        <w:tabs>
+          <w:tab w:val="num" w:pos="6480"/>
+        </w:tabs>
+        <w:ind w:left="6480" w:hanging="360"/>
+      </w:pPr>
+      <w:rPr>
+        <w:rFonts w:ascii="Wingdings" w:hAnsi="Wingdings" w:hint="default"/>
+        <w:sz w:val="20"/>
+      </w:rPr>
+    </w:lvl>
+  </w:abstractNum>
+  <w:abstractNum w:abstractNumId="15" w15:restartNumberingAfterBreak="0">
     <w:nsid w:val="5EFE131B"/>
     <w:multiLevelType w:val="multilevel"/>
     <w:tmpl w:val="7FE642D8"/>
@@ -6666,7 +12068,7 @@
       </w:rPr>
     </w:lvl>
   </w:abstractNum>
-  <w:abstractNum w:abstractNumId="6" w15:restartNumberingAfterBreak="0">
+  <w:abstractNum w:abstractNumId="16" w15:restartNumberingAfterBreak="0">
     <w:nsid w:val="67DE0C5C"/>
     <w:multiLevelType w:val="hybridMultilevel"/>
     <w:tmpl w:val="17CA27D8"/>
@@ -6779,26 +12181,208 @@
       </w:rPr>
     </w:lvl>
   </w:abstractNum>
+  <w:abstractNum w:abstractNumId="17" w15:restartNumberingAfterBreak="0">
+    <w:nsid w:val="73A85801"/>
+    <w:multiLevelType w:val="multilevel"/>
+    <w:tmpl w:val="B810CE0E"/>
+    <w:lvl w:ilvl="0">
+      <w:start w:val="1"/>
+      <w:numFmt w:val="bullet"/>
+      <w:lvlText w:val=""/>
+      <w:lvlJc w:val="left"/>
+      <w:pPr>
+        <w:tabs>
+          <w:tab w:val="num" w:pos="720"/>
+        </w:tabs>
+        <w:ind w:left="720" w:hanging="360"/>
+      </w:pPr>
+      <w:rPr>
+        <w:rFonts w:ascii="Symbol" w:hAnsi="Symbol" w:hint="default"/>
+        <w:sz w:val="20"/>
+      </w:rPr>
+    </w:lvl>
+    <w:lvl w:ilvl="1" w:tentative="1">
+      <w:start w:val="1"/>
+      <w:numFmt w:val="bullet"/>
+      <w:lvlText w:val="o"/>
+      <w:lvlJc w:val="left"/>
+      <w:pPr>
+        <w:tabs>
+          <w:tab w:val="num" w:pos="1440"/>
+        </w:tabs>
+        <w:ind w:left="1440" w:hanging="360"/>
+      </w:pPr>
+      <w:rPr>
+        <w:rFonts w:ascii="Courier New" w:hAnsi="Courier New" w:hint="default"/>
+        <w:sz w:val="20"/>
+      </w:rPr>
+    </w:lvl>
+    <w:lvl w:ilvl="2" w:tentative="1">
+      <w:start w:val="1"/>
+      <w:numFmt w:val="bullet"/>
+      <w:lvlText w:val=""/>
+      <w:lvlJc w:val="left"/>
+      <w:pPr>
+        <w:tabs>
+          <w:tab w:val="num" w:pos="2160"/>
+        </w:tabs>
+        <w:ind w:left="2160" w:hanging="360"/>
+      </w:pPr>
+      <w:rPr>
+        <w:rFonts w:ascii="Wingdings" w:hAnsi="Wingdings" w:hint="default"/>
+        <w:sz w:val="20"/>
+      </w:rPr>
+    </w:lvl>
+    <w:lvl w:ilvl="3" w:tentative="1">
+      <w:start w:val="1"/>
+      <w:numFmt w:val="bullet"/>
+      <w:lvlText w:val=""/>
+      <w:lvlJc w:val="left"/>
+      <w:pPr>
+        <w:tabs>
+          <w:tab w:val="num" w:pos="2880"/>
+        </w:tabs>
+        <w:ind w:left="2880" w:hanging="360"/>
+      </w:pPr>
+      <w:rPr>
+        <w:rFonts w:ascii="Wingdings" w:hAnsi="Wingdings" w:hint="default"/>
+        <w:sz w:val="20"/>
+      </w:rPr>
+    </w:lvl>
+    <w:lvl w:ilvl="4" w:tentative="1">
+      <w:start w:val="1"/>
+      <w:numFmt w:val="bullet"/>
+      <w:lvlText w:val=""/>
+      <w:lvlJc w:val="left"/>
+      <w:pPr>
+        <w:tabs>
+          <w:tab w:val="num" w:pos="3600"/>
+        </w:tabs>
+        <w:ind w:left="3600" w:hanging="360"/>
+      </w:pPr>
+      <w:rPr>
+        <w:rFonts w:ascii="Wingdings" w:hAnsi="Wingdings" w:hint="default"/>
+        <w:sz w:val="20"/>
+      </w:rPr>
+    </w:lvl>
+    <w:lvl w:ilvl="5" w:tentative="1">
+      <w:start w:val="1"/>
+      <w:numFmt w:val="bullet"/>
+      <w:lvlText w:val=""/>
+      <w:lvlJc w:val="left"/>
+      <w:pPr>
+        <w:tabs>
+          <w:tab w:val="num" w:pos="4320"/>
+        </w:tabs>
+        <w:ind w:left="4320" w:hanging="360"/>
+      </w:pPr>
+      <w:rPr>
+        <w:rFonts w:ascii="Wingdings" w:hAnsi="Wingdings" w:hint="default"/>
+        <w:sz w:val="20"/>
+      </w:rPr>
+    </w:lvl>
+    <w:lvl w:ilvl="6" w:tentative="1">
+      <w:start w:val="1"/>
+      <w:numFmt w:val="bullet"/>
+      <w:lvlText w:val=""/>
+      <w:lvlJc w:val="left"/>
+      <w:pPr>
+        <w:tabs>
+          <w:tab w:val="num" w:pos="5040"/>
+        </w:tabs>
+        <w:ind w:left="5040" w:hanging="360"/>
+      </w:pPr>
+      <w:rPr>
+        <w:rFonts w:ascii="Wingdings" w:hAnsi="Wingdings" w:hint="default"/>
+        <w:sz w:val="20"/>
+      </w:rPr>
+    </w:lvl>
+    <w:lvl w:ilvl="7" w:tentative="1">
+      <w:start w:val="1"/>
+      <w:numFmt w:val="bullet"/>
+      <w:lvlText w:val=""/>
+      <w:lvlJc w:val="left"/>
+      <w:pPr>
+        <w:tabs>
+          <w:tab w:val="num" w:pos="5760"/>
+        </w:tabs>
+        <w:ind w:left="5760" w:hanging="360"/>
+      </w:pPr>
+      <w:rPr>
+        <w:rFonts w:ascii="Wingdings" w:hAnsi="Wingdings" w:hint="default"/>
+        <w:sz w:val="20"/>
+      </w:rPr>
+    </w:lvl>
+    <w:lvl w:ilvl="8" w:tentative="1">
+      <w:start w:val="1"/>
+      <w:numFmt w:val="bullet"/>
+      <w:lvlText w:val=""/>
+      <w:lvlJc w:val="left"/>
+      <w:pPr>
+        <w:tabs>
+          <w:tab w:val="num" w:pos="6480"/>
+        </w:tabs>
+        <w:ind w:left="6480" w:hanging="360"/>
+      </w:pPr>
+      <w:rPr>
+        <w:rFonts w:ascii="Wingdings" w:hAnsi="Wingdings" w:hint="default"/>
+        <w:sz w:val="20"/>
+      </w:rPr>
+    </w:lvl>
+  </w:abstractNum>
   <w:num w:numId="1">
-    <w:abstractNumId w:val="5"/>
+    <w:abstractNumId w:val="15"/>
   </w:num>
   <w:num w:numId="2">
+    <w:abstractNumId w:val="12"/>
+  </w:num>
+  <w:num w:numId="3">
+    <w:abstractNumId w:val="3"/>
+  </w:num>
+  <w:num w:numId="4">
+    <w:abstractNumId w:val="10"/>
+  </w:num>
+  <w:num w:numId="5">
+    <w:abstractNumId w:val="9"/>
+  </w:num>
+  <w:num w:numId="6">
+    <w:abstractNumId w:val="16"/>
+  </w:num>
+  <w:num w:numId="7">
+    <w:abstractNumId w:val="2"/>
+  </w:num>
+  <w:num w:numId="8">
+    <w:abstractNumId w:val="17"/>
+  </w:num>
+  <w:num w:numId="9">
+    <w:abstractNumId w:val="1"/>
+  </w:num>
+  <w:num w:numId="10">
+    <w:abstractNumId w:val="14"/>
+  </w:num>
+  <w:num w:numId="11">
+    <w:abstractNumId w:val="8"/>
+  </w:num>
+  <w:num w:numId="12">
+    <w:abstractNumId w:val="13"/>
+  </w:num>
+  <w:num w:numId="13">
+    <w:abstractNumId w:val="6"/>
+  </w:num>
+  <w:num w:numId="14">
+    <w:abstractNumId w:val="11"/>
+  </w:num>
+  <w:num w:numId="15">
+    <w:abstractNumId w:val="0"/>
+  </w:num>
+  <w:num w:numId="16">
+    <w:abstractNumId w:val="7"/>
+  </w:num>
+  <w:num w:numId="17">
     <w:abstractNumId w:val="4"/>
   </w:num>
-  <w:num w:numId="3">
-    <w:abstractNumId w:val="1"/>
-  </w:num>
-  <w:num w:numId="4">
-    <w:abstractNumId w:val="3"/>
-  </w:num>
-  <w:num w:numId="5">
-    <w:abstractNumId w:val="2"/>
-  </w:num>
-  <w:num w:numId="6">
-    <w:abstractNumId w:val="6"/>
-  </w:num>
-  <w:num w:numId="7">
-    <w:abstractNumId w:val="0"/>
+  <w:num w:numId="18">
+    <w:abstractNumId w:val="5"/>
   </w:num>
 </w:numbering>
 </file>
@@ -7277,9 +12861,33 @@
       <w:szCs w:val="24"/>
     </w:rPr>
   </w:style>
+  <w:style w:type="paragraph" w:styleId="Heading4">
+    <w:name w:val="heading 4"/>
+    <w:basedOn w:val="Normal"/>
+    <w:next w:val="Normal"/>
+    <w:link w:val="Heading4Char"/>
+    <w:uiPriority w:val="9"/>
+    <w:semiHidden/>
+    <w:unhideWhenUsed/>
+    <w:qFormat/>
+    <w:rsid w:val="00E66271"/>
+    <w:pPr>
+      <w:keepNext/>
+      <w:keepLines/>
+      <w:spacing w:before="40" w:after="0"/>
+      <w:outlineLvl w:val="3"/>
+    </w:pPr>
+    <w:rPr>
+      <w:rFonts w:asciiTheme="majorHAnsi" w:eastAsiaTheme="majorEastAsia" w:hAnsiTheme="majorHAnsi" w:cstheme="majorBidi"/>
+      <w:i/>
+      <w:iCs/>
+      <w:color w:val="2F5496" w:themeColor="accent1" w:themeShade="BF"/>
+    </w:rPr>
+  </w:style>
   <w:style w:type="character" w:default="1" w:styleId="DefaultParagraphFont">
     <w:name w:val="Default Paragraph Font"/>
     <w:uiPriority w:val="1"/>
+    <w:semiHidden/>
     <w:unhideWhenUsed/>
   </w:style>
   <w:style w:type="table" w:default="1" w:styleId="TableNormal">
@@ -7467,6 +13075,45 @@
     <w:rPr>
       <w:b/>
       <w:bCs/>
+    </w:rPr>
+  </w:style>
+  <w:style w:type="character" w:styleId="Emphasis">
+    <w:name w:val="Emphasis"/>
+    <w:basedOn w:val="DefaultParagraphFont"/>
+    <w:uiPriority w:val="20"/>
+    <w:qFormat/>
+    <w:rsid w:val="0014399E"/>
+    <w:rPr>
+      <w:i/>
+      <w:iCs/>
+    </w:rPr>
+  </w:style>
+  <w:style w:type="character" w:customStyle="1" w:styleId="Heading4Char">
+    <w:name w:val="Heading 4 Char"/>
+    <w:basedOn w:val="DefaultParagraphFont"/>
+    <w:link w:val="Heading4"/>
+    <w:uiPriority w:val="9"/>
+    <w:semiHidden/>
+    <w:rsid w:val="00E66271"/>
+    <w:rPr>
+      <w:rFonts w:asciiTheme="majorHAnsi" w:eastAsiaTheme="majorEastAsia" w:hAnsiTheme="majorHAnsi" w:cstheme="majorBidi"/>
+      <w:i/>
+      <w:iCs/>
+      <w:color w:val="2F5496" w:themeColor="accent1" w:themeShade="BF"/>
+      <w:lang w:eastAsia="bg-BG"/>
+    </w:rPr>
+  </w:style>
+  <w:style w:type="character" w:styleId="HTMLCode">
+    <w:name w:val="HTML Code"/>
+    <w:basedOn w:val="DefaultParagraphFont"/>
+    <w:uiPriority w:val="99"/>
+    <w:semiHidden/>
+    <w:unhideWhenUsed/>
+    <w:rsid w:val="00E66271"/>
+    <w:rPr>
+      <w:rFonts w:ascii="Courier New" w:eastAsia="Times New Roman" w:hAnsi="Courier New" w:cs="Courier New"/>
+      <w:sz w:val="20"/>
+      <w:szCs w:val="20"/>
     </w:rPr>
   </w:style>
 </w:styles>
